--- a/backend/template/2_Template_SPT_v2.docx
+++ b/backend/template/2_Template_SPT_v2.docx
@@ -1,23 +1,24 @@
 
 <file path=word/document.xml><?xml version="1.0" encoding="utf-8"?>
-<w:document xmlns:mc="http://schemas.openxmlformats.org/markup-compatibility/2006" xmlns:o="urn:schemas-microsoft-com:office:office" xmlns:r="http://schemas.openxmlformats.org/officeDocument/2006/relationships" xmlns:m="http://schemas.openxmlformats.org/officeDocument/2006/math" xmlns:v="urn:schemas-microsoft-com:vml" xmlns:wp="http://schemas.openxmlformats.org/drawingml/2006/wordprocessingDrawing" xmlns:w10="urn:schemas-microsoft-com:office:word" xmlns:w="http://schemas.openxmlformats.org/wordprocessingml/2006/main" xmlns:wne="http://schemas.microsoft.com/office/word/2006/wordml" xmlns:sl="http://schemas.openxmlformats.org/schemaLibrary/2006/main" xmlns:a="http://schemas.openxmlformats.org/drawingml/2006/main" xmlns:pic="http://schemas.openxmlformats.org/drawingml/2006/picture" xmlns:c="http://schemas.openxmlformats.org/drawingml/2006/chart" xmlns:lc="http://schemas.openxmlformats.org/drawingml/2006/lockedCanvas" xmlns:dgm="http://schemas.openxmlformats.org/drawingml/2006/diagram" xmlns:wps="http://schemas.microsoft.com/office/word/2010/wordprocessingShape" xmlns:wpg="http://schemas.microsoft.com/office/word/2010/wordprocessingGroup" xmlns:w14="http://schemas.microsoft.com/office/word/2010/wordml" xmlns:w15="http://schemas.microsoft.com/office/word/2012/wordml" xmlns:w16="http://schemas.microsoft.com/office/word/2018/wordml" xmlns:w16cex="http://schemas.microsoft.com/office/word/2018/wordml/cex" xmlns:w16cid="http://schemas.microsoft.com/office/word/2016/wordml/cid" xmlns="http://schemas.microsoft.com/office/tasks/2019/documenttasks" xmlns:cr="http://schemas.microsoft.com/office/comments/2020/reactions">
+<w:document xmlns:wpc="http://schemas.microsoft.com/office/word/2010/wordprocessingCanvas" xmlns:cx="http://schemas.microsoft.com/office/drawing/2014/chartex" xmlns:cx1="http://schemas.microsoft.com/office/drawing/2015/9/8/chartex" xmlns:cx2="http://schemas.microsoft.com/office/drawing/2015/10/21/chartex" xmlns:cx3="http://schemas.microsoft.com/office/drawing/2016/5/9/chartex" xmlns:cx4="http://schemas.microsoft.com/office/drawing/2016/5/10/chartex" xmlns:cx5="http://schemas.microsoft.com/office/drawing/2016/5/11/chartex" xmlns:cx6="http://schemas.microsoft.com/office/drawing/2016/5/12/chartex" xmlns:cx7="http://schemas.microsoft.com/office/drawing/2016/5/13/chartex" xmlns:cx8="http://schemas.microsoft.com/office/drawing/2016/5/14/chartex" xmlns:mc="http://schemas.openxmlformats.org/markup-compatibility/2006" xmlns:aink="http://schemas.microsoft.com/office/drawing/2016/ink" xmlns:am3d="http://schemas.microsoft.com/office/drawing/2017/model3d" xmlns:o="urn:schemas-microsoft-com:office:office" xmlns:oel="http://schemas.microsoft.com/office/2019/extlst" xmlns:r="http://schemas.openxmlformats.org/officeDocument/2006/relationships" xmlns:m="http://schemas.openxmlformats.org/officeDocument/2006/math" xmlns:v="urn:schemas-microsoft-com:vml" xmlns:wp14="http://schemas.microsoft.com/office/word/2010/wordprocessingDrawing" xmlns:wp="http://schemas.openxmlformats.org/drawingml/2006/wordprocessingDrawing" xmlns:w10="urn:schemas-microsoft-com:office:word" xmlns:w="http://schemas.openxmlformats.org/wordprocessingml/2006/main" xmlns:w14="http://schemas.microsoft.com/office/word/2010/wordml" xmlns:w15="http://schemas.microsoft.com/office/word/2012/wordml" xmlns:w16cex="http://schemas.microsoft.com/office/word/2018/wordml/cex" xmlns:w16cid="http://schemas.microsoft.com/office/word/2016/wordml/cid" xmlns:w16="http://schemas.microsoft.com/office/word/2018/wordml" xmlns:w16du="http://schemas.microsoft.com/office/word/2023/wordml/word16du" xmlns:w16sdtdh="http://schemas.microsoft.com/office/word/2020/wordml/sdtdatahash" xmlns:w16sdtfl="http://schemas.microsoft.com/office/word/2024/wordml/sdtformatlock" xmlns:w16se="http://schemas.microsoft.com/office/word/2015/wordml/symex" xmlns:wpg="http://schemas.microsoft.com/office/word/2010/wordprocessingGroup" xmlns:wpi="http://schemas.microsoft.com/office/word/2010/wordprocessingInk" xmlns:wne="http://schemas.microsoft.com/office/word/2006/wordml" xmlns:wps="http://schemas.microsoft.com/office/word/2010/wordprocessingShape" mc:Ignorable="w14 w15 w16se w16cid w16 w16cex w16sdtdh w16sdtfl w16du wp14">
   <w:body>
     <w:p>
       <w:pPr>
         <w:rPr>
-          <w:rFonts w:ascii="Times New Roman" w:cs="Times New Roman" w:eastAsia="Times New Roman" w:hAnsi="Times New Roman"/>
-          <w:b w:val="1"/>
-          <w:bCs w:val="1"/>
+          <w:rFonts w:ascii="Times New Roman" w:eastAsia="Times New Roman" w:hAnsi="Times New Roman" w:cs="Times New Roman"/>
+          <w:b/>
+          <w:bCs/>
         </w:rPr>
       </w:pPr>
       <w:r>
         <w:rPr>
-          <w:rFonts w:ascii="Times New Roman" w:cs="Times New Roman" w:eastAsia="Times New Roman" w:hAnsi="Times New Roman"/>
-          <w:b w:val="1"/>
-          <w:bCs w:val="1"/>
+          <w:rFonts w:ascii="Times New Roman" w:eastAsia="Times New Roman" w:hAnsi="Times New Roman" w:cs="Times New Roman"/>
+          <w:b/>
+          <w:bCs/>
+          <w:noProof/>
         </w:rPr>
         <w:drawing>
-          <wp:anchor allowOverlap="1" behindDoc="0" distB="114300" distT="114300" distL="114300" distR="114300" hidden="0" layoutInCell="1" locked="0" relativeHeight="0" simplePos="0">
+          <wp:anchor distT="114300" distB="114300" distL="114300" distR="114300" simplePos="0" relativeHeight="251658240" behindDoc="0" locked="0" layoutInCell="1" hidden="0" allowOverlap="1" wp14:anchorId="4BC9A15E" wp14:editId="114072AF">
             <wp:simplePos x="0" y="0"/>
             <wp:positionH relativeFrom="margin">
               <wp:posOffset>-685799</wp:posOffset>
@@ -26,19 +27,20 @@
               <wp:posOffset>-809624</wp:posOffset>
             </wp:positionV>
             <wp:extent cx="7273834" cy="1223963"/>
-            <wp:effectExtent b="0" l="0" r="0" t="0"/>
+            <wp:effectExtent l="0" t="0" r="0" b="0"/>
             <wp:wrapNone/>
             <wp:docPr id="1" name="image1.png"/>
-            <a:graphic>
+            <wp:cNvGraphicFramePr/>
+            <a:graphic xmlns:a="http://schemas.openxmlformats.org/drawingml/2006/main">
               <a:graphicData uri="http://schemas.openxmlformats.org/drawingml/2006/picture">
-                <pic:pic>
+                <pic:pic xmlns:pic="http://schemas.openxmlformats.org/drawingml/2006/picture">
                   <pic:nvPicPr>
                     <pic:cNvPr id="0" name="image1.png"/>
                     <pic:cNvPicPr preferRelativeResize="0"/>
                   </pic:nvPicPr>
                   <pic:blipFill>
-                    <a:blip r:embed="rId6"/>
-                    <a:srcRect b="0" l="0" r="0" t="0"/>
+                    <a:blip r:embed="rId5"/>
+                    <a:srcRect/>
                     <a:stretch>
                       <a:fillRect/>
                     </a:stretch>
@@ -48,7 +50,9 @@
                       <a:off x="0" y="0"/>
                       <a:ext cx="7273834" cy="1223963"/>
                     </a:xfrm>
-                    <a:prstGeom prst="rect"/>
+                    <a:prstGeom prst="rect">
+                      <a:avLst/>
+                    </a:prstGeom>
                     <a:ln/>
                   </pic:spPr>
                 </pic:pic>
@@ -57,38 +61,27 @@
           </wp:anchor>
         </w:drawing>
       </w:r>
-      <w:r>
-        <w:rPr>
-          <w:rtl w:val="0"/>
-        </w:rPr>
-      </w:r>
     </w:p>
     <w:p>
       <w:pPr>
         <w:rPr>
-          <w:rFonts w:ascii="Times New Roman" w:cs="Times New Roman" w:eastAsia="Times New Roman" w:hAnsi="Times New Roman"/>
-          <w:b w:val="1"/>
-          <w:bCs w:val="1"/>
-        </w:rPr>
-      </w:pPr>
-      <w:r>
-        <w:rPr>
-          <w:rtl w:val="0"/>
-        </w:rPr>
-      </w:r>
+          <w:rFonts w:ascii="Times New Roman" w:eastAsia="Times New Roman" w:hAnsi="Times New Roman" w:cs="Times New Roman"/>
+          <w:b/>
+          <w:bCs/>
+        </w:rPr>
+      </w:pPr>
     </w:p>
     <w:p>
       <w:pPr>
         <w:widowControl w:val="0"/>
         <w:spacing w:line="240" w:lineRule="auto"/>
         <w:rPr>
-          <w:rFonts w:ascii="Times New Roman" w:cs="Times New Roman" w:eastAsia="Times New Roman" w:hAnsi="Times New Roman"/>
+          <w:rFonts w:ascii="Times New Roman" w:eastAsia="Times New Roman" w:hAnsi="Times New Roman" w:cs="Times New Roman"/>
         </w:rPr>
       </w:pPr>
       <w:r>
         <w:rPr>
-          <w:rFonts w:ascii="Times New Roman" w:cs="Times New Roman" w:eastAsia="Times New Roman" w:hAnsi="Times New Roman"/>
-          <w:rtl w:val="0"/>
+          <w:rFonts w:ascii="Times New Roman" w:eastAsia="Times New Roman" w:hAnsi="Times New Roman" w:cs="Times New Roman"/>
         </w:rPr>
         <w:tab/>
       </w:r>
@@ -99,22 +92,16 @@
         <w:spacing w:line="240" w:lineRule="auto"/>
         <w:jc w:val="center"/>
         <w:rPr>
-          <w:rFonts w:ascii="Times New Roman" w:cs="Times New Roman" w:eastAsia="Times New Roman" w:hAnsi="Times New Roman"/>
+          <w:rFonts w:ascii="Times New Roman" w:eastAsia="Times New Roman" w:hAnsi="Times New Roman" w:cs="Times New Roman"/>
         </w:rPr>
       </w:pPr>
       <w:r>
         <w:rPr>
-          <w:rFonts w:ascii="Times New Roman" w:cs="Times New Roman" w:eastAsia="Times New Roman" w:hAnsi="Times New Roman"/>
-          <w:b w:val="1"/>
-          <w:bCs w:val="1"/>
-          <w:rtl w:val="0"/>
-        </w:rPr>
-        <w:t xml:space="preserve">SURAT TUGAS</w:t>
-      </w:r>
-      <w:r>
-        <w:rPr>
-          <w:rtl w:val="0"/>
-        </w:rPr>
+          <w:rFonts w:ascii="Times New Roman" w:eastAsia="Times New Roman" w:hAnsi="Times New Roman" w:cs="Times New Roman"/>
+          <w:b/>
+          <w:bCs/>
+        </w:rPr>
+        <w:t>SURAT TUGAS</w:t>
       </w:r>
     </w:p>
     <w:p>
@@ -123,448 +110,661 @@
         <w:spacing w:line="240" w:lineRule="auto"/>
         <w:ind w:firstLine="2552"/>
         <w:rPr>
-          <w:rFonts w:ascii="Times New Roman" w:cs="Times New Roman" w:eastAsia="Times New Roman" w:hAnsi="Times New Roman"/>
-          <w:b w:val="1"/>
-          <w:bCs w:val="1"/>
+          <w:rFonts w:ascii="Times New Roman" w:eastAsia="Times New Roman" w:hAnsi="Times New Roman" w:cs="Times New Roman"/>
+          <w:b/>
+          <w:bCs/>
         </w:rPr>
       </w:pPr>
       <w:r>
         <w:rPr>
-          <w:rFonts w:ascii="Times New Roman" w:cs="Times New Roman" w:eastAsia="Times New Roman" w:hAnsi="Times New Roman"/>
-          <w:b w:val="1"/>
-          <w:bCs w:val="1"/>
-          <w:rtl w:val="0"/>
-        </w:rPr>
-        <w:t xml:space="preserve">NOMOR : {{nomor_surat}}</w:t>
+          <w:rFonts w:ascii="Times New Roman" w:eastAsia="Times New Roman" w:hAnsi="Times New Roman" w:cs="Times New Roman"/>
+          <w:b/>
+          <w:bCs/>
+        </w:rPr>
+        <w:t>NOMOR : {{nomor_surat}}</w:t>
       </w:r>
     </w:p>
     <w:p>
       <w:pPr>
         <w:widowControl w:val="0"/>
         <w:tabs>
-          <w:tab w:val="left" w:leader="none" w:pos="1440"/>
-          <w:tab w:val="left" w:leader="none" w:pos="1710"/>
+          <w:tab w:val="left" w:pos="1440"/>
+          <w:tab w:val="left" w:pos="1710"/>
         </w:tabs>
         <w:spacing w:line="240" w:lineRule="auto"/>
         <w:jc w:val="both"/>
         <w:rPr>
-          <w:rFonts w:ascii="Times New Roman" w:cs="Times New Roman" w:eastAsia="Times New Roman" w:hAnsi="Times New Roman"/>
+          <w:rFonts w:ascii="Times New Roman" w:eastAsia="Times New Roman" w:hAnsi="Times New Roman" w:cs="Times New Roman"/>
+        </w:rPr>
+      </w:pPr>
+    </w:p>
+    <w:tbl>
+      <w:tblPr>
+        <w:tblStyle w:val="TableGrid"/>
+        <w:tblW w:w="9067" w:type="dxa"/>
+        <w:tblBorders>
+          <w:top w:val="none" w:sz="0" w:space="0" w:color="auto"/>
+          <w:left w:val="none" w:sz="0" w:space="0" w:color="auto"/>
+          <w:bottom w:val="none" w:sz="0" w:space="0" w:color="auto"/>
+          <w:right w:val="none" w:sz="0" w:space="0" w:color="auto"/>
+          <w:insideH w:val="none" w:sz="0" w:space="0" w:color="auto"/>
+          <w:insideV w:val="none" w:sz="0" w:space="0" w:color="auto"/>
+        </w:tblBorders>
+        <w:tblLayout w:type="fixed"/>
+        <w:tblLook w:val="04A0" w:firstRow="1" w:lastRow="0" w:firstColumn="1" w:lastColumn="0" w:noHBand="0" w:noVBand="1"/>
+      </w:tblPr>
+      <w:tblGrid>
+        <w:gridCol w:w="1555"/>
+        <w:gridCol w:w="278"/>
+        <w:gridCol w:w="7234"/>
+      </w:tblGrid>
+      <w:tr>
+        <w:tc>
+          <w:tcPr>
+            <w:tcW w:w="1555" w:type="dxa"/>
+          </w:tcPr>
+          <w:p>
+            <w:pPr>
+              <w:widowControl w:val="0"/>
+              <w:tabs>
+                <w:tab w:val="left" w:pos="1701"/>
+                <w:tab w:val="left" w:pos="1985"/>
+                <w:tab w:val="left" w:pos="2430"/>
+              </w:tabs>
+              <w:spacing w:line="276" w:lineRule="auto"/>
+              <w:jc w:val="both"/>
+              <w:rPr>
+                <w:rFonts w:ascii="Times New Roman" w:eastAsia="Times New Roman" w:hAnsi="Times New Roman" w:cs="Times New Roman"/>
+              </w:rPr>
+            </w:pPr>
+            <w:r>
+              <w:rPr>
+                <w:rFonts w:ascii="Times New Roman" w:eastAsia="Times New Roman" w:hAnsi="Times New Roman" w:cs="Times New Roman"/>
+              </w:rPr>
+              <w:t>Menimbang</w:t>
+            </w:r>
+          </w:p>
+        </w:tc>
+        <w:tc>
+          <w:tcPr>
+            <w:tcW w:w="278" w:type="dxa"/>
+          </w:tcPr>
+          <w:p>
+            <w:pPr>
+              <w:widowControl w:val="0"/>
+              <w:tabs>
+                <w:tab w:val="left" w:pos="1701"/>
+                <w:tab w:val="left" w:pos="1985"/>
+                <w:tab w:val="left" w:pos="2430"/>
+              </w:tabs>
+              <w:spacing w:line="276" w:lineRule="auto"/>
+              <w:jc w:val="both"/>
+              <w:rPr>
+                <w:rFonts w:ascii="Times New Roman" w:eastAsia="Times New Roman" w:hAnsi="Times New Roman" w:cs="Times New Roman"/>
+              </w:rPr>
+            </w:pPr>
+            <w:r>
+              <w:rPr>
+                <w:rFonts w:ascii="Times New Roman" w:eastAsia="Times New Roman" w:hAnsi="Times New Roman" w:cs="Times New Roman"/>
+              </w:rPr>
+              <w:t>:</w:t>
+            </w:r>
+          </w:p>
+        </w:tc>
+        <w:tc>
+          <w:tcPr>
+            <w:tcW w:w="7234" w:type="dxa"/>
+          </w:tcPr>
+          <w:p>
+            <w:pPr>
+              <w:pStyle w:val="ListParagraph"/>
+              <w:widowControl w:val="0"/>
+              <w:numPr>
+                <w:ilvl w:val="0"/>
+                <w:numId w:val="1"/>
+              </w:numPr>
+              <w:tabs>
+                <w:tab w:val="left" w:pos="1701"/>
+                <w:tab w:val="left" w:pos="1985"/>
+                <w:tab w:val="left" w:pos="2430"/>
+              </w:tabs>
+              <w:spacing w:line="276" w:lineRule="auto"/>
+              <w:ind w:left="605"/>
+              <w:jc w:val="both"/>
+              <w:rPr>
+                <w:rFonts w:ascii="Times New Roman" w:eastAsia="Times New Roman" w:hAnsi="Times New Roman" w:cs="Times New Roman"/>
+              </w:rPr>
+            </w:pPr>
+            <w:r>
+              <w:rPr>
+                <w:rFonts w:ascii="Times New Roman" w:eastAsia="Times New Roman" w:hAnsi="Times New Roman" w:cs="Times New Roman"/>
+              </w:rPr>
+              <w:t>bahwa dalam rangka {{maksud_perjalanan}}.</w:t>
+            </w:r>
+          </w:p>
+          <w:p>
+            <w:pPr>
+              <w:pStyle w:val="ListParagraph"/>
+              <w:widowControl w:val="0"/>
+              <w:numPr>
+                <w:ilvl w:val="0"/>
+                <w:numId w:val="1"/>
+              </w:numPr>
+              <w:tabs>
+                <w:tab w:val="left" w:pos="1701"/>
+                <w:tab w:val="left" w:pos="1985"/>
+                <w:tab w:val="left" w:pos="2430"/>
+              </w:tabs>
+              <w:spacing w:line="276" w:lineRule="auto"/>
+              <w:ind w:left="605"/>
+              <w:jc w:val="both"/>
+              <w:rPr>
+                <w:rFonts w:ascii="Times New Roman" w:eastAsia="Times New Roman" w:hAnsi="Times New Roman" w:cs="Times New Roman"/>
+              </w:rPr>
+            </w:pPr>
+            <w:r>
+              <w:rPr>
+                <w:rFonts w:ascii="Times New Roman" w:eastAsia="Times New Roman" w:hAnsi="Times New Roman" w:cs="Times New Roman"/>
+              </w:rPr>
+              <w:t>bahwa untuk menjalankan kegiatan tersebut pada butir a, perlu menugaskan pegawai tersebut di bawah ini :</w:t>
+            </w:r>
+          </w:p>
+          <w:p>
+            <w:pPr>
+              <w:pStyle w:val="ListParagraph"/>
+              <w:widowControl w:val="0"/>
+              <w:tabs>
+                <w:tab w:val="left" w:pos="1701"/>
+                <w:tab w:val="left" w:pos="1985"/>
+                <w:tab w:val="left" w:pos="2430"/>
+              </w:tabs>
+              <w:spacing w:line="276" w:lineRule="auto"/>
+              <w:ind w:left="605"/>
+              <w:jc w:val="both"/>
+              <w:rPr>
+                <w:rFonts w:ascii="Times New Roman" w:eastAsia="Times New Roman" w:hAnsi="Times New Roman" w:cs="Times New Roman"/>
+              </w:rPr>
+            </w:pPr>
+          </w:p>
+        </w:tc>
+      </w:tr>
+      <w:tr>
+        <w:tc>
+          <w:tcPr>
+            <w:tcW w:w="1555" w:type="dxa"/>
+          </w:tcPr>
+          <w:p>
+            <w:pPr>
+              <w:widowControl w:val="0"/>
+              <w:tabs>
+                <w:tab w:val="left" w:pos="1701"/>
+                <w:tab w:val="left" w:pos="1985"/>
+                <w:tab w:val="left" w:pos="2430"/>
+              </w:tabs>
+              <w:spacing w:line="276" w:lineRule="auto"/>
+              <w:jc w:val="both"/>
+              <w:rPr>
+                <w:rFonts w:ascii="Times New Roman" w:eastAsia="Times New Roman" w:hAnsi="Times New Roman" w:cs="Times New Roman"/>
+              </w:rPr>
+            </w:pPr>
+            <w:r>
+              <w:rPr>
+                <w:rFonts w:ascii="Times New Roman" w:eastAsia="Times New Roman" w:hAnsi="Times New Roman" w:cs="Times New Roman"/>
+              </w:rPr>
+              <w:t>Dasar</w:t>
+            </w:r>
+          </w:p>
+        </w:tc>
+        <w:tc>
+          <w:tcPr>
+            <w:tcW w:w="278" w:type="dxa"/>
+          </w:tcPr>
+          <w:p>
+            <w:pPr>
+              <w:widowControl w:val="0"/>
+              <w:tabs>
+                <w:tab w:val="left" w:pos="1701"/>
+                <w:tab w:val="left" w:pos="1985"/>
+                <w:tab w:val="left" w:pos="2430"/>
+              </w:tabs>
+              <w:spacing w:line="276" w:lineRule="auto"/>
+              <w:jc w:val="both"/>
+              <w:rPr>
+                <w:rFonts w:ascii="Times New Roman" w:eastAsia="Times New Roman" w:hAnsi="Times New Roman" w:cs="Times New Roman"/>
+              </w:rPr>
+            </w:pPr>
+            <w:r>
+              <w:rPr>
+                <w:rFonts w:ascii="Times New Roman" w:eastAsia="Times New Roman" w:hAnsi="Times New Roman" w:cs="Times New Roman"/>
+              </w:rPr>
+              <w:t>:</w:t>
+            </w:r>
+          </w:p>
+        </w:tc>
+        <w:tc>
+          <w:tcPr>
+            <w:tcW w:w="7234" w:type="dxa"/>
+          </w:tcPr>
+          <w:p>
+            <w:pPr>
+              <w:pStyle w:val="ListParagraph"/>
+              <w:widowControl w:val="0"/>
+              <w:numPr>
+                <w:ilvl w:val="0"/>
+                <w:numId w:val="2"/>
+              </w:numPr>
+              <w:tabs>
+                <w:tab w:val="left" w:pos="1701"/>
+                <w:tab w:val="left" w:pos="1985"/>
+                <w:tab w:val="left" w:pos="2430"/>
+              </w:tabs>
+              <w:spacing w:line="276" w:lineRule="auto"/>
+              <w:ind w:left="605"/>
+              <w:jc w:val="both"/>
+              <w:rPr>
+                <w:rFonts w:ascii="Times New Roman" w:eastAsia="Times New Roman" w:hAnsi="Times New Roman" w:cs="Times New Roman"/>
+              </w:rPr>
+            </w:pPr>
+            <w:r>
+              <w:rPr>
+                <w:rFonts w:ascii="Times New Roman" w:eastAsia="Times New Roman" w:hAnsi="Times New Roman" w:cs="Times New Roman"/>
+              </w:rPr>
+              <w:t>Peraturan Menteri Pertanian Nomor 02 Tahun 2025 tanggal 08 Januari 2025 tentang Organisasi dan Tata Kerja Kementerian Pertanian.</w:t>
+            </w:r>
+          </w:p>
+          <w:p>
+            <w:pPr>
+              <w:pStyle w:val="ListParagraph"/>
+              <w:widowControl w:val="0"/>
+              <w:numPr>
+                <w:ilvl w:val="0"/>
+                <w:numId w:val="2"/>
+              </w:numPr>
+              <w:tabs>
+                <w:tab w:val="left" w:pos="1701"/>
+                <w:tab w:val="left" w:pos="1985"/>
+                <w:tab w:val="left" w:pos="2430"/>
+              </w:tabs>
+              <w:spacing w:line="276" w:lineRule="auto"/>
+              <w:ind w:left="605"/>
+              <w:jc w:val="both"/>
+              <w:rPr>
+                <w:rFonts w:ascii="Times New Roman" w:eastAsia="Times New Roman" w:hAnsi="Times New Roman" w:cs="Times New Roman"/>
+              </w:rPr>
+            </w:pPr>
+            <w:r>
+              <w:rPr>
+                <w:rFonts w:ascii="Times New Roman" w:eastAsia="Times New Roman" w:hAnsi="Times New Roman" w:cs="Times New Roman"/>
+              </w:rPr>
+              <w:t>Keputusan Menteri Pertanian Nomor : 923/Kpts/KP.230/M/12/2022 tanggal tentang Pemberhentian, Pemindahan dan Pengangkatan dalam Jabatan Pimpinan Tinggi Pratama Di lingkungan Kementerian Pertanian.</w:t>
+            </w:r>
+          </w:p>
+          <w:p>
+            <w:pPr>
+              <w:pStyle w:val="ListParagraph"/>
+              <w:widowControl w:val="0"/>
+              <w:numPr>
+                <w:ilvl w:val="0"/>
+                <w:numId w:val="2"/>
+              </w:numPr>
+              <w:tabs>
+                <w:tab w:val="left" w:pos="1701"/>
+                <w:tab w:val="left" w:pos="1985"/>
+                <w:tab w:val="left" w:pos="2430"/>
+              </w:tabs>
+              <w:spacing w:line="276" w:lineRule="auto"/>
+              <w:ind w:left="605"/>
+              <w:jc w:val="both"/>
+              <w:rPr>
+                <w:rFonts w:ascii="Times New Roman" w:eastAsia="Times New Roman" w:hAnsi="Times New Roman" w:cs="Times New Roman"/>
+              </w:rPr>
+            </w:pPr>
+            <w:r>
+              <w:rPr>
+                <w:rFonts w:ascii="Times New Roman" w:eastAsia="Times New Roman" w:hAnsi="Times New Roman" w:cs="Times New Roman"/>
+              </w:rPr>
+              <w:t>Daftar Isian Pelaksanaan Anggaran (DIPA) Petikan Satker (691321) Direktorat Jenderal Lahan dan Irigasi Pertanian TA. 225 NOMOR : SP DIPA- 018.13.1.691321/2025 Tanggal 1 Desember 2025.</w:t>
+            </w:r>
+          </w:p>
+        </w:tc>
+      </w:tr>
+    </w:tbl>
+    <w:p>
+      <w:pPr>
+        <w:widowControl w:val="0"/>
+        <w:tabs>
+          <w:tab w:val="left" w:pos="1276"/>
+          <w:tab w:val="left" w:pos="1440"/>
+          <w:tab w:val="left" w:pos="1620"/>
+          <w:tab w:val="left" w:pos="1800"/>
+          <w:tab w:val="left" w:pos="2520"/>
+        </w:tabs>
+        <w:spacing w:line="240" w:lineRule="auto"/>
+        <w:ind w:left="266" w:right="390"/>
+        <w:jc w:val="center"/>
+        <w:rPr>
+          <w:rFonts w:ascii="Times New Roman" w:eastAsia="Times New Roman" w:hAnsi="Times New Roman" w:cs="Times New Roman"/>
+        </w:rPr>
+      </w:pPr>
+    </w:p>
+    <w:p>
+      <w:pPr>
+        <w:widowControl w:val="0"/>
+        <w:tabs>
+          <w:tab w:val="left" w:pos="1276"/>
+          <w:tab w:val="left" w:pos="1440"/>
+          <w:tab w:val="left" w:pos="1620"/>
+          <w:tab w:val="left" w:pos="1800"/>
+          <w:tab w:val="left" w:pos="2520"/>
+        </w:tabs>
+        <w:spacing w:line="240" w:lineRule="auto"/>
+        <w:ind w:left="266" w:right="390"/>
+        <w:jc w:val="center"/>
+        <w:rPr>
+          <w:rFonts w:ascii="Times New Roman" w:eastAsia="Times New Roman" w:hAnsi="Times New Roman" w:cs="Times New Roman"/>
         </w:rPr>
       </w:pPr>
       <w:r>
         <w:rPr>
-          <w:rtl w:val="0"/>
-        </w:rPr>
+          <w:rFonts w:ascii="Times New Roman" w:eastAsia="Times New Roman" w:hAnsi="Times New Roman" w:cs="Times New Roman"/>
+        </w:rPr>
+        <w:t>Memberi Tugas :</w:t>
       </w:r>
     </w:p>
     <w:p>
       <w:pPr>
         <w:widowControl w:val="0"/>
         <w:tabs>
-          <w:tab w:val="left" w:leader="none" w:pos="1701"/>
-          <w:tab w:val="left" w:leader="none" w:pos="1985"/>
-          <w:tab w:val="left" w:leader="none" w:pos="2410"/>
-        </w:tabs>
-        <w:spacing w:line="240" w:lineRule="auto"/>
-        <w:ind w:left="2410"/>
-        <w:jc w:val="both"/>
-        <w:rPr>
-          <w:rFonts w:ascii="Times New Roman" w:cs="Times New Roman" w:eastAsia="Times New Roman" w:hAnsi="Times New Roman"/>
-        </w:rPr>
-      </w:pPr>
-      <w:r>
-        <w:rPr>
-          <w:rFonts w:ascii="Times New Roman" w:cs="Times New Roman" w:eastAsia="Times New Roman" w:hAnsi="Times New Roman"/>
-          <w:rtl w:val="0"/>
-        </w:rPr>
-        <w:t xml:space="preserve">Menimbang</w:t>
-        <w:tab/>
-        <w:t xml:space="preserve">: </w:t>
-        <w:tab/>
-        <w:t xml:space="preserve">a.</w:t>
-        <w:tab/>
-        <w:t xml:space="preserve">bahwa dalam rangka {{maksud_perjalanan}}.</w:t>
-      </w:r>
-    </w:p>
-    <w:p>
-      <w:pPr>
-        <w:widowControl w:val="0"/>
-        <w:tabs>
-          <w:tab w:val="left" w:leader="none" w:pos="1701"/>
-          <w:tab w:val="left" w:leader="none" w:pos="1985"/>
-          <w:tab w:val="left" w:leader="none" w:pos="2410"/>
-        </w:tabs>
-        <w:spacing w:line="240" w:lineRule="auto"/>
-        <w:ind w:left="2410"/>
-        <w:jc w:val="both"/>
-        <w:rPr>
-          <w:rFonts w:ascii="Times New Roman" w:cs="Times New Roman" w:eastAsia="Times New Roman" w:hAnsi="Times New Roman"/>
-        </w:rPr>
-      </w:pPr>
-      <w:r>
-        <w:rPr>
-          <w:rFonts w:ascii="Times New Roman" w:cs="Times New Roman" w:eastAsia="Times New Roman" w:hAnsi="Times New Roman"/>
-          <w:rtl w:val="0"/>
-        </w:rPr>
-        <w:tab/>
-        <w:tab/>
-        <w:t xml:space="preserve">b.</w:t>
-        <w:tab/>
-        <w:t xml:space="preserve">bahwa untuk menjalankan kegiatan tersebut pada butir a, perlu menugaskan pegawai tersebut di bawah ini : </w:t>
-      </w:r>
-    </w:p>
-    <w:p>
-      <w:pPr>
-        <w:widowControl w:val="0"/>
-        <w:tabs>
-          <w:tab w:val="left" w:leader="none" w:pos="1701"/>
-          <w:tab w:val="left" w:leader="none" w:pos="1985"/>
-          <w:tab w:val="left" w:leader="none" w:pos="2410"/>
-        </w:tabs>
-        <w:spacing w:line="240" w:lineRule="auto"/>
-        <w:ind w:left="2410"/>
-        <w:jc w:val="both"/>
-        <w:rPr>
-          <w:rFonts w:ascii="Times New Roman" w:cs="Times New Roman" w:eastAsia="Times New Roman" w:hAnsi="Times New Roman"/>
-        </w:rPr>
-      </w:pPr>
-      <w:r>
-        <w:rPr>
-          <w:rtl w:val="0"/>
-        </w:rPr>
-      </w:r>
-    </w:p>
-    <w:p>
-      <w:pPr>
-        <w:widowControl w:val="0"/>
-        <w:tabs>
-          <w:tab w:val="left" w:leader="none" w:pos="1701"/>
-          <w:tab w:val="left" w:leader="none" w:pos="1985"/>
-          <w:tab w:val="left" w:leader="none" w:pos="2410"/>
-        </w:tabs>
-        <w:spacing w:line="240" w:lineRule="auto"/>
-        <w:ind w:left="2410"/>
-        <w:jc w:val="both"/>
-        <w:rPr>
-          <w:rFonts w:ascii="Times New Roman" w:cs="Times New Roman" w:eastAsia="Times New Roman" w:hAnsi="Times New Roman"/>
-        </w:rPr>
-      </w:pPr>
-      <w:r>
-        <w:rPr>
-          <w:rFonts w:ascii="Times New Roman" w:cs="Times New Roman" w:eastAsia="Times New Roman" w:hAnsi="Times New Roman"/>
-          <w:rtl w:val="0"/>
-        </w:rPr>
-        <w:t xml:space="preserve">Dasar</w:t>
-        <w:tab/>
-        <w:t xml:space="preserve">:  </w:t>
-        <w:tab/>
-        <w:t xml:space="preserve">1.</w:t>
-        <w:tab/>
-        <w:t xml:space="preserve">Peraturan Menteri Pertanian Nomor 02 Tahun 2025 tanggal 08 Januari 2025 tentang Organisasi dan Tata Kerja Kementerian Pertanian.</w:t>
-      </w:r>
-    </w:p>
-    <w:p>
-      <w:pPr>
-        <w:widowControl w:val="0"/>
-        <w:tabs>
-          <w:tab w:val="left" w:leader="none" w:pos="1701"/>
-          <w:tab w:val="left" w:leader="none" w:pos="1985"/>
-          <w:tab w:val="left" w:leader="none" w:pos="2410"/>
-        </w:tabs>
-        <w:spacing w:line="240" w:lineRule="auto"/>
-        <w:ind w:left="2410"/>
-        <w:jc w:val="both"/>
-        <w:rPr>
-          <w:rFonts w:ascii="Times New Roman" w:cs="Times New Roman" w:eastAsia="Times New Roman" w:hAnsi="Times New Roman"/>
-        </w:rPr>
-      </w:pPr>
-      <w:r>
-        <w:rPr>
-          <w:rFonts w:ascii="Times New Roman" w:cs="Times New Roman" w:eastAsia="Times New Roman" w:hAnsi="Times New Roman"/>
-          <w:rtl w:val="0"/>
-        </w:rPr>
-        <w:tab/>
-        <w:tab/>
-        <w:t xml:space="preserve">2.</w:t>
-        <w:tab/>
-        <w:t xml:space="preserve">Keputusan Menteri Pertanian Nomor : 923/Kpts/KP.230/M/12/2022 tanggal tentang Pemberhentian, Pemindahan dan Pengangkatan dalam Jabatan Pimpinan Tinggi Pratama Di lingkungan Kementerian Pertanian.</w:t>
-      </w:r>
-    </w:p>
-    <w:p>
-      <w:pPr>
-        <w:widowControl w:val="0"/>
-        <w:tabs>
-          <w:tab w:val="left" w:leader="none" w:pos="1701"/>
-          <w:tab w:val="left" w:leader="none" w:pos="1985"/>
-          <w:tab w:val="left" w:leader="none" w:pos="2430"/>
-        </w:tabs>
-        <w:spacing w:line="240" w:lineRule="auto"/>
-        <w:ind w:left="2410"/>
-        <w:jc w:val="both"/>
-        <w:rPr>
-          <w:rFonts w:ascii="Times New Roman" w:cs="Times New Roman" w:eastAsia="Times New Roman" w:hAnsi="Times New Roman"/>
-        </w:rPr>
-      </w:pPr>
-      <w:r>
-        <w:rPr>
-          <w:rFonts w:ascii="Times New Roman" w:cs="Times New Roman" w:eastAsia="Times New Roman" w:hAnsi="Times New Roman"/>
-          <w:rtl w:val="0"/>
-        </w:rPr>
-        <w:tab/>
-        <w:tab/>
-        <w:t xml:space="preserve">3.</w:t>
-        <w:tab/>
-        <w:t xml:space="preserve">Daftar Isian Pelaksanaan Anggaran (DIPA) Petikan Satker (691321) Direktorat Jenderal Lahan dan Irigasi Pertanian TA. 225 NOMOR : SP DIPA- 018.13.1.691321/2025 Tanggal 1 Desember 2025.</w:t>
-      </w:r>
-    </w:p>
-    <w:p>
-      <w:pPr>
-        <w:widowControl w:val="0"/>
-        <w:tabs>
-          <w:tab w:val="left" w:leader="none" w:pos="1276"/>
-          <w:tab w:val="left" w:leader="none" w:pos="1440"/>
-          <w:tab w:val="left" w:leader="none" w:pos="1620"/>
-          <w:tab w:val="left" w:leader="none" w:pos="1800"/>
-          <w:tab w:val="left" w:leader="none" w:pos="2520"/>
-        </w:tabs>
-        <w:spacing w:line="240" w:lineRule="auto"/>
-        <w:ind w:left="266" w:right="390" w:firstLine="0"/>
-        <w:jc w:val="center"/>
-        <w:rPr>
-          <w:rFonts w:ascii="Times New Roman" w:cs="Times New Roman" w:eastAsia="Times New Roman" w:hAnsi="Times New Roman"/>
-        </w:rPr>
-      </w:pPr>
-      <w:r>
-        <w:rPr>
-          <w:rtl w:val="0"/>
-        </w:rPr>
-      </w:r>
-    </w:p>
-    <w:p>
-      <w:pPr>
-        <w:widowControl w:val="0"/>
-        <w:tabs>
-          <w:tab w:val="left" w:leader="none" w:pos="1276"/>
-          <w:tab w:val="left" w:leader="none" w:pos="1440"/>
-          <w:tab w:val="left" w:leader="none" w:pos="1620"/>
-          <w:tab w:val="left" w:leader="none" w:pos="1800"/>
-          <w:tab w:val="left" w:leader="none" w:pos="2520"/>
-        </w:tabs>
-        <w:spacing w:line="240" w:lineRule="auto"/>
-        <w:ind w:left="266" w:right="390" w:firstLine="0"/>
-        <w:jc w:val="center"/>
-        <w:rPr>
-          <w:rFonts w:ascii="Times New Roman" w:cs="Times New Roman" w:eastAsia="Times New Roman" w:hAnsi="Times New Roman"/>
-        </w:rPr>
-      </w:pPr>
-      <w:r>
-        <w:rPr>
-          <w:rFonts w:ascii="Times New Roman" w:cs="Times New Roman" w:eastAsia="Times New Roman" w:hAnsi="Times New Roman"/>
-          <w:rtl w:val="0"/>
-        </w:rPr>
-        <w:t xml:space="preserve">Memberi Tugas :</w:t>
-      </w:r>
-    </w:p>
-    <w:p>
-      <w:pPr>
-        <w:widowControl w:val="0"/>
-        <w:tabs>
-          <w:tab w:val="left" w:leader="none" w:pos="1276"/>
-          <w:tab w:val="left" w:leader="none" w:pos="1440"/>
-          <w:tab w:val="left" w:leader="none" w:pos="1620"/>
-          <w:tab w:val="left" w:leader="none" w:pos="1800"/>
-          <w:tab w:val="left" w:leader="none" w:pos="2520"/>
-        </w:tabs>
-        <w:spacing w:line="240" w:lineRule="auto"/>
-        <w:ind w:left="266" w:right="390" w:firstLine="0"/>
-        <w:jc w:val="center"/>
-        <w:rPr>
-          <w:rFonts w:ascii="Times New Roman" w:cs="Times New Roman" w:eastAsia="Times New Roman" w:hAnsi="Times New Roman"/>
-        </w:rPr>
-      </w:pPr>
-      <w:r>
-        <w:rPr>
-          <w:rtl w:val="0"/>
-        </w:rPr>
-      </w:r>
-    </w:p>
-    <w:p>
-      <w:pPr>
-        <w:widowControl w:val="0"/>
-        <w:tabs>
-          <w:tab w:val="left" w:leader="none" w:pos="1701"/>
-          <w:tab w:val="left" w:leader="none" w:pos="1800"/>
-          <w:tab w:val="left" w:leader="none" w:pos="1843"/>
-          <w:tab w:val="left" w:leader="none" w:pos="2410"/>
+          <w:tab w:val="left" w:pos="1701"/>
+          <w:tab w:val="left" w:pos="1800"/>
+          <w:tab w:val="left" w:pos="1843"/>
+          <w:tab w:val="left" w:pos="2410"/>
         </w:tabs>
         <w:spacing w:line="240" w:lineRule="auto"/>
         <w:ind w:right="391"/>
         <w:jc w:val="both"/>
         <w:rPr>
-          <w:rFonts w:ascii="Times New Roman" w:cs="Times New Roman" w:eastAsia="Times New Roman" w:hAnsi="Times New Roman"/>
-        </w:rPr>
-      </w:pPr>
-      <w:r>
-        <w:rPr>
-          <w:rFonts w:ascii="Times New Roman" w:cs="Times New Roman" w:eastAsia="Times New Roman" w:hAnsi="Times New Roman"/>
-          <w:rtl w:val="0"/>
-        </w:rPr>
-        <w:t xml:space="preserve">Kepada</w:t>
-        <w:tab/>
-        <w:t xml:space="preserve">: (Daftar Terlampir)</w:t>
-      </w:r>
+          <w:rFonts w:ascii="Times New Roman" w:eastAsia="Times New Roman" w:hAnsi="Times New Roman" w:cs="Times New Roman"/>
+        </w:rPr>
+      </w:pPr>
+    </w:p>
+    <w:tbl>
+      <w:tblPr>
+        <w:tblStyle w:val="TableGrid"/>
+        <w:tblW w:w="9067" w:type="dxa"/>
+        <w:tblBorders>
+          <w:top w:val="none" w:sz="0" w:space="0" w:color="auto"/>
+          <w:left w:val="none" w:sz="0" w:space="0" w:color="auto"/>
+          <w:bottom w:val="none" w:sz="0" w:space="0" w:color="auto"/>
+          <w:right w:val="none" w:sz="0" w:space="0" w:color="auto"/>
+          <w:insideH w:val="none" w:sz="0" w:space="0" w:color="auto"/>
+          <w:insideV w:val="none" w:sz="0" w:space="0" w:color="auto"/>
+        </w:tblBorders>
+        <w:tblLook w:val="04A0" w:firstRow="1" w:lastRow="0" w:firstColumn="1" w:lastColumn="0" w:noHBand="0" w:noVBand="1"/>
+      </w:tblPr>
+      <w:tblGrid>
+        <w:gridCol w:w="1555"/>
+        <w:gridCol w:w="283"/>
+        <w:gridCol w:w="7229"/>
+      </w:tblGrid>
+      <w:tr>
+        <w:tc>
+          <w:tcPr>
+            <w:tcW w:w="1555" w:type="dxa"/>
+          </w:tcPr>
+          <w:p>
+            <w:pPr>
+              <w:widowControl w:val="0"/>
+              <w:tabs>
+                <w:tab w:val="left" w:pos="1701"/>
+                <w:tab w:val="left" w:pos="1985"/>
+                <w:tab w:val="left" w:pos="2410"/>
+              </w:tabs>
+              <w:spacing w:line="276" w:lineRule="auto"/>
+              <w:jc w:val="both"/>
+              <w:rPr>
+                <w:rFonts w:ascii="Times New Roman" w:eastAsia="Times New Roman" w:hAnsi="Times New Roman" w:cs="Times New Roman"/>
+              </w:rPr>
+            </w:pPr>
+            <w:r>
+              <w:rPr>
+                <w:rFonts w:ascii="Times New Roman" w:eastAsia="Times New Roman" w:hAnsi="Times New Roman" w:cs="Times New Roman"/>
+              </w:rPr>
+              <w:t>Kepada</w:t>
+            </w:r>
+          </w:p>
+        </w:tc>
+        <w:tc>
+          <w:tcPr>
+            <w:tcW w:w="283" w:type="dxa"/>
+          </w:tcPr>
+          <w:p>
+            <w:pPr>
+              <w:widowControl w:val="0"/>
+              <w:tabs>
+                <w:tab w:val="left" w:pos="1701"/>
+                <w:tab w:val="left" w:pos="1985"/>
+                <w:tab w:val="left" w:pos="2410"/>
+              </w:tabs>
+              <w:spacing w:line="276" w:lineRule="auto"/>
+              <w:jc w:val="both"/>
+              <w:rPr>
+                <w:rFonts w:ascii="Times New Roman" w:eastAsia="Times New Roman" w:hAnsi="Times New Roman" w:cs="Times New Roman"/>
+              </w:rPr>
+            </w:pPr>
+            <w:r>
+              <w:rPr>
+                <w:rFonts w:ascii="Times New Roman" w:eastAsia="Times New Roman" w:hAnsi="Times New Roman" w:cs="Times New Roman"/>
+              </w:rPr>
+              <w:t>:</w:t>
+            </w:r>
+          </w:p>
+        </w:tc>
+        <w:tc>
+          <w:tcPr>
+            <w:tcW w:w="7229" w:type="dxa"/>
+          </w:tcPr>
+          <w:p>
+            <w:pPr>
+              <w:jc w:val="both"/>
+              <w:rPr>
+                <w:rFonts w:ascii="Times New Roman" w:eastAsia="Times New Roman" w:hAnsi="Times New Roman" w:cs="Times New Roman"/>
+              </w:rPr>
+            </w:pPr>
+            <w:r>
+              <w:rPr>
+                <w:rFonts w:ascii="Times New Roman" w:eastAsia="Times New Roman" w:hAnsi="Times New Roman" w:cs="Times New Roman"/>
+              </w:rPr>
+              <w:t>(Daftar Terlampir)</w:t>
+            </w:r>
+          </w:p>
+        </w:tc>
+      </w:tr>
+    </w:tbl>
+    <w:p>
+      <w:pPr>
+        <w:widowControl w:val="0"/>
+        <w:tabs>
+          <w:tab w:val="left" w:pos="1701"/>
+          <w:tab w:val="left" w:pos="1800"/>
+          <w:tab w:val="left" w:pos="1843"/>
+          <w:tab w:val="left" w:pos="2410"/>
+        </w:tabs>
+        <w:spacing w:line="240" w:lineRule="auto"/>
+        <w:ind w:left="142" w:right="391"/>
+        <w:jc w:val="both"/>
+        <w:rPr>
+          <w:rFonts w:ascii="Times New Roman" w:eastAsia="Times New Roman" w:hAnsi="Times New Roman" w:cs="Times New Roman"/>
+        </w:rPr>
+      </w:pPr>
     </w:p>
     <w:p>
       <w:pPr>
         <w:widowControl w:val="0"/>
         <w:tabs>
-          <w:tab w:val="left" w:leader="none" w:pos="1701"/>
-          <w:tab w:val="left" w:leader="none" w:pos="1800"/>
-          <w:tab w:val="left" w:leader="none" w:pos="1843"/>
-          <w:tab w:val="left" w:leader="none" w:pos="2410"/>
-        </w:tabs>
-        <w:spacing w:line="240" w:lineRule="auto"/>
-        <w:ind w:right="391"/>
-        <w:jc w:val="both"/>
-        <w:rPr>
-          <w:rFonts w:ascii="Times New Roman" w:cs="Times New Roman" w:eastAsia="Times New Roman" w:hAnsi="Times New Roman"/>
-        </w:rPr>
-      </w:pPr>
-      <w:r>
-        <w:rPr>
-          <w:rtl w:val="0"/>
-        </w:rPr>
-      </w:r>
-    </w:p>
-    <w:p>
-      <w:pPr>
-        <w:widowControl w:val="0"/>
-        <w:tabs>
-          <w:tab w:val="left" w:leader="none" w:pos="1701"/>
-          <w:tab w:val="left" w:leader="none" w:pos="1985"/>
-          <w:tab w:val="left" w:leader="none" w:pos="2410"/>
+          <w:tab w:val="left" w:pos="1701"/>
+          <w:tab w:val="left" w:pos="1985"/>
+          <w:tab w:val="left" w:pos="2410"/>
         </w:tabs>
         <w:spacing w:line="240" w:lineRule="auto"/>
         <w:ind w:left="2410" w:right="-188"/>
         <w:jc w:val="both"/>
         <w:rPr>
-          <w:rFonts w:ascii="Times New Roman" w:cs="Times New Roman" w:eastAsia="Times New Roman" w:hAnsi="Times New Roman"/>
-        </w:rPr>
-      </w:pPr>
-      <w:r>
-        <w:rPr>
-          <w:rtl w:val="0"/>
-        </w:rPr>
-      </w:r>
+          <w:rFonts w:ascii="Times New Roman" w:eastAsia="Times New Roman" w:hAnsi="Times New Roman" w:cs="Times New Roman"/>
+        </w:rPr>
+      </w:pPr>
     </w:p>
-    <w:p>
-      <w:pPr>
-        <w:widowControl w:val="0"/>
-        <w:tabs>
-          <w:tab w:val="left" w:leader="none" w:pos="1701"/>
-          <w:tab w:val="left" w:leader="none" w:pos="1985"/>
-          <w:tab w:val="left" w:leader="none" w:pos="2410"/>
-        </w:tabs>
-        <w:spacing w:line="240" w:lineRule="auto"/>
-        <w:ind w:left="2410"/>
-        <w:jc w:val="both"/>
-        <w:rPr>
-          <w:rFonts w:ascii="Times New Roman" w:cs="Times New Roman" w:eastAsia="Times New Roman" w:hAnsi="Times New Roman"/>
-        </w:rPr>
-      </w:pPr>
-      <w:r>
-        <w:rPr>
-          <w:rFonts w:ascii="Times New Roman" w:cs="Times New Roman" w:eastAsia="Times New Roman" w:hAnsi="Times New Roman"/>
-          <w:rtl w:val="0"/>
-        </w:rPr>
-        <w:t xml:space="preserve">Untuk</w:t>
-        <w:tab/>
-        <w:t xml:space="preserve">:</w:t>
-        <w:tab/>
-        <w:t xml:space="preserve">1.</w:t>
-        <w:tab/>
-        <w:t xml:space="preserve">Melaksanakan tugas dalam rangka {{kegiatan}}.</w:t>
-      </w:r>
-    </w:p>
-    <w:p>
-      <w:pPr>
-        <w:widowControl w:val="0"/>
-        <w:tabs>
-          <w:tab w:val="left" w:leader="none" w:pos="1701"/>
-          <w:tab w:val="left" w:leader="none" w:pos="1985"/>
-          <w:tab w:val="left" w:leader="none" w:pos="2410"/>
-        </w:tabs>
-        <w:spacing w:line="240" w:lineRule="auto"/>
-        <w:ind w:left="2410" w:right="-188"/>
-        <w:jc w:val="both"/>
-        <w:rPr>
-          <w:rFonts w:ascii="Times New Roman" w:cs="Times New Roman" w:eastAsia="Times New Roman" w:hAnsi="Times New Roman"/>
-        </w:rPr>
-      </w:pPr>
-      <w:r>
-        <w:rPr>
-          <w:rFonts w:ascii="Times New Roman" w:cs="Times New Roman" w:eastAsia="Times New Roman" w:hAnsi="Times New Roman"/>
-          <w:rtl w:val="0"/>
-        </w:rPr>
-        <w:tab/>
-        <w:tab/>
-        <w:t xml:space="preserve">2. </w:t>
-        <w:tab/>
-        <w:t xml:space="preserve">Biaya perjalanan dinas diberikan pada DIPA Petikan Satker (018.13) Direktorat Jenderal Lahan dan Irigasi Pertanian TA.2025</w:t>
-      </w:r>
-    </w:p>
-    <w:p>
-      <w:pPr>
-        <w:widowControl w:val="0"/>
-        <w:spacing w:line="240" w:lineRule="auto"/>
-        <w:ind w:left="2410" w:firstLine="0"/>
-        <w:jc w:val="both"/>
-        <w:rPr>
-          <w:rFonts w:ascii="Times New Roman" w:cs="Times New Roman" w:eastAsia="Times New Roman" w:hAnsi="Times New Roman"/>
-        </w:rPr>
-      </w:pPr>
-      <w:r>
-        <w:rPr>
-          <w:rFonts w:ascii="Times New Roman" w:cs="Times New Roman" w:eastAsia="Times New Roman" w:hAnsi="Times New Roman"/>
-          <w:rtl w:val="0"/>
-        </w:rPr>
-        <w:t xml:space="preserve">{{mak}}.                      </w:t>
-      </w:r>
-    </w:p>
-    <w:p>
-      <w:pPr>
-        <w:widowControl w:val="0"/>
-        <w:spacing w:line="240" w:lineRule="auto"/>
-        <w:ind w:left="2410" w:hanging="425"/>
-        <w:jc w:val="both"/>
-        <w:rPr>
-          <w:rFonts w:ascii="Times New Roman" w:cs="Times New Roman" w:eastAsia="Times New Roman" w:hAnsi="Times New Roman"/>
-        </w:rPr>
-      </w:pPr>
-      <w:r>
-        <w:rPr>
-          <w:rFonts w:ascii="Times New Roman" w:cs="Times New Roman" w:eastAsia="Times New Roman" w:hAnsi="Times New Roman"/>
-          <w:rtl w:val="0"/>
-        </w:rPr>
-        <w:t xml:space="preserve">3. </w:t>
-        <w:tab/>
-        <w:t xml:space="preserve">Segera membuat laporan tertulis mengenai hasil – hasil pelaksanaan Tugas Kepada Sekretaris Ditjen/Direktur Penyediaan Lahan.</w:t>
-      </w:r>
-    </w:p>
+    <w:tbl>
+      <w:tblPr>
+        <w:tblStyle w:val="TableGrid"/>
+        <w:tblW w:w="9067" w:type="dxa"/>
+        <w:tblBorders>
+          <w:top w:val="none" w:sz="0" w:space="0" w:color="auto"/>
+          <w:left w:val="none" w:sz="0" w:space="0" w:color="auto"/>
+          <w:bottom w:val="none" w:sz="0" w:space="0" w:color="auto"/>
+          <w:right w:val="none" w:sz="0" w:space="0" w:color="auto"/>
+          <w:insideH w:val="none" w:sz="0" w:space="0" w:color="auto"/>
+          <w:insideV w:val="none" w:sz="0" w:space="0" w:color="auto"/>
+        </w:tblBorders>
+        <w:tblLook w:val="04A0" w:firstRow="1" w:lastRow="0" w:firstColumn="1" w:lastColumn="0" w:noHBand="0" w:noVBand="1"/>
+      </w:tblPr>
+      <w:tblGrid>
+        <w:gridCol w:w="1555"/>
+        <w:gridCol w:w="283"/>
+        <w:gridCol w:w="7229"/>
+      </w:tblGrid>
+      <w:tr>
+        <w:tc>
+          <w:tcPr>
+            <w:tcW w:w="1555" w:type="dxa"/>
+          </w:tcPr>
+          <w:p>
+            <w:pPr>
+              <w:widowControl w:val="0"/>
+              <w:tabs>
+                <w:tab w:val="left" w:pos="1701"/>
+                <w:tab w:val="left" w:pos="1985"/>
+                <w:tab w:val="left" w:pos="2410"/>
+              </w:tabs>
+              <w:spacing w:line="276" w:lineRule="auto"/>
+              <w:jc w:val="both"/>
+              <w:rPr>
+                <w:rFonts w:ascii="Times New Roman" w:eastAsia="Times New Roman" w:hAnsi="Times New Roman" w:cs="Times New Roman"/>
+              </w:rPr>
+            </w:pPr>
+            <w:r>
+              <w:rPr>
+                <w:rFonts w:ascii="Times New Roman" w:eastAsia="Times New Roman" w:hAnsi="Times New Roman" w:cs="Times New Roman"/>
+              </w:rPr>
+              <w:t>Untuk</w:t>
+            </w:r>
+          </w:p>
+        </w:tc>
+        <w:tc>
+          <w:tcPr>
+            <w:tcW w:w="283" w:type="dxa"/>
+          </w:tcPr>
+          <w:p>
+            <w:pPr>
+              <w:widowControl w:val="0"/>
+              <w:tabs>
+                <w:tab w:val="left" w:pos="1701"/>
+                <w:tab w:val="left" w:pos="1985"/>
+                <w:tab w:val="left" w:pos="2410"/>
+              </w:tabs>
+              <w:spacing w:line="276" w:lineRule="auto"/>
+              <w:jc w:val="both"/>
+              <w:rPr>
+                <w:rFonts w:ascii="Times New Roman" w:eastAsia="Times New Roman" w:hAnsi="Times New Roman" w:cs="Times New Roman"/>
+              </w:rPr>
+            </w:pPr>
+            <w:r>
+              <w:rPr>
+                <w:rFonts w:ascii="Times New Roman" w:eastAsia="Times New Roman" w:hAnsi="Times New Roman" w:cs="Times New Roman"/>
+              </w:rPr>
+              <w:t>:</w:t>
+            </w:r>
+          </w:p>
+        </w:tc>
+        <w:tc>
+          <w:tcPr>
+            <w:tcW w:w="7229" w:type="dxa"/>
+          </w:tcPr>
+          <w:p>
+            <w:pPr>
+              <w:pStyle w:val="ListParagraph"/>
+              <w:numPr>
+                <w:ilvl w:val="0"/>
+                <w:numId w:val="3"/>
+              </w:numPr>
+              <w:spacing w:line="276" w:lineRule="auto"/>
+              <w:ind w:left="605"/>
+              <w:jc w:val="both"/>
+              <w:rPr>
+                <w:rFonts w:ascii="Times New Roman" w:eastAsia="Times New Roman" w:hAnsi="Times New Roman" w:cs="Times New Roman"/>
+              </w:rPr>
+            </w:pPr>
+            <w:r>
+              <w:rPr>
+                <w:rFonts w:ascii="Times New Roman" w:eastAsia="Times New Roman" w:hAnsi="Times New Roman" w:cs="Times New Roman"/>
+              </w:rPr>
+              <w:t>Melaksanakan tugas dalam rangka {{kegiatan}}.</w:t>
+            </w:r>
+          </w:p>
+          <w:p>
+            <w:pPr>
+              <w:pStyle w:val="ListParagraph"/>
+              <w:numPr>
+                <w:ilvl w:val="0"/>
+                <w:numId w:val="3"/>
+              </w:numPr>
+              <w:spacing w:line="276" w:lineRule="auto"/>
+              <w:ind w:left="605"/>
+              <w:jc w:val="both"/>
+              <w:rPr>
+                <w:rFonts w:ascii="Times New Roman" w:eastAsia="Times New Roman" w:hAnsi="Times New Roman" w:cs="Times New Roman"/>
+              </w:rPr>
+            </w:pPr>
+            <w:r>
+              <w:rPr>
+                <w:rFonts w:ascii="Times New Roman" w:eastAsia="Times New Roman" w:hAnsi="Times New Roman" w:cs="Times New Roman"/>
+              </w:rPr>
+              <w:t>Biaya perjalanan dinas diberikan pada DIPA Petikan Satker (081.13) Direktorat Jenderal Lahan dan Irigasi Pertanian TA.2025 {{mak}}.</w:t>
+            </w:r>
+          </w:p>
+          <w:p>
+            <w:pPr>
+              <w:pStyle w:val="ListParagraph"/>
+              <w:numPr>
+                <w:ilvl w:val="0"/>
+                <w:numId w:val="3"/>
+              </w:numPr>
+              <w:spacing w:line="276" w:lineRule="auto"/>
+              <w:ind w:left="605"/>
+              <w:jc w:val="both"/>
+              <w:rPr>
+                <w:rFonts w:ascii="Times New Roman" w:eastAsia="Times New Roman" w:hAnsi="Times New Roman" w:cs="Times New Roman"/>
+              </w:rPr>
+            </w:pPr>
+            <w:r>
+              <w:rPr>
+                <w:rFonts w:ascii="Times New Roman" w:eastAsia="Times New Roman" w:hAnsi="Times New Roman" w:cs="Times New Roman"/>
+              </w:rPr>
+              <w:t>Segera membuat laporan tertulis mengenai hasil – hasil pelaksanaan Tugas Kepada Sekretaris Ditjen/Direktur Penyediaan Lahan.</w:t>
+            </w:r>
+          </w:p>
+        </w:tc>
+      </w:tr>
+    </w:tbl>
     <w:p>
       <w:pPr>
         <w:widowControl w:val="0"/>
         <w:spacing w:line="240" w:lineRule="auto"/>
         <w:jc w:val="both"/>
         <w:rPr>
-          <w:rFonts w:ascii="Times New Roman" w:cs="Times New Roman" w:eastAsia="Times New Roman" w:hAnsi="Times New Roman"/>
-        </w:rPr>
-      </w:pPr>
-      <w:r>
-        <w:rPr>
-          <w:rtl w:val="0"/>
-        </w:rPr>
-      </w:r>
+          <w:rFonts w:ascii="Times New Roman" w:eastAsia="Times New Roman" w:hAnsi="Times New Roman" w:cs="Times New Roman"/>
+        </w:rPr>
+      </w:pPr>
     </w:p>
     <w:p>
       <w:pPr>
@@ -572,14 +772,9 @@
         <w:spacing w:line="240" w:lineRule="auto"/>
         <w:jc w:val="both"/>
         <w:rPr>
-          <w:rFonts w:ascii="Times New Roman" w:cs="Times New Roman" w:eastAsia="Times New Roman" w:hAnsi="Times New Roman"/>
-        </w:rPr>
-      </w:pPr>
-      <w:r>
-        <w:rPr>
-          <w:rtl w:val="0"/>
-        </w:rPr>
-      </w:r>
+          <w:rFonts w:ascii="Times New Roman" w:eastAsia="Times New Roman" w:hAnsi="Times New Roman" w:cs="Times New Roman"/>
+        </w:rPr>
+      </w:pPr>
     </w:p>
     <w:p>
       <w:pPr>
@@ -587,89 +782,93 @@
         <w:spacing w:line="240" w:lineRule="auto"/>
         <w:jc w:val="both"/>
         <w:rPr>
-          <w:rFonts w:ascii="Times New Roman" w:cs="Times New Roman" w:eastAsia="Times New Roman" w:hAnsi="Times New Roman"/>
-        </w:rPr>
-      </w:pPr>
-      <w:bookmarkStart w:colFirst="0" w:colLast="0" w:name="_vz87pnwhqfli" w:id="0"/>
+          <w:rFonts w:ascii="Times New Roman" w:eastAsia="Times New Roman" w:hAnsi="Times New Roman" w:cs="Times New Roman"/>
+        </w:rPr>
+      </w:pPr>
+      <w:bookmarkStart w:id="0" w:name="_vz87pnwhqfli" w:colFirst="0" w:colLast="0"/>
       <w:bookmarkEnd w:id="0"/>
       <w:r>
         <w:rPr>
-          <w:rFonts w:ascii="Times New Roman" w:cs="Times New Roman" w:eastAsia="Times New Roman" w:hAnsi="Times New Roman"/>
-          <w:rtl w:val="0"/>
+          <w:rFonts w:ascii="Times New Roman" w:eastAsia="Times New Roman" w:hAnsi="Times New Roman" w:cs="Times New Roman"/>
         </w:rPr>
         <w:t xml:space="preserve">                                                                      </w:t>
+      </w:r>
+      <w:r>
+        <w:rPr>
+          <w:rFonts w:ascii="Times New Roman" w:eastAsia="Times New Roman" w:hAnsi="Times New Roman" w:cs="Times New Roman"/>
+        </w:rPr>
         <w:tab/>
         <w:t xml:space="preserve">        </w:t>
+      </w:r>
+      <w:r>
+        <w:rPr>
+          <w:rFonts w:ascii="Times New Roman" w:eastAsia="Times New Roman" w:hAnsi="Times New Roman" w:cs="Times New Roman"/>
+        </w:rPr>
         <w:tab/>
         <w:t xml:space="preserve">        Jakarta, {{tanggal_surat}}</w:t>
+      </w:r>
+      <w:r>
+        <w:rPr>
+          <w:rFonts w:ascii="Times New Roman" w:eastAsia="Times New Roman" w:hAnsi="Times New Roman" w:cs="Times New Roman"/>
+        </w:rPr>
         <w:tab/>
       </w:r>
     </w:p>
     <w:tbl>
       <w:tblPr>
-        <w:tblStyle w:val="Table1"/>
-        <w:tblW w:w="9900.0" w:type="dxa"/>
-        <w:jc w:val="left"/>
+        <w:tblStyle w:val="a"/>
+        <w:tblW w:w="9900" w:type="dxa"/>
+        <w:tblInd w:w="0" w:type="dxa"/>
         <w:tblBorders>
-          <w:top w:color="000000" w:space="0" w:sz="0" w:val="nil"/>
-          <w:left w:color="000000" w:space="0" w:sz="0" w:val="nil"/>
-          <w:bottom w:color="000000" w:space="0" w:sz="0" w:val="nil"/>
-          <w:right w:color="000000" w:space="0" w:sz="0" w:val="nil"/>
-          <w:insideH w:color="000000" w:space="0" w:sz="0" w:val="nil"/>
-          <w:insideV w:color="000000" w:space="0" w:sz="0" w:val="nil"/>
+          <w:top w:val="nil"/>
+          <w:left w:val="nil"/>
+          <w:bottom w:val="nil"/>
+          <w:right w:val="nil"/>
+          <w:insideH w:val="nil"/>
+          <w:insideV w:val="nil"/>
         </w:tblBorders>
         <w:tblLayout w:type="fixed"/>
-        <w:tblLook w:val="0400"/>
+        <w:tblLook w:val="0400" w:firstRow="0" w:lastRow="0" w:firstColumn="0" w:lastColumn="0" w:noHBand="0" w:noVBand="1"/>
       </w:tblPr>
       <w:tblGrid>
         <w:gridCol w:w="5310"/>
         <w:gridCol w:w="4590"/>
-        <w:tblGridChange w:id="0">
-          <w:tblGrid>
-            <w:gridCol w:w="5310"/>
-            <w:gridCol w:w="4590"/>
-          </w:tblGrid>
-        </w:tblGridChange>
       </w:tblGrid>
       <w:tr>
         <w:trPr>
-          <w:cantSplit w:val="0"/>
-          <w:trHeight w:val="1762" w:hRule="atLeast"/>
-          <w:tblHeader w:val="0"/>
+          <w:trHeight w:val="1762"/>
         </w:trPr>
         <w:tc>
-          <w:tcPr/>
+          <w:tcPr>
+            <w:tcW w:w="5310" w:type="dxa"/>
+          </w:tcPr>
           <w:p>
             <w:pPr>
               <w:widowControl w:val="0"/>
               <w:spacing w:line="240" w:lineRule="auto"/>
               <w:jc w:val="both"/>
               <w:rPr>
-                <w:rFonts w:ascii="Times New Roman" w:cs="Times New Roman" w:eastAsia="Times New Roman" w:hAnsi="Times New Roman"/>
-              </w:rPr>
-            </w:pPr>
-            <w:r>
-              <w:rPr>
-                <w:rtl w:val="0"/>
-              </w:rPr>
-            </w:r>
+                <w:rFonts w:ascii="Times New Roman" w:eastAsia="Times New Roman" w:hAnsi="Times New Roman" w:cs="Times New Roman"/>
+              </w:rPr>
+            </w:pPr>
           </w:p>
         </w:tc>
         <w:tc>
-          <w:tcPr/>
+          <w:tcPr>
+            <w:tcW w:w="4590" w:type="dxa"/>
+          </w:tcPr>
           <w:p>
             <w:pPr>
               <w:widowControl w:val="0"/>
               <w:spacing w:line="240" w:lineRule="auto"/>
               <w:jc w:val="both"/>
               <w:rPr>
-                <w:rFonts w:ascii="Times New Roman" w:cs="Times New Roman" w:eastAsia="Times New Roman" w:hAnsi="Times New Roman"/>
-              </w:rPr>
-            </w:pPr>
-            <w:r>
-              <w:rPr>
-                <w:rFonts w:ascii="Times New Roman" w:cs="Times New Roman" w:eastAsia="Times New Roman" w:hAnsi="Times New Roman"/>
-                <w:rtl w:val="0"/>
+                <w:rFonts w:ascii="Times New Roman" w:eastAsia="Times New Roman" w:hAnsi="Times New Roman" w:cs="Times New Roman"/>
+              </w:rPr>
+            </w:pPr>
+            <w:r>
+              <w:rPr>
+                <w:rFonts w:ascii="Times New Roman" w:eastAsia="Times New Roman" w:hAnsi="Times New Roman" w:cs="Times New Roman"/>
               </w:rPr>
               <w:t xml:space="preserve"> Direktur Penyediaan Lahan,   </w:t>
             </w:r>
@@ -680,14 +879,9 @@
               <w:spacing w:line="240" w:lineRule="auto"/>
               <w:jc w:val="both"/>
               <w:rPr>
-                <w:rFonts w:ascii="Times New Roman" w:cs="Times New Roman" w:eastAsia="Times New Roman" w:hAnsi="Times New Roman"/>
-              </w:rPr>
-            </w:pPr>
-            <w:r>
-              <w:rPr>
-                <w:rtl w:val="0"/>
-              </w:rPr>
-            </w:r>
+                <w:rFonts w:ascii="Times New Roman" w:eastAsia="Times New Roman" w:hAnsi="Times New Roman" w:cs="Times New Roman"/>
+              </w:rPr>
+            </w:pPr>
           </w:p>
           <w:p>
             <w:pPr>
@@ -695,14 +889,9 @@
               <w:spacing w:line="240" w:lineRule="auto"/>
               <w:jc w:val="both"/>
               <w:rPr>
-                <w:rFonts w:ascii="Times New Roman" w:cs="Times New Roman" w:eastAsia="Times New Roman" w:hAnsi="Times New Roman"/>
-              </w:rPr>
-            </w:pPr>
-            <w:r>
-              <w:rPr>
-                <w:rtl w:val="0"/>
-              </w:rPr>
-            </w:r>
+                <w:rFonts w:ascii="Times New Roman" w:eastAsia="Times New Roman" w:hAnsi="Times New Roman" w:cs="Times New Roman"/>
+              </w:rPr>
+            </w:pPr>
           </w:p>
           <w:p>
             <w:pPr>
@@ -710,14 +899,9 @@
               <w:spacing w:line="240" w:lineRule="auto"/>
               <w:jc w:val="both"/>
               <w:rPr>
-                <w:rFonts w:ascii="Times New Roman" w:cs="Times New Roman" w:eastAsia="Times New Roman" w:hAnsi="Times New Roman"/>
-              </w:rPr>
-            </w:pPr>
-            <w:r>
-              <w:rPr>
-                <w:rtl w:val="0"/>
-              </w:rPr>
-            </w:r>
+                <w:rFonts w:ascii="Times New Roman" w:eastAsia="Times New Roman" w:hAnsi="Times New Roman" w:cs="Times New Roman"/>
+              </w:rPr>
+            </w:pPr>
           </w:p>
           <w:p>
             <w:pPr>
@@ -725,14 +909,9 @@
               <w:spacing w:line="240" w:lineRule="auto"/>
               <w:jc w:val="both"/>
               <w:rPr>
-                <w:rFonts w:ascii="Times New Roman" w:cs="Times New Roman" w:eastAsia="Times New Roman" w:hAnsi="Times New Roman"/>
-              </w:rPr>
-            </w:pPr>
-            <w:r>
-              <w:rPr>
-                <w:rtl w:val="0"/>
-              </w:rPr>
-            </w:r>
+                <w:rFonts w:ascii="Times New Roman" w:eastAsia="Times New Roman" w:hAnsi="Times New Roman" w:cs="Times New Roman"/>
+              </w:rPr>
+            </w:pPr>
           </w:p>
           <w:p>
             <w:pPr>
@@ -740,13 +919,12 @@
               <w:spacing w:line="240" w:lineRule="auto"/>
               <w:jc w:val="both"/>
               <w:rPr>
-                <w:rFonts w:ascii="Times New Roman" w:cs="Times New Roman" w:eastAsia="Times New Roman" w:hAnsi="Times New Roman"/>
-              </w:rPr>
-            </w:pPr>
-            <w:r>
-              <w:rPr>
-                <w:rFonts w:ascii="Times New Roman" w:cs="Times New Roman" w:eastAsia="Times New Roman" w:hAnsi="Times New Roman"/>
-                <w:rtl w:val="0"/>
+                <w:rFonts w:ascii="Times New Roman" w:eastAsia="Times New Roman" w:hAnsi="Times New Roman" w:cs="Times New Roman"/>
+              </w:rPr>
+            </w:pPr>
+            <w:r>
+              <w:rPr>
+                <w:rFonts w:ascii="Times New Roman" w:eastAsia="Times New Roman" w:hAnsi="Times New Roman" w:cs="Times New Roman"/>
               </w:rPr>
               <w:t xml:space="preserve">Geloria M.K Ginting, S.P.,M.M.,M.Sc. </w:t>
             </w:r>
@@ -757,15 +935,14 @@
               <w:spacing w:line="240" w:lineRule="auto"/>
               <w:jc w:val="both"/>
               <w:rPr>
-                <w:rFonts w:ascii="Times New Roman" w:cs="Times New Roman" w:eastAsia="Times New Roman" w:hAnsi="Times New Roman"/>
-              </w:rPr>
-            </w:pPr>
-            <w:r>
-              <w:rPr>
-                <w:rFonts w:ascii="Times New Roman" w:cs="Times New Roman" w:eastAsia="Times New Roman" w:hAnsi="Times New Roman"/>
-                <w:rtl w:val="0"/>
-              </w:rPr>
-              <w:t xml:space="preserve">NIP 197502262002122009</w:t>
+                <w:rFonts w:ascii="Times New Roman" w:eastAsia="Times New Roman" w:hAnsi="Times New Roman" w:cs="Times New Roman"/>
+              </w:rPr>
+            </w:pPr>
+            <w:r>
+              <w:rPr>
+                <w:rFonts w:ascii="Times New Roman" w:eastAsia="Times New Roman" w:hAnsi="Times New Roman" w:cs="Times New Roman"/>
+              </w:rPr>
+              <w:t>NIP 197502262002122009</w:t>
             </w:r>
           </w:p>
         </w:tc>
@@ -775,107 +952,108 @@
       <w:pPr>
         <w:widowControl w:val="0"/>
         <w:tabs>
-          <w:tab w:val="left" w:leader="none" w:pos="4678"/>
+          <w:tab w:val="left" w:pos="4678"/>
         </w:tabs>
         <w:spacing w:line="240" w:lineRule="auto"/>
         <w:jc w:val="both"/>
         <w:rPr>
-          <w:rFonts w:ascii="Times New Roman" w:cs="Times New Roman" w:eastAsia="Times New Roman" w:hAnsi="Times New Roman"/>
+          <w:rFonts w:ascii="Times New Roman" w:eastAsia="Times New Roman" w:hAnsi="Times New Roman" w:cs="Times New Roman"/>
+        </w:rPr>
+      </w:pPr>
+    </w:p>
+    <w:p>
+      <w:pPr>
+        <w:widowControl w:val="0"/>
+        <w:spacing w:line="240" w:lineRule="auto"/>
+        <w:ind w:left="2880"/>
+        <w:jc w:val="both"/>
+        <w:rPr>
+          <w:rFonts w:ascii="Times New Roman" w:eastAsia="Times New Roman" w:hAnsi="Times New Roman" w:cs="Times New Roman"/>
+          <w:b/>
+          <w:bCs/>
+          <w:sz w:val="24"/>
+          <w:szCs w:val="24"/>
         </w:rPr>
       </w:pPr>
       <w:r>
-        <w:rPr>
-          <w:rtl w:val="0"/>
-        </w:rPr>
+        <w:br w:type="page"/>
       </w:r>
     </w:p>
     <w:p>
       <w:pPr>
         <w:widowControl w:val="0"/>
         <w:spacing w:line="240" w:lineRule="auto"/>
-        <w:ind w:left="2880" w:firstLine="0"/>
+        <w:ind w:left="2880"/>
         <w:jc w:val="both"/>
         <w:rPr>
-          <w:rFonts w:ascii="Times New Roman" w:cs="Times New Roman" w:eastAsia="Times New Roman" w:hAnsi="Times New Roman"/>
-          <w:b w:val="1"/>
-          <w:bCs w:val="1"/>
+          <w:rFonts w:ascii="Times New Roman" w:eastAsia="Times New Roman" w:hAnsi="Times New Roman" w:cs="Times New Roman"/>
+          <w:b/>
+          <w:bCs/>
           <w:sz w:val="24"/>
           <w:szCs w:val="24"/>
         </w:rPr>
       </w:pPr>
       <w:r>
-        <w:br w:type="page"/>
-      </w:r>
-      <w:r>
-        <w:rPr>
-          <w:rtl w:val="0"/>
-        </w:rPr>
+        <w:rPr>
+          <w:rFonts w:ascii="Times New Roman" w:eastAsia="Times New Roman" w:hAnsi="Times New Roman" w:cs="Times New Roman"/>
+          <w:b/>
+          <w:bCs/>
+          <w:sz w:val="24"/>
+          <w:szCs w:val="24"/>
+        </w:rPr>
+        <w:lastRenderedPageBreak/>
+        <w:t>Lampiran Surat Tugas Direktur Perlindungan dan Penyediaan Lahan</w:t>
       </w:r>
     </w:p>
     <w:p>
       <w:pPr>
         <w:widowControl w:val="0"/>
         <w:spacing w:line="240" w:lineRule="auto"/>
-        <w:ind w:left="2880" w:firstLine="0"/>
-        <w:jc w:val="both"/>
-        <w:rPr>
-          <w:rFonts w:ascii="Times New Roman" w:cs="Times New Roman" w:eastAsia="Times New Roman" w:hAnsi="Times New Roman"/>
-          <w:b w:val="1"/>
-          <w:bCs w:val="1"/>
+        <w:ind w:left="328" w:firstLine="2552"/>
+        <w:rPr>
+          <w:rFonts w:ascii="Times New Roman" w:eastAsia="Times New Roman" w:hAnsi="Times New Roman" w:cs="Times New Roman"/>
+          <w:b/>
+          <w:bCs/>
+        </w:rPr>
+      </w:pPr>
+      <w:r>
+        <w:rPr>
+          <w:rFonts w:ascii="Times New Roman" w:eastAsia="Times New Roman" w:hAnsi="Times New Roman" w:cs="Times New Roman"/>
+          <w:b/>
+          <w:bCs/>
           <w:sz w:val="24"/>
           <w:szCs w:val="24"/>
         </w:rPr>
-      </w:pPr>
+        <w:t>Nomor</w:t>
+      </w:r>
       <w:r>
         <w:rPr>
-          <w:rFonts w:ascii="Times New Roman" w:cs="Times New Roman" w:eastAsia="Times New Roman" w:hAnsi="Times New Roman"/>
-          <w:b w:val="1"/>
-          <w:bCs w:val="1"/>
+          <w:rFonts w:ascii="Times New Roman" w:eastAsia="Times New Roman" w:hAnsi="Times New Roman" w:cs="Times New Roman"/>
+          <w:b/>
+          <w:bCs/>
           <w:sz w:val="24"/>
           <w:szCs w:val="24"/>
-          <w:rtl w:val="0"/>
-        </w:rPr>
-        <w:t xml:space="preserve">Lampiran Surat Tugas Direktur Perlindungan dan Penyediaan Lahan</w:t>
+        </w:rPr>
+        <w:tab/>
       </w:r>
-    </w:p>
-    <w:p>
-      <w:pPr>
-        <w:widowControl w:val="0"/>
-        <w:spacing w:line="240" w:lineRule="auto"/>
-        <w:ind w:left="328" w:firstLine="2552"/>
-        <w:rPr>
-          <w:rFonts w:ascii="Times New Roman" w:cs="Times New Roman" w:eastAsia="Times New Roman" w:hAnsi="Times New Roman"/>
-          <w:b w:val="1"/>
-          <w:bCs w:val="1"/>
-        </w:rPr>
-      </w:pPr>
       <w:r>
         <w:rPr>
-          <w:rFonts w:ascii="Times New Roman" w:cs="Times New Roman" w:eastAsia="Times New Roman" w:hAnsi="Times New Roman"/>
-          <w:b w:val="1"/>
-          <w:bCs w:val="1"/>
+          <w:rFonts w:ascii="Times New Roman" w:eastAsia="Times New Roman" w:hAnsi="Times New Roman" w:cs="Times New Roman"/>
+          <w:b/>
+          <w:bCs/>
           <w:sz w:val="24"/>
           <w:szCs w:val="24"/>
-          <w:rtl w:val="0"/>
-        </w:rPr>
-        <w:t xml:space="preserve">Nomor</w:t>
-        <w:tab/>
+        </w:rPr>
         <w:tab/>
         <w:t xml:space="preserve">: </w:t>
       </w:r>
       <w:r>
         <w:rPr>
-          <w:rFonts w:ascii="Times New Roman" w:cs="Times New Roman" w:eastAsia="Times New Roman" w:hAnsi="Times New Roman"/>
-          <w:b w:val="1"/>
-          <w:bCs w:val="1"/>
-          <w:rtl w:val="0"/>
-        </w:rPr>
-        <w:t xml:space="preserve">{{nomor_surat}}</w:t>
-      </w:r>
-      <w:r>
-        <w:rPr>
-          <w:rtl w:val="0"/>
-        </w:rPr>
+          <w:rFonts w:ascii="Times New Roman" w:eastAsia="Times New Roman" w:hAnsi="Times New Roman" w:cs="Times New Roman"/>
+          <w:b/>
+          <w:bCs/>
+        </w:rPr>
+        <w:t>{{nomor_surat}}</w:t>
       </w:r>
     </w:p>
     <w:p>
@@ -884,37 +1062,39 @@
         <w:spacing w:line="240" w:lineRule="auto"/>
         <w:ind w:left="328" w:firstLine="2552"/>
         <w:rPr>
-          <w:rFonts w:ascii="Times New Roman" w:cs="Times New Roman" w:eastAsia="Times New Roman" w:hAnsi="Times New Roman"/>
+          <w:rFonts w:ascii="Times New Roman" w:eastAsia="Times New Roman" w:hAnsi="Times New Roman" w:cs="Times New Roman"/>
           <w:sz w:val="24"/>
           <w:szCs w:val="24"/>
         </w:rPr>
       </w:pPr>
       <w:r>
         <w:rPr>
-          <w:rFonts w:ascii="Times New Roman" w:cs="Times New Roman" w:eastAsia="Times New Roman" w:hAnsi="Times New Roman"/>
-          <w:b w:val="1"/>
-          <w:bCs w:val="1"/>
+          <w:rFonts w:ascii="Times New Roman" w:eastAsia="Times New Roman" w:hAnsi="Times New Roman" w:cs="Times New Roman"/>
+          <w:b/>
+          <w:bCs/>
           <w:sz w:val="24"/>
           <w:szCs w:val="24"/>
-          <w:rtl w:val="0"/>
-        </w:rPr>
-        <w:t xml:space="preserve">Tanggal</w:t>
+        </w:rPr>
+        <w:t>Tanggal</w:t>
+      </w:r>
+      <w:r>
+        <w:rPr>
+          <w:rFonts w:ascii="Times New Roman" w:eastAsia="Times New Roman" w:hAnsi="Times New Roman" w:cs="Times New Roman"/>
+          <w:b/>
+          <w:bCs/>
+          <w:sz w:val="24"/>
+          <w:szCs w:val="24"/>
+        </w:rPr>
         <w:tab/>
         <w:t xml:space="preserve">: </w:t>
       </w:r>
       <w:r>
         <w:rPr>
-          <w:rFonts w:ascii="Times New Roman" w:cs="Times New Roman" w:eastAsia="Times New Roman" w:hAnsi="Times New Roman"/>
+          <w:rFonts w:ascii="Times New Roman" w:eastAsia="Times New Roman" w:hAnsi="Times New Roman" w:cs="Times New Roman"/>
           <w:sz w:val="24"/>
           <w:szCs w:val="24"/>
-          <w:rtl w:val="0"/>
-        </w:rPr>
-        <w:t xml:space="preserve">{{tanggal_surat}}</w:t>
-      </w:r>
-      <w:r>
-        <w:rPr>
-          <w:rtl w:val="0"/>
-        </w:rPr>
+        </w:rPr>
+        <w:t>{{tanggal_surat}}</w:t>
       </w:r>
     </w:p>
     <w:p>
@@ -922,63 +1102,61 @@
         <w:widowControl w:val="0"/>
         <w:spacing w:line="240" w:lineRule="auto"/>
         <w:rPr>
-          <w:rFonts w:ascii="Times New Roman" w:cs="Times New Roman" w:eastAsia="Times New Roman" w:hAnsi="Times New Roman"/>
-          <w:b w:val="1"/>
-          <w:bCs w:val="1"/>
+          <w:rFonts w:ascii="Times New Roman" w:eastAsia="Times New Roman" w:hAnsi="Times New Roman" w:cs="Times New Roman"/>
+          <w:b/>
+          <w:bCs/>
           <w:sz w:val="24"/>
           <w:szCs w:val="24"/>
         </w:rPr>
       </w:pPr>
-      <w:r>
-        <w:rPr>
-          <w:rtl w:val="0"/>
-        </w:rPr>
-      </w:r>
+    </w:p>
+    <w:p>
+      <w:pPr>
+        <w:widowControl w:val="0"/>
+        <w:spacing w:line="240" w:lineRule="auto"/>
+        <w:rPr>
+          <w:rFonts w:ascii="Times New Roman" w:eastAsia="Times New Roman" w:hAnsi="Times New Roman" w:cs="Times New Roman"/>
+          <w:sz w:val="24"/>
+          <w:szCs w:val="24"/>
+        </w:rPr>
+      </w:pPr>
     </w:p>
     <w:tbl>
       <w:tblPr>
-        <w:tblStyle w:val="Table2"/>
-        <w:tblW w:w="10494.0" w:type="dxa"/>
+        <w:tblStyle w:val="a"/>
+        <w:tblW w:w="10060" w:type="dxa"/>
         <w:jc w:val="center"/>
+        <w:tblInd w:w="0" w:type="dxa"/>
         <w:tblBorders>
-          <w:top w:color="000000" w:space="0" w:sz="4" w:val="single"/>
-          <w:left w:color="000000" w:space="0" w:sz="4" w:val="single"/>
-          <w:bottom w:color="000000" w:space="0" w:sz="4" w:val="single"/>
-          <w:right w:color="000000" w:space="0" w:sz="4" w:val="single"/>
-          <w:insideH w:color="000000" w:space="0" w:sz="4" w:val="single"/>
-          <w:insideV w:color="000000" w:space="0" w:sz="4" w:val="single"/>
+          <w:top w:val="single" w:sz="4" w:space="0" w:color="000000"/>
+          <w:left w:val="single" w:sz="4" w:space="0" w:color="000000"/>
+          <w:bottom w:val="single" w:sz="4" w:space="0" w:color="000000"/>
+          <w:right w:val="single" w:sz="4" w:space="0" w:color="000000"/>
+          <w:insideH w:val="single" w:sz="4" w:space="0" w:color="000000"/>
+          <w:insideV w:val="single" w:sz="4" w:space="0" w:color="000000"/>
         </w:tblBorders>
         <w:tblLayout w:type="fixed"/>
-        <w:tblLook w:val="0000"/>
+        <w:tblLook w:val="0000" w:firstRow="0" w:lastRow="0" w:firstColumn="0" w:lastColumn="0" w:noHBand="0" w:noVBand="0"/>
       </w:tblPr>
       <w:tblGrid>
-        <w:gridCol w:w="578"/>
-        <w:gridCol w:w="2505"/>
-        <w:gridCol w:w="900"/>
-        <w:gridCol w:w="2400"/>
-        <w:gridCol w:w="1420"/>
-        <w:gridCol w:w="2691"/>
-        <w:tblGridChange w:id="0">
-          <w:tblGrid>
-            <w:gridCol w:w="578"/>
-            <w:gridCol w:w="2505"/>
-            <w:gridCol w:w="900"/>
-            <w:gridCol w:w="2400"/>
-            <w:gridCol w:w="1420"/>
-            <w:gridCol w:w="2691"/>
-          </w:tblGrid>
-        </w:tblGridChange>
+        <w:gridCol w:w="570"/>
+        <w:gridCol w:w="2115"/>
+        <w:gridCol w:w="706"/>
+        <w:gridCol w:w="2241"/>
+        <w:gridCol w:w="1877"/>
+        <w:gridCol w:w="2551"/>
       </w:tblGrid>
       <w:tr>
         <w:trPr>
-          <w:cantSplit w:val="1"/>
-          <w:trHeight w:val="478" w:hRule="atLeast"/>
-          <w:tblHeader w:val="0"/>
+          <w:cantSplit/>
+          <w:trHeight w:val="422"/>
+          <w:jc w:val="center"/>
         </w:trPr>
         <w:tc>
           <w:tcPr>
+            <w:tcW w:w="570" w:type="dxa"/>
             <w:tcBorders>
-              <w:bottom w:color="000000" w:space="0" w:sz="4" w:val="single"/>
+              <w:bottom w:val="single" w:sz="4" w:space="0" w:color="000000"/>
             </w:tcBorders>
             <w:vAlign w:val="center"/>
           </w:tcPr>
@@ -988,22 +1166,26 @@
               <w:spacing w:line="240" w:lineRule="auto"/>
               <w:jc w:val="center"/>
               <w:rPr>
-                <w:rFonts w:ascii="Times New Roman" w:cs="Times New Roman" w:eastAsia="Times New Roman" w:hAnsi="Times New Roman"/>
-              </w:rPr>
-            </w:pPr>
-            <w:r>
-              <w:rPr>
-                <w:rFonts w:ascii="Times New Roman" w:cs="Times New Roman" w:eastAsia="Times New Roman" w:hAnsi="Times New Roman"/>
-                <w:rtl w:val="0"/>
-              </w:rPr>
-              <w:t xml:space="preserve">No</w:t>
+                <w:rFonts w:ascii="Times New Roman" w:eastAsia="Times New Roman" w:hAnsi="Times New Roman" w:cs="Times New Roman"/>
+                <w:sz w:val="20"/>
+                <w:szCs w:val="20"/>
+              </w:rPr>
+            </w:pPr>
+            <w:r>
+              <w:rPr>
+                <w:rFonts w:ascii="Times New Roman" w:eastAsia="Times New Roman" w:hAnsi="Times New Roman" w:cs="Times New Roman"/>
+                <w:sz w:val="20"/>
+                <w:szCs w:val="20"/>
+              </w:rPr>
+              <w:t>No</w:t>
             </w:r>
           </w:p>
         </w:tc>
         <w:tc>
           <w:tcPr>
+            <w:tcW w:w="2115" w:type="dxa"/>
             <w:tcBorders>
-              <w:bottom w:color="000000" w:space="0" w:sz="4" w:val="single"/>
+              <w:bottom w:val="single" w:sz="4" w:space="0" w:color="000000"/>
             </w:tcBorders>
             <w:vAlign w:val="center"/>
           </w:tcPr>
@@ -1013,22 +1195,26 @@
               <w:spacing w:line="240" w:lineRule="auto"/>
               <w:jc w:val="center"/>
               <w:rPr>
-                <w:rFonts w:ascii="Times New Roman" w:cs="Times New Roman" w:eastAsia="Times New Roman" w:hAnsi="Times New Roman"/>
-              </w:rPr>
-            </w:pPr>
-            <w:r>
-              <w:rPr>
-                <w:rFonts w:ascii="Times New Roman" w:cs="Times New Roman" w:eastAsia="Times New Roman" w:hAnsi="Times New Roman"/>
-                <w:rtl w:val="0"/>
-              </w:rPr>
-              <w:t xml:space="preserve">Nama</w:t>
+                <w:rFonts w:ascii="Times New Roman" w:eastAsia="Times New Roman" w:hAnsi="Times New Roman" w:cs="Times New Roman"/>
+                <w:sz w:val="20"/>
+                <w:szCs w:val="20"/>
+              </w:rPr>
+            </w:pPr>
+            <w:r>
+              <w:rPr>
+                <w:rFonts w:ascii="Times New Roman" w:eastAsia="Times New Roman" w:hAnsi="Times New Roman" w:cs="Times New Roman"/>
+                <w:sz w:val="20"/>
+                <w:szCs w:val="20"/>
+              </w:rPr>
+              <w:t>Nama</w:t>
             </w:r>
           </w:p>
         </w:tc>
         <w:tc>
           <w:tcPr>
+            <w:tcW w:w="706" w:type="dxa"/>
             <w:tcBorders>
-              <w:bottom w:color="000000" w:space="0" w:sz="4" w:val="single"/>
+              <w:bottom w:val="single" w:sz="4" w:space="0" w:color="000000"/>
             </w:tcBorders>
             <w:vAlign w:val="center"/>
           </w:tcPr>
@@ -1038,22 +1224,26 @@
               <w:spacing w:line="240" w:lineRule="auto"/>
               <w:jc w:val="center"/>
               <w:rPr>
-                <w:rFonts w:ascii="Times New Roman" w:cs="Times New Roman" w:eastAsia="Times New Roman" w:hAnsi="Times New Roman"/>
-              </w:rPr>
-            </w:pPr>
-            <w:r>
-              <w:rPr>
-                <w:rFonts w:ascii="Times New Roman" w:cs="Times New Roman" w:eastAsia="Times New Roman" w:hAnsi="Times New Roman"/>
-                <w:rtl w:val="0"/>
-              </w:rPr>
-              <w:t xml:space="preserve">Gol</w:t>
+                <w:rFonts w:ascii="Times New Roman" w:eastAsia="Times New Roman" w:hAnsi="Times New Roman" w:cs="Times New Roman"/>
+                <w:sz w:val="20"/>
+                <w:szCs w:val="20"/>
+              </w:rPr>
+            </w:pPr>
+            <w:r>
+              <w:rPr>
+                <w:rFonts w:ascii="Times New Roman" w:eastAsia="Times New Roman" w:hAnsi="Times New Roman" w:cs="Times New Roman"/>
+                <w:sz w:val="20"/>
+                <w:szCs w:val="20"/>
+              </w:rPr>
+              <w:t>Gol</w:t>
             </w:r>
           </w:p>
         </w:tc>
         <w:tc>
           <w:tcPr>
+            <w:tcW w:w="2241" w:type="dxa"/>
             <w:tcBorders>
-              <w:bottom w:color="000000" w:space="0" w:sz="4" w:val="single"/>
+              <w:bottom w:val="single" w:sz="4" w:space="0" w:color="000000"/>
             </w:tcBorders>
             <w:vAlign w:val="center"/>
           </w:tcPr>
@@ -1063,22 +1253,26 @@
               <w:spacing w:line="240" w:lineRule="auto"/>
               <w:jc w:val="center"/>
               <w:rPr>
-                <w:rFonts w:ascii="Times New Roman" w:cs="Times New Roman" w:eastAsia="Times New Roman" w:hAnsi="Times New Roman"/>
-              </w:rPr>
-            </w:pPr>
-            <w:r>
-              <w:rPr>
-                <w:rFonts w:ascii="Times New Roman" w:cs="Times New Roman" w:eastAsia="Times New Roman" w:hAnsi="Times New Roman"/>
-                <w:rtl w:val="0"/>
-              </w:rPr>
-              <w:t xml:space="preserve">NIP</w:t>
+                <w:rFonts w:ascii="Times New Roman" w:eastAsia="Times New Roman" w:hAnsi="Times New Roman" w:cs="Times New Roman"/>
+                <w:sz w:val="20"/>
+                <w:szCs w:val="20"/>
+              </w:rPr>
+            </w:pPr>
+            <w:r>
+              <w:rPr>
+                <w:rFonts w:ascii="Times New Roman" w:eastAsia="Times New Roman" w:hAnsi="Times New Roman" w:cs="Times New Roman"/>
+                <w:sz w:val="20"/>
+                <w:szCs w:val="20"/>
+              </w:rPr>
+              <w:t>NIP</w:t>
             </w:r>
           </w:p>
         </w:tc>
         <w:tc>
           <w:tcPr>
+            <w:tcW w:w="1877" w:type="dxa"/>
             <w:tcBorders>
-              <w:bottom w:color="000000" w:space="0" w:sz="4" w:val="single"/>
+              <w:bottom w:val="single" w:sz="4" w:space="0" w:color="000000"/>
             </w:tcBorders>
             <w:vAlign w:val="center"/>
           </w:tcPr>
@@ -1088,22 +1282,26 @@
               <w:spacing w:line="240" w:lineRule="auto"/>
               <w:jc w:val="center"/>
               <w:rPr>
-                <w:rFonts w:ascii="Times New Roman" w:cs="Times New Roman" w:eastAsia="Times New Roman" w:hAnsi="Times New Roman"/>
-              </w:rPr>
-            </w:pPr>
-            <w:r>
-              <w:rPr>
-                <w:rFonts w:ascii="Times New Roman" w:cs="Times New Roman" w:eastAsia="Times New Roman" w:hAnsi="Times New Roman"/>
-                <w:rtl w:val="0"/>
-              </w:rPr>
-              <w:t xml:space="preserve">Tujuan</w:t>
+                <w:rFonts w:ascii="Times New Roman" w:eastAsia="Times New Roman" w:hAnsi="Times New Roman" w:cs="Times New Roman"/>
+                <w:sz w:val="20"/>
+                <w:szCs w:val="20"/>
+              </w:rPr>
+            </w:pPr>
+            <w:r>
+              <w:rPr>
+                <w:rFonts w:ascii="Times New Roman" w:eastAsia="Times New Roman" w:hAnsi="Times New Roman" w:cs="Times New Roman"/>
+                <w:sz w:val="20"/>
+                <w:szCs w:val="20"/>
+              </w:rPr>
+              <w:t>Tujuan</w:t>
             </w:r>
           </w:p>
         </w:tc>
         <w:tc>
           <w:tcPr>
+            <w:tcW w:w="2551" w:type="dxa"/>
             <w:tcBorders>
-              <w:bottom w:color="000000" w:space="0" w:sz="4" w:val="single"/>
+              <w:bottom w:val="single" w:sz="4" w:space="0" w:color="000000"/>
             </w:tcBorders>
             <w:vAlign w:val="center"/>
           </w:tcPr>
@@ -1113,27 +1311,31 @@
               <w:spacing w:line="240" w:lineRule="auto"/>
               <w:jc w:val="center"/>
               <w:rPr>
-                <w:rFonts w:ascii="Times New Roman" w:cs="Times New Roman" w:eastAsia="Times New Roman" w:hAnsi="Times New Roman"/>
-              </w:rPr>
-            </w:pPr>
-            <w:r>
-              <w:rPr>
-                <w:rFonts w:ascii="Times New Roman" w:cs="Times New Roman" w:eastAsia="Times New Roman" w:hAnsi="Times New Roman"/>
-                <w:rtl w:val="0"/>
-              </w:rPr>
-              <w:t xml:space="preserve">Waktu Pelaksanaan</w:t>
+                <w:rFonts w:ascii="Times New Roman" w:eastAsia="Times New Roman" w:hAnsi="Times New Roman" w:cs="Times New Roman"/>
+                <w:sz w:val="20"/>
+                <w:szCs w:val="20"/>
+              </w:rPr>
+            </w:pPr>
+            <w:r>
+              <w:rPr>
+                <w:rFonts w:ascii="Times New Roman" w:eastAsia="Times New Roman" w:hAnsi="Times New Roman" w:cs="Times New Roman"/>
+                <w:sz w:val="20"/>
+                <w:szCs w:val="20"/>
+              </w:rPr>
+              <w:t>Waktu Pelaksanaan</w:t>
             </w:r>
           </w:p>
         </w:tc>
       </w:tr>
       <w:tr>
         <w:trPr>
-          <w:cantSplit w:val="1"/>
-          <w:trHeight w:val="478" w:hRule="atLeast"/>
-          <w:tblHeader w:val="0"/>
+          <w:cantSplit/>
+          <w:trHeight w:val="327"/>
+          <w:jc w:val="center"/>
         </w:trPr>
         <w:tc>
           <w:tcPr>
+            <w:tcW w:w="570" w:type="dxa"/>
             <w:vAlign w:val="center"/>
           </w:tcPr>
           <w:p>
@@ -1142,20 +1344,32 @@
               <w:spacing w:line="240" w:lineRule="auto"/>
               <w:jc w:val="center"/>
               <w:rPr>
-                <w:rFonts w:ascii="Times New Roman" w:cs="Times New Roman" w:eastAsia="Times New Roman" w:hAnsi="Times New Roman"/>
-              </w:rPr>
-            </w:pPr>
-            <w:r>
-              <w:rPr>
-                <w:rFonts w:ascii="Times New Roman" w:cs="Times New Roman" w:eastAsia="Times New Roman" w:hAnsi="Times New Roman"/>
-                <w:rtl w:val="0"/>
-              </w:rPr>
-              <w:t xml:space="preserve">1.</w:t>
+                <w:rFonts w:ascii="Times New Roman" w:eastAsia="Times New Roman" w:hAnsi="Times New Roman" w:cs="Times New Roman"/>
+                <w:sz w:val="20"/>
+                <w:szCs w:val="20"/>
+              </w:rPr>
+            </w:pPr>
+            <w:r>
+              <w:rPr>
+                <w:rFonts w:ascii="Times New Roman" w:eastAsia="Times New Roman" w:hAnsi="Times New Roman" w:cs="Times New Roman"/>
+                <w:sz w:val="20"/>
+                <w:szCs w:val="20"/>
+              </w:rPr>
+              <w:t>{{#peserta}}{{no}}</w:t>
+            </w:r>
+            <w:r>
+              <w:rPr>
+                <w:rFonts w:ascii="Times New Roman" w:eastAsia="Times New Roman" w:hAnsi="Times New Roman" w:cs="Times New Roman"/>
+                <w:sz w:val="20"/>
+                <w:szCs w:val="20"/>
+              </w:rPr>
+              <w:t>.</w:t>
             </w:r>
           </w:p>
         </w:tc>
         <w:tc>
           <w:tcPr>
+            <w:tcW w:w="2115" w:type="dxa"/>
             <w:vAlign w:val="center"/>
           </w:tcPr>
           <w:p>
@@ -1163,24 +1377,24 @@
               <w:widowControl w:val="0"/>
               <w:spacing w:line="240" w:lineRule="auto"/>
               <w:rPr>
-                <w:rFonts w:ascii="Times New Roman" w:cs="Times New Roman" w:eastAsia="Times New Roman" w:hAnsi="Times New Roman"/>
+                <w:rFonts w:ascii="Times New Roman" w:eastAsia="Times New Roman" w:hAnsi="Times New Roman" w:cs="Times New Roman"/>
                 <w:sz w:val="20"/>
                 <w:szCs w:val="20"/>
               </w:rPr>
             </w:pPr>
             <w:r>
               <w:rPr>
-                <w:rFonts w:ascii="Times New Roman" w:cs="Times New Roman" w:eastAsia="Times New Roman" w:hAnsi="Times New Roman"/>
+                <w:rFonts w:ascii="Times New Roman" w:eastAsia="Times New Roman" w:hAnsi="Times New Roman" w:cs="Times New Roman"/>
                 <w:sz w:val="20"/>
                 <w:szCs w:val="20"/>
-                <w:rtl w:val="0"/>
-              </w:rPr>
-              <w:t xml:space="preserve">{{nama_lengkap}}</w:t>
+              </w:rPr>
+              <w:t>{{nama_lengkap}}</w:t>
             </w:r>
           </w:p>
         </w:tc>
         <w:tc>
           <w:tcPr>
+            <w:tcW w:w="706" w:type="dxa"/>
             <w:vAlign w:val="center"/>
           </w:tcPr>
           <w:p>
@@ -1189,24 +1403,24 @@
               <w:spacing w:line="240" w:lineRule="auto"/>
               <w:jc w:val="center"/>
               <w:rPr>
-                <w:rFonts w:ascii="Times New Roman" w:cs="Times New Roman" w:eastAsia="Times New Roman" w:hAnsi="Times New Roman"/>
+                <w:rFonts w:ascii="Times New Roman" w:eastAsia="Times New Roman" w:hAnsi="Times New Roman" w:cs="Times New Roman"/>
                 <w:sz w:val="20"/>
                 <w:szCs w:val="20"/>
               </w:rPr>
             </w:pPr>
             <w:r>
               <w:rPr>
-                <w:rFonts w:ascii="Times New Roman" w:cs="Times New Roman" w:eastAsia="Times New Roman" w:hAnsi="Times New Roman"/>
+                <w:rFonts w:ascii="Times New Roman" w:eastAsia="Times New Roman" w:hAnsi="Times New Roman" w:cs="Times New Roman"/>
                 <w:sz w:val="20"/>
                 <w:szCs w:val="20"/>
-                <w:rtl w:val="0"/>
-              </w:rPr>
-              <w:t xml:space="preserve">{{gol}}</w:t>
+              </w:rPr>
+              <w:t>{{gol}}</w:t>
             </w:r>
           </w:p>
         </w:tc>
         <w:tc>
           <w:tcPr>
+            <w:tcW w:w="2241" w:type="dxa"/>
             <w:vAlign w:val="center"/>
           </w:tcPr>
           <w:p>
@@ -1215,24 +1429,24 @@
               <w:spacing w:line="240" w:lineRule="auto"/>
               <w:jc w:val="center"/>
               <w:rPr>
-                <w:rFonts w:ascii="Times New Roman" w:cs="Times New Roman" w:eastAsia="Times New Roman" w:hAnsi="Times New Roman"/>
+                <w:rFonts w:ascii="Times New Roman" w:eastAsia="Times New Roman" w:hAnsi="Times New Roman" w:cs="Times New Roman"/>
                 <w:sz w:val="20"/>
                 <w:szCs w:val="20"/>
               </w:rPr>
             </w:pPr>
             <w:r>
               <w:rPr>
-                <w:rFonts w:ascii="Times New Roman" w:cs="Times New Roman" w:eastAsia="Times New Roman" w:hAnsi="Times New Roman"/>
+                <w:rFonts w:ascii="Times New Roman" w:eastAsia="Times New Roman" w:hAnsi="Times New Roman" w:cs="Times New Roman"/>
                 <w:sz w:val="20"/>
                 <w:szCs w:val="20"/>
-                <w:rtl w:val="0"/>
-              </w:rPr>
-              <w:t xml:space="preserve">{{nip}}</w:t>
+              </w:rPr>
+              <w:t>{{nip}}</w:t>
             </w:r>
           </w:p>
         </w:tc>
         <w:tc>
           <w:tcPr>
+            <w:tcW w:w="1877" w:type="dxa"/>
             <w:vAlign w:val="center"/>
           </w:tcPr>
           <w:p>
@@ -1241,24 +1455,24 @@
               <w:spacing w:line="240" w:lineRule="auto"/>
               <w:jc w:val="center"/>
               <w:rPr>
-                <w:rFonts w:ascii="Times New Roman" w:cs="Times New Roman" w:eastAsia="Times New Roman" w:hAnsi="Times New Roman"/>
+                <w:rFonts w:ascii="Times New Roman" w:eastAsia="Times New Roman" w:hAnsi="Times New Roman" w:cs="Times New Roman"/>
                 <w:sz w:val="20"/>
                 <w:szCs w:val="20"/>
               </w:rPr>
             </w:pPr>
             <w:r>
               <w:rPr>
-                <w:rFonts w:ascii="Times New Roman" w:cs="Times New Roman" w:eastAsia="Times New Roman" w:hAnsi="Times New Roman"/>
+                <w:rFonts w:ascii="Times New Roman" w:eastAsia="Times New Roman" w:hAnsi="Times New Roman" w:cs="Times New Roman"/>
                 <w:sz w:val="20"/>
                 <w:szCs w:val="20"/>
-                <w:rtl w:val="0"/>
-              </w:rPr>
-              <w:t xml:space="preserve">{{tujuan}}</w:t>
+              </w:rPr>
+              <w:t>{{tujuan}}</w:t>
             </w:r>
           </w:p>
         </w:tc>
         <w:tc>
           <w:tcPr>
+            <w:tcW w:w="2551" w:type="dxa"/>
             <w:vAlign w:val="center"/>
           </w:tcPr>
           <w:p>
@@ -1267,19 +1481,18 @@
               <w:spacing w:line="240" w:lineRule="auto"/>
               <w:jc w:val="center"/>
               <w:rPr>
-                <w:rFonts w:ascii="Times New Roman" w:cs="Times New Roman" w:eastAsia="Times New Roman" w:hAnsi="Times New Roman"/>
+                <w:rFonts w:ascii="Times New Roman" w:eastAsia="Times New Roman" w:hAnsi="Times New Roman" w:cs="Times New Roman"/>
                 <w:sz w:val="20"/>
                 <w:szCs w:val="20"/>
               </w:rPr>
             </w:pPr>
             <w:r>
               <w:rPr>
-                <w:rFonts w:ascii="Times New Roman" w:cs="Times New Roman" w:eastAsia="Times New Roman" w:hAnsi="Times New Roman"/>
+                <w:rFonts w:ascii="Times New Roman" w:eastAsia="Times New Roman" w:hAnsi="Times New Roman" w:cs="Times New Roman"/>
                 <w:sz w:val="20"/>
                 <w:szCs w:val="20"/>
-                <w:rtl w:val="0"/>
-              </w:rPr>
-              <w:t xml:space="preserve">{{tanggal_pelaksanaan}}</w:t>
+              </w:rPr>
+              <w:t>{{tanggal_pelaksanaan}}{{/peserta}}</w:t>
             </w:r>
           </w:p>
         </w:tc>
@@ -1290,32 +1503,22 @@
         <w:widowControl w:val="0"/>
         <w:spacing w:line="240" w:lineRule="auto"/>
         <w:rPr>
-          <w:rFonts w:ascii="Times New Roman" w:cs="Times New Roman" w:eastAsia="Times New Roman" w:hAnsi="Times New Roman"/>
+          <w:rFonts w:ascii="Times New Roman" w:eastAsia="Times New Roman" w:hAnsi="Times New Roman" w:cs="Times New Roman"/>
           <w:sz w:val="24"/>
           <w:szCs w:val="24"/>
         </w:rPr>
       </w:pPr>
-      <w:r>
-        <w:rPr>
-          <w:rtl w:val="0"/>
-        </w:rPr>
-      </w:r>
     </w:p>
     <w:p>
       <w:pPr>
         <w:widowControl w:val="0"/>
         <w:spacing w:line="240" w:lineRule="auto"/>
         <w:rPr>
-          <w:rFonts w:ascii="Times New Roman" w:cs="Times New Roman" w:eastAsia="Times New Roman" w:hAnsi="Times New Roman"/>
+          <w:rFonts w:ascii="Times New Roman" w:eastAsia="Times New Roman" w:hAnsi="Times New Roman" w:cs="Times New Roman"/>
           <w:sz w:val="24"/>
           <w:szCs w:val="24"/>
         </w:rPr>
       </w:pPr>
-      <w:r>
-        <w:rPr>
-          <w:rtl w:val="0"/>
-        </w:rPr>
-      </w:r>
     </w:p>
     <w:p>
       <w:pPr>
@@ -1323,101 +1526,146 @@
         <w:spacing w:line="240" w:lineRule="auto"/>
         <w:jc w:val="both"/>
         <w:rPr>
-          <w:rFonts w:ascii="Times New Roman" w:cs="Times New Roman" w:eastAsia="Times New Roman" w:hAnsi="Times New Roman"/>
+          <w:rFonts w:ascii="Times New Roman" w:eastAsia="Times New Roman" w:hAnsi="Times New Roman" w:cs="Times New Roman"/>
           <w:sz w:val="24"/>
           <w:szCs w:val="24"/>
         </w:rPr>
       </w:pPr>
       <w:r>
         <w:rPr>
-          <w:rFonts w:ascii="Times New Roman" w:cs="Times New Roman" w:eastAsia="Times New Roman" w:hAnsi="Times New Roman"/>
+          <w:rFonts w:ascii="Times New Roman" w:eastAsia="Times New Roman" w:hAnsi="Times New Roman" w:cs="Times New Roman"/>
           <w:sz w:val="24"/>
           <w:szCs w:val="24"/>
-          <w:rtl w:val="0"/>
         </w:rPr>
         <w:t xml:space="preserve">       </w:t>
+      </w:r>
+      <w:r>
+        <w:rPr>
+          <w:rFonts w:ascii="Times New Roman" w:eastAsia="Times New Roman" w:hAnsi="Times New Roman" w:cs="Times New Roman"/>
+          <w:sz w:val="24"/>
+          <w:szCs w:val="24"/>
+        </w:rPr>
         <w:tab/>
+      </w:r>
+      <w:r>
+        <w:rPr>
+          <w:rFonts w:ascii="Times New Roman" w:eastAsia="Times New Roman" w:hAnsi="Times New Roman" w:cs="Times New Roman"/>
+          <w:sz w:val="24"/>
+          <w:szCs w:val="24"/>
+        </w:rPr>
         <w:tab/>
+      </w:r>
+      <w:r>
+        <w:rPr>
+          <w:rFonts w:ascii="Times New Roman" w:eastAsia="Times New Roman" w:hAnsi="Times New Roman" w:cs="Times New Roman"/>
+          <w:sz w:val="24"/>
+          <w:szCs w:val="24"/>
+        </w:rPr>
         <w:tab/>
+      </w:r>
+      <w:r>
+        <w:rPr>
+          <w:rFonts w:ascii="Times New Roman" w:eastAsia="Times New Roman" w:hAnsi="Times New Roman" w:cs="Times New Roman"/>
+          <w:sz w:val="24"/>
+          <w:szCs w:val="24"/>
+        </w:rPr>
         <w:tab/>
+      </w:r>
+      <w:r>
+        <w:rPr>
+          <w:rFonts w:ascii="Times New Roman" w:eastAsia="Times New Roman" w:hAnsi="Times New Roman" w:cs="Times New Roman"/>
+          <w:sz w:val="24"/>
+          <w:szCs w:val="24"/>
+        </w:rPr>
         <w:tab/>
+      </w:r>
+      <w:r>
+        <w:rPr>
+          <w:rFonts w:ascii="Times New Roman" w:eastAsia="Times New Roman" w:hAnsi="Times New Roman" w:cs="Times New Roman"/>
+          <w:sz w:val="24"/>
+          <w:szCs w:val="24"/>
+        </w:rPr>
         <w:tab/>
+      </w:r>
+      <w:r>
+        <w:rPr>
+          <w:rFonts w:ascii="Times New Roman" w:eastAsia="Times New Roman" w:hAnsi="Times New Roman" w:cs="Times New Roman"/>
+          <w:sz w:val="24"/>
+          <w:szCs w:val="24"/>
+        </w:rPr>
         <w:tab/>
         <w:t xml:space="preserve">       Jakarta, {{tanggal_surat}}</w:t>
+      </w:r>
+      <w:r>
+        <w:rPr>
+          <w:rFonts w:ascii="Times New Roman" w:eastAsia="Times New Roman" w:hAnsi="Times New Roman" w:cs="Times New Roman"/>
+          <w:sz w:val="24"/>
+          <w:szCs w:val="24"/>
+        </w:rPr>
         <w:tab/>
       </w:r>
     </w:p>
     <w:tbl>
       <w:tblPr>
-        <w:tblStyle w:val="Table3"/>
-        <w:tblW w:w="9900.0" w:type="dxa"/>
-        <w:jc w:val="left"/>
+        <w:tblStyle w:val="a1"/>
+        <w:tblW w:w="9900" w:type="dxa"/>
+        <w:tblInd w:w="0" w:type="dxa"/>
         <w:tblBorders>
-          <w:top w:color="000000" w:space="0" w:sz="0" w:val="nil"/>
-          <w:left w:color="000000" w:space="0" w:sz="0" w:val="nil"/>
-          <w:bottom w:color="000000" w:space="0" w:sz="0" w:val="nil"/>
-          <w:right w:color="000000" w:space="0" w:sz="0" w:val="nil"/>
-          <w:insideH w:color="000000" w:space="0" w:sz="0" w:val="nil"/>
-          <w:insideV w:color="000000" w:space="0" w:sz="0" w:val="nil"/>
+          <w:top w:val="nil"/>
+          <w:left w:val="nil"/>
+          <w:bottom w:val="nil"/>
+          <w:right w:val="nil"/>
+          <w:insideH w:val="nil"/>
+          <w:insideV w:val="nil"/>
         </w:tblBorders>
         <w:tblLayout w:type="fixed"/>
-        <w:tblLook w:val="0400"/>
+        <w:tblLook w:val="0400" w:firstRow="0" w:lastRow="0" w:firstColumn="0" w:lastColumn="0" w:noHBand="0" w:noVBand="1"/>
       </w:tblPr>
       <w:tblGrid>
         <w:gridCol w:w="5310"/>
         <w:gridCol w:w="4590"/>
-        <w:tblGridChange w:id="0">
-          <w:tblGrid>
-            <w:gridCol w:w="5310"/>
-            <w:gridCol w:w="4590"/>
-          </w:tblGrid>
-        </w:tblGridChange>
       </w:tblGrid>
       <w:tr>
         <w:trPr>
-          <w:cantSplit w:val="0"/>
-          <w:trHeight w:val="2146" w:hRule="atLeast"/>
-          <w:tblHeader w:val="0"/>
+          <w:trHeight w:val="2146"/>
         </w:trPr>
         <w:tc>
-          <w:tcPr/>
+          <w:tcPr>
+            <w:tcW w:w="5310" w:type="dxa"/>
+          </w:tcPr>
           <w:p>
             <w:pPr>
               <w:widowControl w:val="0"/>
               <w:spacing w:line="240" w:lineRule="auto"/>
               <w:jc w:val="both"/>
               <w:rPr>
-                <w:rFonts w:ascii="Times New Roman" w:cs="Times New Roman" w:eastAsia="Times New Roman" w:hAnsi="Times New Roman"/>
+                <w:rFonts w:ascii="Times New Roman" w:eastAsia="Times New Roman" w:hAnsi="Times New Roman" w:cs="Times New Roman"/>
                 <w:sz w:val="24"/>
                 <w:szCs w:val="24"/>
               </w:rPr>
             </w:pPr>
-            <w:r>
-              <w:rPr>
-                <w:rtl w:val="0"/>
-              </w:rPr>
-            </w:r>
           </w:p>
         </w:tc>
         <w:tc>
-          <w:tcPr/>
+          <w:tcPr>
+            <w:tcW w:w="4590" w:type="dxa"/>
+          </w:tcPr>
           <w:p>
             <w:pPr>
               <w:widowControl w:val="0"/>
               <w:spacing w:line="240" w:lineRule="auto"/>
               <w:jc w:val="both"/>
               <w:rPr>
-                <w:rFonts w:ascii="Times New Roman" w:cs="Times New Roman" w:eastAsia="Times New Roman" w:hAnsi="Times New Roman"/>
+                <w:rFonts w:ascii="Times New Roman" w:eastAsia="Times New Roman" w:hAnsi="Times New Roman" w:cs="Times New Roman"/>
                 <w:sz w:val="24"/>
                 <w:szCs w:val="24"/>
               </w:rPr>
             </w:pPr>
             <w:r>
               <w:rPr>
-                <w:rFonts w:ascii="Times New Roman" w:cs="Times New Roman" w:eastAsia="Times New Roman" w:hAnsi="Times New Roman"/>
+                <w:rFonts w:ascii="Times New Roman" w:eastAsia="Times New Roman" w:hAnsi="Times New Roman" w:cs="Times New Roman"/>
                 <w:sz w:val="24"/>
                 <w:szCs w:val="24"/>
-                <w:rtl w:val="0"/>
               </w:rPr>
               <w:t xml:space="preserve"> Direktur Penyediaan Lahan,   </w:t>
             </w:r>
@@ -1428,16 +1676,11 @@
               <w:spacing w:line="240" w:lineRule="auto"/>
               <w:jc w:val="both"/>
               <w:rPr>
-                <w:rFonts w:ascii="Times New Roman" w:cs="Times New Roman" w:eastAsia="Times New Roman" w:hAnsi="Times New Roman"/>
+                <w:rFonts w:ascii="Times New Roman" w:eastAsia="Times New Roman" w:hAnsi="Times New Roman" w:cs="Times New Roman"/>
                 <w:sz w:val="24"/>
                 <w:szCs w:val="24"/>
               </w:rPr>
             </w:pPr>
-            <w:r>
-              <w:rPr>
-                <w:rtl w:val="0"/>
-              </w:rPr>
-            </w:r>
           </w:p>
           <w:p>
             <w:pPr>
@@ -1445,16 +1688,11 @@
               <w:spacing w:line="240" w:lineRule="auto"/>
               <w:jc w:val="both"/>
               <w:rPr>
-                <w:rFonts w:ascii="Times New Roman" w:cs="Times New Roman" w:eastAsia="Times New Roman" w:hAnsi="Times New Roman"/>
+                <w:rFonts w:ascii="Times New Roman" w:eastAsia="Times New Roman" w:hAnsi="Times New Roman" w:cs="Times New Roman"/>
                 <w:sz w:val="24"/>
                 <w:szCs w:val="24"/>
               </w:rPr>
             </w:pPr>
-            <w:r>
-              <w:rPr>
-                <w:rtl w:val="0"/>
-              </w:rPr>
-            </w:r>
           </w:p>
           <w:p>
             <w:pPr>
@@ -1462,16 +1700,11 @@
               <w:spacing w:line="240" w:lineRule="auto"/>
               <w:jc w:val="both"/>
               <w:rPr>
-                <w:rFonts w:ascii="Times New Roman" w:cs="Times New Roman" w:eastAsia="Times New Roman" w:hAnsi="Times New Roman"/>
+                <w:rFonts w:ascii="Times New Roman" w:eastAsia="Times New Roman" w:hAnsi="Times New Roman" w:cs="Times New Roman"/>
                 <w:sz w:val="24"/>
                 <w:szCs w:val="24"/>
               </w:rPr>
             </w:pPr>
-            <w:r>
-              <w:rPr>
-                <w:rtl w:val="0"/>
-              </w:rPr>
-            </w:r>
           </w:p>
           <w:p>
             <w:pPr>
@@ -1479,16 +1712,11 @@
               <w:spacing w:line="240" w:lineRule="auto"/>
               <w:jc w:val="both"/>
               <w:rPr>
-                <w:rFonts w:ascii="Times New Roman" w:cs="Times New Roman" w:eastAsia="Times New Roman" w:hAnsi="Times New Roman"/>
+                <w:rFonts w:ascii="Times New Roman" w:eastAsia="Times New Roman" w:hAnsi="Times New Roman" w:cs="Times New Roman"/>
                 <w:sz w:val="24"/>
                 <w:szCs w:val="24"/>
               </w:rPr>
             </w:pPr>
-            <w:r>
-              <w:rPr>
-                <w:rtl w:val="0"/>
-              </w:rPr>
-            </w:r>
           </w:p>
           <w:p>
             <w:pPr>
@@ -1496,17 +1724,16 @@
               <w:spacing w:line="240" w:lineRule="auto"/>
               <w:jc w:val="both"/>
               <w:rPr>
-                <w:rFonts w:ascii="Times New Roman" w:cs="Times New Roman" w:eastAsia="Times New Roman" w:hAnsi="Times New Roman"/>
+                <w:rFonts w:ascii="Times New Roman" w:eastAsia="Times New Roman" w:hAnsi="Times New Roman" w:cs="Times New Roman"/>
                 <w:sz w:val="24"/>
                 <w:szCs w:val="24"/>
               </w:rPr>
             </w:pPr>
             <w:r>
               <w:rPr>
-                <w:rFonts w:ascii="Times New Roman" w:cs="Times New Roman" w:eastAsia="Times New Roman" w:hAnsi="Times New Roman"/>
+                <w:rFonts w:ascii="Times New Roman" w:eastAsia="Times New Roman" w:hAnsi="Times New Roman" w:cs="Times New Roman"/>
                 <w:sz w:val="24"/>
                 <w:szCs w:val="24"/>
-                <w:rtl w:val="0"/>
               </w:rPr>
               <w:t xml:space="preserve">Geloria M.K Ginting, S.P.,M.M.,M.Sc. </w:t>
             </w:r>
@@ -1517,19 +1744,18 @@
               <w:spacing w:line="240" w:lineRule="auto"/>
               <w:jc w:val="both"/>
               <w:rPr>
-                <w:rFonts w:ascii="Times New Roman" w:cs="Times New Roman" w:eastAsia="Times New Roman" w:hAnsi="Times New Roman"/>
+                <w:rFonts w:ascii="Times New Roman" w:eastAsia="Times New Roman" w:hAnsi="Times New Roman" w:cs="Times New Roman"/>
                 <w:sz w:val="24"/>
                 <w:szCs w:val="24"/>
               </w:rPr>
             </w:pPr>
             <w:r>
               <w:rPr>
-                <w:rFonts w:ascii="Times New Roman" w:cs="Times New Roman" w:eastAsia="Times New Roman" w:hAnsi="Times New Roman"/>
+                <w:rFonts w:ascii="Times New Roman" w:eastAsia="Times New Roman" w:hAnsi="Times New Roman" w:cs="Times New Roman"/>
                 <w:sz w:val="24"/>
                 <w:szCs w:val="24"/>
-                <w:rtl w:val="0"/>
-              </w:rPr>
-              <w:t xml:space="preserve">NIP 197502262002122009</w:t>
+              </w:rPr>
+              <w:t>NIP 197502262002122009</w:t>
             </w:r>
           </w:p>
         </w:tc>
@@ -1539,64 +1765,322 @@
       <w:pPr>
         <w:widowControl w:val="0"/>
         <w:tabs>
-          <w:tab w:val="left" w:leader="none" w:pos="4678"/>
+          <w:tab w:val="left" w:pos="4678"/>
         </w:tabs>
         <w:spacing w:line="240" w:lineRule="auto"/>
         <w:jc w:val="both"/>
         <w:rPr>
-          <w:rFonts w:ascii="Times New Roman" w:cs="Times New Roman" w:eastAsia="Times New Roman" w:hAnsi="Times New Roman"/>
-        </w:rPr>
-      </w:pPr>
-      <w:r>
-        <w:rPr>
-          <w:rtl w:val="0"/>
-        </w:rPr>
-      </w:r>
+          <w:rFonts w:ascii="Times New Roman" w:eastAsia="Times New Roman" w:hAnsi="Times New Roman" w:cs="Times New Roman"/>
+        </w:rPr>
+      </w:pPr>
     </w:p>
     <w:p>
       <w:pPr>
         <w:widowControl w:val="0"/>
         <w:spacing w:line="240" w:lineRule="auto"/>
-        <w:rPr/>
-      </w:pPr>
-      <w:r>
-        <w:rPr>
-          <w:rtl w:val="0"/>
-        </w:rPr>
-      </w:r>
+      </w:pPr>
     </w:p>
-    <w:p>
-      <w:pPr>
-        <w:rPr/>
-      </w:pPr>
-      <w:r>
-        <w:rPr>
-          <w:rtl w:val="0"/>
-        </w:rPr>
-      </w:r>
-    </w:p>
+    <w:p/>
     <w:sectPr>
-      <w:pgSz w:h="16838" w:w="11906" w:orient="portrait"/>
-      <w:pgMar w:bottom="1440" w:top="1440" w:left="1440" w:right="1440" w:header="720" w:footer="720"/>
+      <w:pgSz w:w="11906" w:h="16838"/>
+      <w:pgMar w:top="1440" w:right="1440" w:bottom="1440" w:left="1440" w:header="720" w:footer="720" w:gutter="0"/>
       <w:pgNumType w:start="1"/>
+      <w:cols w:space="720"/>
     </w:sectPr>
   </w:body>
 </w:document>
 </file>
 
 <file path=word/numbering.xml><?xml version="1.0" encoding="utf-8"?>
-<w:numbering xmlns:mc="http://schemas.openxmlformats.org/markup-compatibility/2006" xmlns:o="urn:schemas-microsoft-com:office:office" xmlns:r="http://schemas.openxmlformats.org/officeDocument/2006/relationships" xmlns:m="http://schemas.openxmlformats.org/officeDocument/2006/math" xmlns:v="urn:schemas-microsoft-com:vml" xmlns:wp="http://schemas.openxmlformats.org/drawingml/2006/wordprocessingDrawing" xmlns:w10="urn:schemas-microsoft-com:office:word" xmlns:w="http://schemas.openxmlformats.org/wordprocessingml/2006/main" xmlns:wne="http://schemas.microsoft.com/office/word/2006/wordml" xmlns:sl="http://schemas.openxmlformats.org/schemaLibrary/2006/main" xmlns:a="http://schemas.openxmlformats.org/drawingml/2006/main" xmlns:pic="http://schemas.openxmlformats.org/drawingml/2006/picture" xmlns:c="http://schemas.openxmlformats.org/drawingml/2006/chart" xmlns:lc="http://schemas.openxmlformats.org/drawingml/2006/lockedCanvas" xmlns:dgm="http://schemas.openxmlformats.org/drawingml/2006/diagram" xmlns:wps="http://schemas.microsoft.com/office/word/2010/wordprocessingShape" xmlns:wpg="http://schemas.microsoft.com/office/word/2010/wordprocessingGroup" xmlns:w14="http://schemas.microsoft.com/office/word/2010/wordml" xmlns:w15="http://schemas.microsoft.com/office/word/2012/wordml" xmlns:w16="http://schemas.microsoft.com/office/word/2018/wordml" xmlns:w16cex="http://schemas.microsoft.com/office/word/2018/wordml/cex" xmlns:w16cid="http://schemas.microsoft.com/office/word/2016/wordml/cid" xmlns="http://schemas.microsoft.com/office/tasks/2019/documenttasks" xmlns:cr="http://schemas.microsoft.com/office/comments/2020/reactions"/>
+<w:numbering xmlns:wpc="http://schemas.microsoft.com/office/word/2010/wordprocessingCanvas" xmlns:cx="http://schemas.microsoft.com/office/drawing/2014/chartex" xmlns:cx1="http://schemas.microsoft.com/office/drawing/2015/9/8/chartex" xmlns:cx2="http://schemas.microsoft.com/office/drawing/2015/10/21/chartex" xmlns:cx3="http://schemas.microsoft.com/office/drawing/2016/5/9/chartex" xmlns:cx4="http://schemas.microsoft.com/office/drawing/2016/5/10/chartex" xmlns:cx5="http://schemas.microsoft.com/office/drawing/2016/5/11/chartex" xmlns:cx6="http://schemas.microsoft.com/office/drawing/2016/5/12/chartex" xmlns:cx7="http://schemas.microsoft.com/office/drawing/2016/5/13/chartex" xmlns:cx8="http://schemas.microsoft.com/office/drawing/2016/5/14/chartex" xmlns:mc="http://schemas.openxmlformats.org/markup-compatibility/2006" xmlns:aink="http://schemas.microsoft.com/office/drawing/2016/ink" xmlns:am3d="http://schemas.microsoft.com/office/drawing/2017/model3d" xmlns:o="urn:schemas-microsoft-com:office:office" xmlns:oel="http://schemas.microsoft.com/office/2019/extlst" xmlns:r="http://schemas.openxmlformats.org/officeDocument/2006/relationships" xmlns:m="http://schemas.openxmlformats.org/officeDocument/2006/math" xmlns:v="urn:schemas-microsoft-com:vml" xmlns:wp14="http://schemas.microsoft.com/office/word/2010/wordprocessingDrawing" xmlns:wp="http://schemas.openxmlformats.org/drawingml/2006/wordprocessingDrawing" xmlns:w10="urn:schemas-microsoft-com:office:word" xmlns:w="http://schemas.openxmlformats.org/wordprocessingml/2006/main" xmlns:w14="http://schemas.microsoft.com/office/word/2010/wordml" xmlns:w15="http://schemas.microsoft.com/office/word/2012/wordml" xmlns:w16cex="http://schemas.microsoft.com/office/word/2018/wordml/cex" xmlns:w16cid="http://schemas.microsoft.com/office/word/2016/wordml/cid" xmlns:w16="http://schemas.microsoft.com/office/word/2018/wordml" xmlns:w16du="http://schemas.microsoft.com/office/word/2023/wordml/word16du" xmlns:w16sdtdh="http://schemas.microsoft.com/office/word/2020/wordml/sdtdatahash" xmlns:w16sdtfl="http://schemas.microsoft.com/office/word/2024/wordml/sdtformatlock" xmlns:w16se="http://schemas.microsoft.com/office/word/2015/wordml/symex" xmlns:wpg="http://schemas.microsoft.com/office/word/2010/wordprocessingGroup" xmlns:wpi="http://schemas.microsoft.com/office/word/2010/wordprocessingInk" xmlns:wne="http://schemas.microsoft.com/office/word/2006/wordml" xmlns:wps="http://schemas.microsoft.com/office/word/2010/wordprocessingShape" mc:Ignorable="w14 w15 w16se w16cid w16 w16cex w16sdtdh w16sdtfl w16du wp14">
+  <w:abstractNum w:abstractNumId="0" w15:restartNumberingAfterBreak="0">
+    <w:nsid w:val="53B938E9"/>
+    <w:multiLevelType w:val="hybridMultilevel"/>
+    <w:tmpl w:val="7D2EC668"/>
+    <w:lvl w:ilvl="0" w:tplc="0409000F">
+      <w:start w:val="1"/>
+      <w:numFmt w:val="decimal"/>
+      <w:lvlText w:val="%1."/>
+      <w:lvlJc w:val="left"/>
+      <w:pPr>
+        <w:ind w:left="720" w:hanging="360"/>
+      </w:pPr>
+      <w:rPr>
+        <w:rFonts w:hint="default"/>
+      </w:rPr>
+    </w:lvl>
+    <w:lvl w:ilvl="1" w:tplc="04090019" w:tentative="1">
+      <w:start w:val="1"/>
+      <w:numFmt w:val="lowerLetter"/>
+      <w:lvlText w:val="%2."/>
+      <w:lvlJc w:val="left"/>
+      <w:pPr>
+        <w:ind w:left="1440" w:hanging="360"/>
+      </w:pPr>
+    </w:lvl>
+    <w:lvl w:ilvl="2" w:tplc="0409001B" w:tentative="1">
+      <w:start w:val="1"/>
+      <w:numFmt w:val="lowerRoman"/>
+      <w:lvlText w:val="%3."/>
+      <w:lvlJc w:val="right"/>
+      <w:pPr>
+        <w:ind w:left="2160" w:hanging="180"/>
+      </w:pPr>
+    </w:lvl>
+    <w:lvl w:ilvl="3" w:tplc="0409000F" w:tentative="1">
+      <w:start w:val="1"/>
+      <w:numFmt w:val="decimal"/>
+      <w:lvlText w:val="%4."/>
+      <w:lvlJc w:val="left"/>
+      <w:pPr>
+        <w:ind w:left="2880" w:hanging="360"/>
+      </w:pPr>
+    </w:lvl>
+    <w:lvl w:ilvl="4" w:tplc="04090019" w:tentative="1">
+      <w:start w:val="1"/>
+      <w:numFmt w:val="lowerLetter"/>
+      <w:lvlText w:val="%5."/>
+      <w:lvlJc w:val="left"/>
+      <w:pPr>
+        <w:ind w:left="3600" w:hanging="360"/>
+      </w:pPr>
+    </w:lvl>
+    <w:lvl w:ilvl="5" w:tplc="0409001B" w:tentative="1">
+      <w:start w:val="1"/>
+      <w:numFmt w:val="lowerRoman"/>
+      <w:lvlText w:val="%6."/>
+      <w:lvlJc w:val="right"/>
+      <w:pPr>
+        <w:ind w:left="4320" w:hanging="180"/>
+      </w:pPr>
+    </w:lvl>
+    <w:lvl w:ilvl="6" w:tplc="0409000F" w:tentative="1">
+      <w:start w:val="1"/>
+      <w:numFmt w:val="decimal"/>
+      <w:lvlText w:val="%7."/>
+      <w:lvlJc w:val="left"/>
+      <w:pPr>
+        <w:ind w:left="5040" w:hanging="360"/>
+      </w:pPr>
+    </w:lvl>
+    <w:lvl w:ilvl="7" w:tplc="04090019" w:tentative="1">
+      <w:start w:val="1"/>
+      <w:numFmt w:val="lowerLetter"/>
+      <w:lvlText w:val="%8."/>
+      <w:lvlJc w:val="left"/>
+      <w:pPr>
+        <w:ind w:left="5760" w:hanging="360"/>
+      </w:pPr>
+    </w:lvl>
+    <w:lvl w:ilvl="8" w:tplc="0409001B" w:tentative="1">
+      <w:start w:val="1"/>
+      <w:numFmt w:val="lowerRoman"/>
+      <w:lvlText w:val="%9."/>
+      <w:lvlJc w:val="right"/>
+      <w:pPr>
+        <w:ind w:left="6480" w:hanging="180"/>
+      </w:pPr>
+    </w:lvl>
+  </w:abstractNum>
+  <w:abstractNum w:abstractNumId="1" w15:restartNumberingAfterBreak="0">
+    <w:nsid w:val="6F111DD2"/>
+    <w:multiLevelType w:val="hybridMultilevel"/>
+    <w:tmpl w:val="9DC87FAA"/>
+    <w:lvl w:ilvl="0" w:tplc="0409000F">
+      <w:start w:val="1"/>
+      <w:numFmt w:val="decimal"/>
+      <w:lvlText w:val="%1."/>
+      <w:lvlJc w:val="left"/>
+      <w:pPr>
+        <w:ind w:left="720" w:hanging="360"/>
+      </w:pPr>
+      <w:rPr>
+        <w:rFonts w:hint="default"/>
+      </w:rPr>
+    </w:lvl>
+    <w:lvl w:ilvl="1" w:tplc="04090019" w:tentative="1">
+      <w:start w:val="1"/>
+      <w:numFmt w:val="lowerLetter"/>
+      <w:lvlText w:val="%2."/>
+      <w:lvlJc w:val="left"/>
+      <w:pPr>
+        <w:ind w:left="1440" w:hanging="360"/>
+      </w:pPr>
+    </w:lvl>
+    <w:lvl w:ilvl="2" w:tplc="0409001B" w:tentative="1">
+      <w:start w:val="1"/>
+      <w:numFmt w:val="lowerRoman"/>
+      <w:lvlText w:val="%3."/>
+      <w:lvlJc w:val="right"/>
+      <w:pPr>
+        <w:ind w:left="2160" w:hanging="180"/>
+      </w:pPr>
+    </w:lvl>
+    <w:lvl w:ilvl="3" w:tplc="0409000F" w:tentative="1">
+      <w:start w:val="1"/>
+      <w:numFmt w:val="decimal"/>
+      <w:lvlText w:val="%4."/>
+      <w:lvlJc w:val="left"/>
+      <w:pPr>
+        <w:ind w:left="2880" w:hanging="360"/>
+      </w:pPr>
+    </w:lvl>
+    <w:lvl w:ilvl="4" w:tplc="04090019" w:tentative="1">
+      <w:start w:val="1"/>
+      <w:numFmt w:val="lowerLetter"/>
+      <w:lvlText w:val="%5."/>
+      <w:lvlJc w:val="left"/>
+      <w:pPr>
+        <w:ind w:left="3600" w:hanging="360"/>
+      </w:pPr>
+    </w:lvl>
+    <w:lvl w:ilvl="5" w:tplc="0409001B" w:tentative="1">
+      <w:start w:val="1"/>
+      <w:numFmt w:val="lowerRoman"/>
+      <w:lvlText w:val="%6."/>
+      <w:lvlJc w:val="right"/>
+      <w:pPr>
+        <w:ind w:left="4320" w:hanging="180"/>
+      </w:pPr>
+    </w:lvl>
+    <w:lvl w:ilvl="6" w:tplc="0409000F" w:tentative="1">
+      <w:start w:val="1"/>
+      <w:numFmt w:val="decimal"/>
+      <w:lvlText w:val="%7."/>
+      <w:lvlJc w:val="left"/>
+      <w:pPr>
+        <w:ind w:left="5040" w:hanging="360"/>
+      </w:pPr>
+    </w:lvl>
+    <w:lvl w:ilvl="7" w:tplc="04090019" w:tentative="1">
+      <w:start w:val="1"/>
+      <w:numFmt w:val="lowerLetter"/>
+      <w:lvlText w:val="%8."/>
+      <w:lvlJc w:val="left"/>
+      <w:pPr>
+        <w:ind w:left="5760" w:hanging="360"/>
+      </w:pPr>
+    </w:lvl>
+    <w:lvl w:ilvl="8" w:tplc="0409001B" w:tentative="1">
+      <w:start w:val="1"/>
+      <w:numFmt w:val="lowerRoman"/>
+      <w:lvlText w:val="%9."/>
+      <w:lvlJc w:val="right"/>
+      <w:pPr>
+        <w:ind w:left="6480" w:hanging="180"/>
+      </w:pPr>
+    </w:lvl>
+  </w:abstractNum>
+  <w:abstractNum w:abstractNumId="2" w15:restartNumberingAfterBreak="0">
+    <w:nsid w:val="77281D63"/>
+    <w:multiLevelType w:val="hybridMultilevel"/>
+    <w:tmpl w:val="A1EAFCA0"/>
+    <w:lvl w:ilvl="0" w:tplc="04090019">
+      <w:start w:val="1"/>
+      <w:numFmt w:val="lowerLetter"/>
+      <w:lvlText w:val="%1."/>
+      <w:lvlJc w:val="left"/>
+      <w:pPr>
+        <w:ind w:left="720" w:hanging="360"/>
+      </w:pPr>
+      <w:rPr>
+        <w:rFonts w:hint="default"/>
+      </w:rPr>
+    </w:lvl>
+    <w:lvl w:ilvl="1" w:tplc="04090019" w:tentative="1">
+      <w:start w:val="1"/>
+      <w:numFmt w:val="lowerLetter"/>
+      <w:lvlText w:val="%2."/>
+      <w:lvlJc w:val="left"/>
+      <w:pPr>
+        <w:ind w:left="1440" w:hanging="360"/>
+      </w:pPr>
+    </w:lvl>
+    <w:lvl w:ilvl="2" w:tplc="0409001B" w:tentative="1">
+      <w:start w:val="1"/>
+      <w:numFmt w:val="lowerRoman"/>
+      <w:lvlText w:val="%3."/>
+      <w:lvlJc w:val="right"/>
+      <w:pPr>
+        <w:ind w:left="2160" w:hanging="180"/>
+      </w:pPr>
+    </w:lvl>
+    <w:lvl w:ilvl="3" w:tplc="0409000F" w:tentative="1">
+      <w:start w:val="1"/>
+      <w:numFmt w:val="decimal"/>
+      <w:lvlText w:val="%4."/>
+      <w:lvlJc w:val="left"/>
+      <w:pPr>
+        <w:ind w:left="2880" w:hanging="360"/>
+      </w:pPr>
+    </w:lvl>
+    <w:lvl w:ilvl="4" w:tplc="04090019" w:tentative="1">
+      <w:start w:val="1"/>
+      <w:numFmt w:val="lowerLetter"/>
+      <w:lvlText w:val="%5."/>
+      <w:lvlJc w:val="left"/>
+      <w:pPr>
+        <w:ind w:left="3600" w:hanging="360"/>
+      </w:pPr>
+    </w:lvl>
+    <w:lvl w:ilvl="5" w:tplc="0409001B" w:tentative="1">
+      <w:start w:val="1"/>
+      <w:numFmt w:val="lowerRoman"/>
+      <w:lvlText w:val="%6."/>
+      <w:lvlJc w:val="right"/>
+      <w:pPr>
+        <w:ind w:left="4320" w:hanging="180"/>
+      </w:pPr>
+    </w:lvl>
+    <w:lvl w:ilvl="6" w:tplc="0409000F" w:tentative="1">
+      <w:start w:val="1"/>
+      <w:numFmt w:val="decimal"/>
+      <w:lvlText w:val="%7."/>
+      <w:lvlJc w:val="left"/>
+      <w:pPr>
+        <w:ind w:left="5040" w:hanging="360"/>
+      </w:pPr>
+    </w:lvl>
+    <w:lvl w:ilvl="7" w:tplc="04090019" w:tentative="1">
+      <w:start w:val="1"/>
+      <w:numFmt w:val="lowerLetter"/>
+      <w:lvlText w:val="%8."/>
+      <w:lvlJc w:val="left"/>
+      <w:pPr>
+        <w:ind w:left="5760" w:hanging="360"/>
+      </w:pPr>
+    </w:lvl>
+    <w:lvl w:ilvl="8" w:tplc="0409001B" w:tentative="1">
+      <w:start w:val="1"/>
+      <w:numFmt w:val="lowerRoman"/>
+      <w:lvlText w:val="%9."/>
+      <w:lvlJc w:val="right"/>
+      <w:pPr>
+        <w:ind w:left="6480" w:hanging="180"/>
+      </w:pPr>
+    </w:lvl>
+  </w:abstractNum>
+  <w:num w:numId="1" w16cid:durableId="846479702">
+    <w:abstractNumId w:val="2"/>
+  </w:num>
+  <w:num w:numId="2" w16cid:durableId="834413561">
+    <w:abstractNumId w:val="0"/>
+  </w:num>
+  <w:num w:numId="3" w16cid:durableId="1787040560">
+    <w:abstractNumId w:val="1"/>
+  </w:num>
+</w:numbering>
 </file>
 
 <file path=word/styles.xml><?xml version="1.0" encoding="utf-8"?>
-<w:styles xmlns:mc="http://schemas.openxmlformats.org/markup-compatibility/2006" xmlns:o="urn:schemas-microsoft-com:office:office" xmlns:r="http://schemas.openxmlformats.org/officeDocument/2006/relationships" xmlns:m="http://schemas.openxmlformats.org/officeDocument/2006/math" xmlns:v="urn:schemas-microsoft-com:vml" xmlns:wp="http://schemas.openxmlformats.org/drawingml/2006/wordprocessingDrawing" xmlns:w10="urn:schemas-microsoft-com:office:word" xmlns:w="http://schemas.openxmlformats.org/wordprocessingml/2006/main" xmlns:wne="http://schemas.microsoft.com/office/word/2006/wordml" xmlns:sl="http://schemas.openxmlformats.org/schemaLibrary/2006/main" xmlns:a="http://schemas.openxmlformats.org/drawingml/2006/main" xmlns:pic="http://schemas.openxmlformats.org/drawingml/2006/picture" xmlns:c="http://schemas.openxmlformats.org/drawingml/2006/chart" xmlns:lc="http://schemas.openxmlformats.org/drawingml/2006/lockedCanvas" xmlns:dgm="http://schemas.openxmlformats.org/drawingml/2006/diagram" xmlns:wps="http://schemas.microsoft.com/office/word/2010/wordprocessingShape" xmlns:wpg="http://schemas.microsoft.com/office/word/2010/wordprocessingGroup" xmlns:w14="http://schemas.microsoft.com/office/word/2010/wordml" xmlns:w15="http://schemas.microsoft.com/office/word/2012/wordml" xmlns:w16="http://schemas.microsoft.com/office/word/2018/wordml" xmlns:w16cex="http://schemas.microsoft.com/office/word/2018/wordml/cex" xmlns:w16cid="http://schemas.microsoft.com/office/word/2016/wordml/cid" xmlns="http://schemas.microsoft.com/office/tasks/2019/documenttasks" xmlns:cr="http://schemas.microsoft.com/office/comments/2020/reactions">
+<w:styles xmlns:mc="http://schemas.openxmlformats.org/markup-compatibility/2006" xmlns:r="http://schemas.openxmlformats.org/officeDocument/2006/relationships" xmlns:w="http://schemas.openxmlformats.org/wordprocessingml/2006/main" xmlns:w14="http://schemas.microsoft.com/office/word/2010/wordml" xmlns:w15="http://schemas.microsoft.com/office/word/2012/wordml" xmlns:w16cex="http://schemas.microsoft.com/office/word/2018/wordml/cex" xmlns:w16cid="http://schemas.microsoft.com/office/word/2016/wordml/cid" xmlns:w16="http://schemas.microsoft.com/office/word/2018/wordml" xmlns:w16du="http://schemas.microsoft.com/office/word/2023/wordml/word16du" xmlns:w16sdtdh="http://schemas.microsoft.com/office/word/2020/wordml/sdtdatahash" xmlns:w16sdtfl="http://schemas.microsoft.com/office/word/2024/wordml/sdtformatlock" xmlns:w16se="http://schemas.microsoft.com/office/word/2015/wordml/symex" mc:Ignorable="w14 w15 w16se w16cid w16 w16cex w16sdtdh w16sdtfl w16du">
   <w:docDefaults>
     <w:rPrDefault>
       <w:rPr>
-        <w:rFonts w:ascii="Arial" w:cs="Arial" w:eastAsia="Arial" w:hAnsi="Arial"/>
+        <w:rFonts w:ascii="Arial" w:eastAsia="Arial" w:hAnsi="Arial" w:cs="Arial"/>
         <w:sz w:val="22"/>
         <w:szCs w:val="22"/>
-        <w:lang w:val="en"/>
+        <w:lang w:val="en" w:eastAsia="en-US" w:bidi="ar-SA"/>
       </w:rPr>
     </w:rPrDefault>
     <w:pPrDefault>
@@ -1605,29 +2089,399 @@
       </w:pPr>
     </w:pPrDefault>
   </w:docDefaults>
-  <w:style w:type="table" w:styleId="TableNormal" w:default="1">
-    <w:name w:val="TableNormal"/>
-    <w:tblPr>
-      <w:tblCellMar>
-        <w:top w:w="100.0" w:type="dxa"/>
-        <w:left w:w="100.0" w:type="dxa"/>
-        <w:bottom w:w="100.0" w:type="dxa"/>
-        <w:right w:w="100.0" w:type="dxa"/>
-      </w:tblCellMar>
-    </w:tblPr>
-  </w:style>
-  <w:style w:type="paragraph" w:styleId="Normal" w:default="1">
-    <w:name w:val="normal"/>
+  <w:latentStyles w:defLockedState="0" w:defUIPriority="99" w:defSemiHidden="0" w:defUnhideWhenUsed="0" w:defQFormat="0" w:count="376">
+    <w:lsdException w:name="Normal" w:uiPriority="0" w:qFormat="1"/>
+    <w:lsdException w:name="heading 1" w:uiPriority="9" w:qFormat="1"/>
+    <w:lsdException w:name="heading 2" w:semiHidden="1" w:uiPriority="9" w:unhideWhenUsed="1" w:qFormat="1"/>
+    <w:lsdException w:name="heading 3" w:semiHidden="1" w:uiPriority="9" w:unhideWhenUsed="1" w:qFormat="1"/>
+    <w:lsdException w:name="heading 4" w:semiHidden="1" w:uiPriority="9" w:unhideWhenUsed="1" w:qFormat="1"/>
+    <w:lsdException w:name="heading 5" w:semiHidden="1" w:uiPriority="9" w:unhideWhenUsed="1" w:qFormat="1"/>
+    <w:lsdException w:name="heading 6" w:semiHidden="1" w:uiPriority="9" w:unhideWhenUsed="1" w:qFormat="1"/>
+    <w:lsdException w:name="heading 7" w:semiHidden="1" w:uiPriority="9" w:unhideWhenUsed="1" w:qFormat="1"/>
+    <w:lsdException w:name="heading 8" w:semiHidden="1" w:uiPriority="9" w:unhideWhenUsed="1" w:qFormat="1"/>
+    <w:lsdException w:name="heading 9" w:semiHidden="1" w:uiPriority="9" w:unhideWhenUsed="1" w:qFormat="1"/>
+    <w:lsdException w:name="index 1" w:semiHidden="1" w:unhideWhenUsed="1"/>
+    <w:lsdException w:name="index 2" w:semiHidden="1" w:unhideWhenUsed="1"/>
+    <w:lsdException w:name="index 3" w:semiHidden="1" w:unhideWhenUsed="1"/>
+    <w:lsdException w:name="index 4" w:semiHidden="1" w:unhideWhenUsed="1"/>
+    <w:lsdException w:name="index 5" w:semiHidden="1" w:unhideWhenUsed="1"/>
+    <w:lsdException w:name="index 6" w:semiHidden="1" w:unhideWhenUsed="1"/>
+    <w:lsdException w:name="index 7" w:semiHidden="1" w:unhideWhenUsed="1"/>
+    <w:lsdException w:name="index 8" w:semiHidden="1" w:unhideWhenUsed="1"/>
+    <w:lsdException w:name="index 9" w:semiHidden="1" w:unhideWhenUsed="1"/>
+    <w:lsdException w:name="toc 1" w:semiHidden="1" w:uiPriority="39" w:unhideWhenUsed="1"/>
+    <w:lsdException w:name="toc 2" w:semiHidden="1" w:uiPriority="39" w:unhideWhenUsed="1"/>
+    <w:lsdException w:name="toc 3" w:semiHidden="1" w:uiPriority="39" w:unhideWhenUsed="1"/>
+    <w:lsdException w:name="toc 4" w:semiHidden="1" w:uiPriority="39" w:unhideWhenUsed="1"/>
+    <w:lsdException w:name="toc 5" w:semiHidden="1" w:uiPriority="39" w:unhideWhenUsed="1"/>
+    <w:lsdException w:name="toc 6" w:semiHidden="1" w:uiPriority="39" w:unhideWhenUsed="1"/>
+    <w:lsdException w:name="toc 7" w:semiHidden="1" w:uiPriority="39" w:unhideWhenUsed="1"/>
+    <w:lsdException w:name="toc 8" w:semiHidden="1" w:uiPriority="39" w:unhideWhenUsed="1"/>
+    <w:lsdException w:name="toc 9" w:semiHidden="1" w:uiPriority="39" w:unhideWhenUsed="1"/>
+    <w:lsdException w:name="Normal Indent" w:semiHidden="1" w:unhideWhenUsed="1"/>
+    <w:lsdException w:name="footnote text" w:semiHidden="1" w:unhideWhenUsed="1"/>
+    <w:lsdException w:name="annotation text" w:semiHidden="1" w:unhideWhenUsed="1"/>
+    <w:lsdException w:name="header" w:semiHidden="1" w:unhideWhenUsed="1"/>
+    <w:lsdException w:name="footer" w:semiHidden="1" w:unhideWhenUsed="1"/>
+    <w:lsdException w:name="index heading" w:semiHidden="1" w:unhideWhenUsed="1"/>
+    <w:lsdException w:name="caption" w:semiHidden="1" w:uiPriority="35" w:unhideWhenUsed="1" w:qFormat="1"/>
+    <w:lsdException w:name="table of figures" w:semiHidden="1" w:unhideWhenUsed="1"/>
+    <w:lsdException w:name="envelope address" w:semiHidden="1" w:unhideWhenUsed="1"/>
+    <w:lsdException w:name="envelope return" w:semiHidden="1" w:unhideWhenUsed="1"/>
+    <w:lsdException w:name="footnote reference" w:semiHidden="1" w:unhideWhenUsed="1"/>
+    <w:lsdException w:name="annotation reference" w:semiHidden="1" w:unhideWhenUsed="1"/>
+    <w:lsdException w:name="line number" w:semiHidden="1" w:unhideWhenUsed="1"/>
+    <w:lsdException w:name="page number" w:semiHidden="1" w:unhideWhenUsed="1"/>
+    <w:lsdException w:name="endnote reference" w:semiHidden="1" w:unhideWhenUsed="1"/>
+    <w:lsdException w:name="endnote text" w:semiHidden="1" w:unhideWhenUsed="1"/>
+    <w:lsdException w:name="table of authorities" w:semiHidden="1" w:unhideWhenUsed="1"/>
+    <w:lsdException w:name="macro" w:semiHidden="1" w:unhideWhenUsed="1"/>
+    <w:lsdException w:name="toa heading" w:semiHidden="1" w:unhideWhenUsed="1"/>
+    <w:lsdException w:name="List" w:semiHidden="1" w:unhideWhenUsed="1"/>
+    <w:lsdException w:name="List Bullet" w:semiHidden="1" w:unhideWhenUsed="1"/>
+    <w:lsdException w:name="List Number" w:semiHidden="1" w:unhideWhenUsed="1"/>
+    <w:lsdException w:name="List 2" w:semiHidden="1" w:unhideWhenUsed="1"/>
+    <w:lsdException w:name="List 3" w:semiHidden="1" w:unhideWhenUsed="1"/>
+    <w:lsdException w:name="List 4" w:semiHidden="1" w:unhideWhenUsed="1"/>
+    <w:lsdException w:name="List 5" w:semiHidden="1" w:unhideWhenUsed="1"/>
+    <w:lsdException w:name="List Bullet 2" w:semiHidden="1" w:unhideWhenUsed="1"/>
+    <w:lsdException w:name="List Bullet 3" w:semiHidden="1" w:unhideWhenUsed="1"/>
+    <w:lsdException w:name="List Bullet 4" w:semiHidden="1" w:unhideWhenUsed="1"/>
+    <w:lsdException w:name="List Bullet 5" w:semiHidden="1" w:unhideWhenUsed="1"/>
+    <w:lsdException w:name="List Number 2" w:semiHidden="1" w:unhideWhenUsed="1"/>
+    <w:lsdException w:name="List Number 3" w:semiHidden="1" w:unhideWhenUsed="1"/>
+    <w:lsdException w:name="List Number 4" w:semiHidden="1" w:unhideWhenUsed="1"/>
+    <w:lsdException w:name="List Number 5" w:semiHidden="1" w:unhideWhenUsed="1"/>
+    <w:lsdException w:name="Title" w:uiPriority="10" w:qFormat="1"/>
+    <w:lsdException w:name="Closing" w:semiHidden="1" w:unhideWhenUsed="1"/>
+    <w:lsdException w:name="Signature" w:semiHidden="1" w:unhideWhenUsed="1"/>
+    <w:lsdException w:name="Default Paragraph Font" w:semiHidden="1" w:uiPriority="1" w:unhideWhenUsed="1"/>
+    <w:lsdException w:name="Body Text" w:semiHidden="1" w:unhideWhenUsed="1"/>
+    <w:lsdException w:name="Body Text Indent" w:semiHidden="1" w:unhideWhenUsed="1"/>
+    <w:lsdException w:name="List Continue" w:semiHidden="1" w:unhideWhenUsed="1"/>
+    <w:lsdException w:name="List Continue 2" w:semiHidden="1" w:unhideWhenUsed="1"/>
+    <w:lsdException w:name="List Continue 3" w:semiHidden="1" w:unhideWhenUsed="1"/>
+    <w:lsdException w:name="List Continue 4" w:semiHidden="1" w:unhideWhenUsed="1"/>
+    <w:lsdException w:name="List Continue 5" w:semiHidden="1" w:unhideWhenUsed="1"/>
+    <w:lsdException w:name="Message Header" w:semiHidden="1" w:unhideWhenUsed="1"/>
+    <w:lsdException w:name="Subtitle" w:uiPriority="11" w:qFormat="1"/>
+    <w:lsdException w:name="Salutation" w:semiHidden="1" w:unhideWhenUsed="1"/>
+    <w:lsdException w:name="Date" w:semiHidden="1" w:unhideWhenUsed="1"/>
+    <w:lsdException w:name="Body Text First Indent" w:semiHidden="1" w:unhideWhenUsed="1"/>
+    <w:lsdException w:name="Body Text First Indent 2" w:semiHidden="1" w:unhideWhenUsed="1"/>
+    <w:lsdException w:name="Note Heading" w:semiHidden="1" w:unhideWhenUsed="1"/>
+    <w:lsdException w:name="Body Text 2" w:semiHidden="1" w:unhideWhenUsed="1"/>
+    <w:lsdException w:name="Body Text 3" w:semiHidden="1" w:unhideWhenUsed="1"/>
+    <w:lsdException w:name="Body Text Indent 2" w:semiHidden="1" w:unhideWhenUsed="1"/>
+    <w:lsdException w:name="Body Text Indent 3" w:semiHidden="1" w:unhideWhenUsed="1"/>
+    <w:lsdException w:name="Block Text" w:semiHidden="1" w:unhideWhenUsed="1"/>
+    <w:lsdException w:name="Hyperlink" w:semiHidden="1" w:unhideWhenUsed="1"/>
+    <w:lsdException w:name="FollowedHyperlink" w:semiHidden="1" w:unhideWhenUsed="1"/>
+    <w:lsdException w:name="Strong" w:uiPriority="22" w:qFormat="1"/>
+    <w:lsdException w:name="Emphasis" w:uiPriority="20" w:qFormat="1"/>
+    <w:lsdException w:name="Document Map" w:semiHidden="1" w:unhideWhenUsed="1"/>
+    <w:lsdException w:name="Plain Text" w:semiHidden="1" w:unhideWhenUsed="1"/>
+    <w:lsdException w:name="E-mail Signature" w:semiHidden="1" w:unhideWhenUsed="1"/>
+    <w:lsdException w:name="HTML Top of Form" w:semiHidden="1" w:unhideWhenUsed="1"/>
+    <w:lsdException w:name="HTML Bottom of Form" w:semiHidden="1" w:unhideWhenUsed="1"/>
+    <w:lsdException w:name="Normal (Web)" w:semiHidden="1" w:unhideWhenUsed="1"/>
+    <w:lsdException w:name="HTML Acronym" w:semiHidden="1" w:unhideWhenUsed="1"/>
+    <w:lsdException w:name="HTML Address" w:semiHidden="1" w:unhideWhenUsed="1"/>
+    <w:lsdException w:name="HTML Cite" w:semiHidden="1" w:unhideWhenUsed="1"/>
+    <w:lsdException w:name="HTML Code" w:semiHidden="1" w:unhideWhenUsed="1"/>
+    <w:lsdException w:name="HTML Definition" w:semiHidden="1" w:unhideWhenUsed="1"/>
+    <w:lsdException w:name="HTML Keyboard" w:semiHidden="1" w:unhideWhenUsed="1"/>
+    <w:lsdException w:name="HTML Preformatted" w:semiHidden="1" w:unhideWhenUsed="1"/>
+    <w:lsdException w:name="HTML Sample" w:semiHidden="1" w:unhideWhenUsed="1"/>
+    <w:lsdException w:name="HTML Typewriter" w:semiHidden="1" w:unhideWhenUsed="1"/>
+    <w:lsdException w:name="HTML Variable" w:semiHidden="1" w:unhideWhenUsed="1"/>
+    <w:lsdException w:name="Normal Table" w:semiHidden="1" w:unhideWhenUsed="1"/>
+    <w:lsdException w:name="annotation subject" w:semiHidden="1" w:unhideWhenUsed="1"/>
+    <w:lsdException w:name="No List" w:semiHidden="1" w:unhideWhenUsed="1"/>
+    <w:lsdException w:name="Outline List 1" w:semiHidden="1" w:unhideWhenUsed="1"/>
+    <w:lsdException w:name="Outline List 2" w:semiHidden="1" w:unhideWhenUsed="1"/>
+    <w:lsdException w:name="Outline List 3" w:semiHidden="1" w:unhideWhenUsed="1"/>
+    <w:lsdException w:name="Table Simple 1" w:semiHidden="1" w:unhideWhenUsed="1"/>
+    <w:lsdException w:name="Table Simple 2" w:semiHidden="1" w:unhideWhenUsed="1"/>
+    <w:lsdException w:name="Table Simple 3" w:semiHidden="1" w:unhideWhenUsed="1"/>
+    <w:lsdException w:name="Table Classic 1" w:semiHidden="1" w:unhideWhenUsed="1"/>
+    <w:lsdException w:name="Table Classic 2" w:semiHidden="1" w:unhideWhenUsed="1"/>
+    <w:lsdException w:name="Table Classic 3" w:semiHidden="1" w:unhideWhenUsed="1"/>
+    <w:lsdException w:name="Table Classic 4" w:semiHidden="1" w:unhideWhenUsed="1"/>
+    <w:lsdException w:name="Table Colorful 1" w:semiHidden="1" w:unhideWhenUsed="1"/>
+    <w:lsdException w:name="Table Colorful 2" w:semiHidden="1" w:unhideWhenUsed="1"/>
+    <w:lsdException w:name="Table Colorful 3" w:semiHidden="1" w:unhideWhenUsed="1"/>
+    <w:lsdException w:name="Table Columns 1" w:semiHidden="1" w:unhideWhenUsed="1"/>
+    <w:lsdException w:name="Table Columns 2" w:semiHidden="1" w:unhideWhenUsed="1"/>
+    <w:lsdException w:name="Table Columns 3" w:semiHidden="1" w:unhideWhenUsed="1"/>
+    <w:lsdException w:name="Table Columns 4" w:semiHidden="1" w:unhideWhenUsed="1"/>
+    <w:lsdException w:name="Table Columns 5" w:semiHidden="1" w:unhideWhenUsed="1"/>
+    <w:lsdException w:name="Table Grid 1" w:semiHidden="1" w:unhideWhenUsed="1"/>
+    <w:lsdException w:name="Table Grid 2" w:semiHidden="1" w:unhideWhenUsed="1"/>
+    <w:lsdException w:name="Table Grid 3" w:semiHidden="1" w:unhideWhenUsed="1"/>
+    <w:lsdException w:name="Table Grid 4" w:semiHidden="1" w:unhideWhenUsed="1"/>
+    <w:lsdException w:name="Table Grid 5" w:semiHidden="1" w:unhideWhenUsed="1"/>
+    <w:lsdException w:name="Table Grid 6" w:semiHidden="1" w:unhideWhenUsed="1"/>
+    <w:lsdException w:name="Table Grid 7" w:semiHidden="1" w:unhideWhenUsed="1"/>
+    <w:lsdException w:name="Table Grid 8" w:semiHidden="1" w:unhideWhenUsed="1"/>
+    <w:lsdException w:name="Table List 1" w:semiHidden="1" w:unhideWhenUsed="1"/>
+    <w:lsdException w:name="Table List 2" w:semiHidden="1" w:unhideWhenUsed="1"/>
+    <w:lsdException w:name="Table List 3" w:semiHidden="1" w:unhideWhenUsed="1"/>
+    <w:lsdException w:name="Table List 4" w:semiHidden="1" w:unhideWhenUsed="1"/>
+    <w:lsdException w:name="Table List 5" w:semiHidden="1" w:unhideWhenUsed="1"/>
+    <w:lsdException w:name="Table List 6" w:semiHidden="1" w:unhideWhenUsed="1"/>
+    <w:lsdException w:name="Table List 7" w:semiHidden="1" w:unhideWhenUsed="1"/>
+    <w:lsdException w:name="Table List 8" w:semiHidden="1" w:unhideWhenUsed="1"/>
+    <w:lsdException w:name="Table 3D effects 1" w:semiHidden="1" w:unhideWhenUsed="1"/>
+    <w:lsdException w:name="Table 3D effects 2" w:semiHidden="1" w:unhideWhenUsed="1"/>
+    <w:lsdException w:name="Table 3D effects 3" w:semiHidden="1" w:unhideWhenUsed="1"/>
+    <w:lsdException w:name="Table Contemporary" w:semiHidden="1" w:unhideWhenUsed="1"/>
+    <w:lsdException w:name="Table Elegant" w:semiHidden="1" w:unhideWhenUsed="1"/>
+    <w:lsdException w:name="Table Professional" w:semiHidden="1" w:unhideWhenUsed="1"/>
+    <w:lsdException w:name="Table Subtle 1" w:semiHidden="1" w:unhideWhenUsed="1"/>
+    <w:lsdException w:name="Table Subtle 2" w:semiHidden="1" w:unhideWhenUsed="1"/>
+    <w:lsdException w:name="Table Web 1" w:semiHidden="1" w:unhideWhenUsed="1"/>
+    <w:lsdException w:name="Table Web 2" w:semiHidden="1" w:unhideWhenUsed="1"/>
+    <w:lsdException w:name="Table Web 3" w:semiHidden="1" w:unhideWhenUsed="1"/>
+    <w:lsdException w:name="Balloon Text" w:semiHidden="1" w:unhideWhenUsed="1"/>
+    <w:lsdException w:name="Table Grid" w:uiPriority="39"/>
+    <w:lsdException w:name="Table Theme" w:semiHidden="1" w:unhideWhenUsed="1"/>
+    <w:lsdException w:name="Placeholder Text" w:semiHidden="1"/>
+    <w:lsdException w:name="No Spacing" w:uiPriority="1" w:qFormat="1"/>
+    <w:lsdException w:name="Light Shading" w:uiPriority="60"/>
+    <w:lsdException w:name="Light List" w:uiPriority="61"/>
+    <w:lsdException w:name="Light Grid" w:uiPriority="62"/>
+    <w:lsdException w:name="Medium Shading 1" w:uiPriority="63"/>
+    <w:lsdException w:name="Medium Shading 2" w:uiPriority="64"/>
+    <w:lsdException w:name="Medium List 1" w:uiPriority="65"/>
+    <w:lsdException w:name="Medium List 2" w:uiPriority="66"/>
+    <w:lsdException w:name="Medium Grid 1" w:uiPriority="67"/>
+    <w:lsdException w:name="Medium Grid 2" w:uiPriority="68"/>
+    <w:lsdException w:name="Medium Grid 3" w:uiPriority="69"/>
+    <w:lsdException w:name="Dark List" w:uiPriority="70"/>
+    <w:lsdException w:name="Colorful Shading" w:uiPriority="71"/>
+    <w:lsdException w:name="Colorful List" w:uiPriority="72"/>
+    <w:lsdException w:name="Colorful Grid" w:uiPriority="73"/>
+    <w:lsdException w:name="Light Shading Accent 1" w:uiPriority="60"/>
+    <w:lsdException w:name="Light List Accent 1" w:uiPriority="61"/>
+    <w:lsdException w:name="Light Grid Accent 1" w:uiPriority="62"/>
+    <w:lsdException w:name="Medium Shading 1 Accent 1" w:uiPriority="63"/>
+    <w:lsdException w:name="Medium Shading 2 Accent 1" w:uiPriority="64"/>
+    <w:lsdException w:name="Medium List 1 Accent 1" w:uiPriority="65"/>
+    <w:lsdException w:name="Revision" w:semiHidden="1"/>
+    <w:lsdException w:name="List Paragraph" w:uiPriority="34" w:qFormat="1"/>
+    <w:lsdException w:name="Quote" w:uiPriority="29" w:qFormat="1"/>
+    <w:lsdException w:name="Intense Quote" w:uiPriority="30" w:qFormat="1"/>
+    <w:lsdException w:name="Medium List 2 Accent 1" w:uiPriority="66"/>
+    <w:lsdException w:name="Medium Grid 1 Accent 1" w:uiPriority="67"/>
+    <w:lsdException w:name="Medium Grid 2 Accent 1" w:uiPriority="68"/>
+    <w:lsdException w:name="Medium Grid 3 Accent 1" w:uiPriority="69"/>
+    <w:lsdException w:name="Dark List Accent 1" w:uiPriority="70"/>
+    <w:lsdException w:name="Colorful Shading Accent 1" w:uiPriority="71"/>
+    <w:lsdException w:name="Colorful List Accent 1" w:uiPriority="72"/>
+    <w:lsdException w:name="Colorful Grid Accent 1" w:uiPriority="73"/>
+    <w:lsdException w:name="Light Shading Accent 2" w:uiPriority="60"/>
+    <w:lsdException w:name="Light List Accent 2" w:uiPriority="61"/>
+    <w:lsdException w:name="Light Grid Accent 2" w:uiPriority="62"/>
+    <w:lsdException w:name="Medium Shading 1 Accent 2" w:uiPriority="63"/>
+    <w:lsdException w:name="Medium Shading 2 Accent 2" w:uiPriority="64"/>
+    <w:lsdException w:name="Medium List 1 Accent 2" w:uiPriority="65"/>
+    <w:lsdException w:name="Medium List 2 Accent 2" w:uiPriority="66"/>
+    <w:lsdException w:name="Medium Grid 1 Accent 2" w:uiPriority="67"/>
+    <w:lsdException w:name="Medium Grid 2 Accent 2" w:uiPriority="68"/>
+    <w:lsdException w:name="Medium Grid 3 Accent 2" w:uiPriority="69"/>
+    <w:lsdException w:name="Dark List Accent 2" w:uiPriority="70"/>
+    <w:lsdException w:name="Colorful Shading Accent 2" w:uiPriority="71"/>
+    <w:lsdException w:name="Colorful List Accent 2" w:uiPriority="72"/>
+    <w:lsdException w:name="Colorful Grid Accent 2" w:uiPriority="73"/>
+    <w:lsdException w:name="Light Shading Accent 3" w:uiPriority="60"/>
+    <w:lsdException w:name="Light List Accent 3" w:uiPriority="61"/>
+    <w:lsdException w:name="Light Grid Accent 3" w:uiPriority="62"/>
+    <w:lsdException w:name="Medium Shading 1 Accent 3" w:uiPriority="63"/>
+    <w:lsdException w:name="Medium Shading 2 Accent 3" w:uiPriority="64"/>
+    <w:lsdException w:name="Medium List 1 Accent 3" w:uiPriority="65"/>
+    <w:lsdException w:name="Medium List 2 Accent 3" w:uiPriority="66"/>
+    <w:lsdException w:name="Medium Grid 1 Accent 3" w:uiPriority="67"/>
+    <w:lsdException w:name="Medium Grid 2 Accent 3" w:uiPriority="68"/>
+    <w:lsdException w:name="Medium Grid 3 Accent 3" w:uiPriority="69"/>
+    <w:lsdException w:name="Dark List Accent 3" w:uiPriority="70"/>
+    <w:lsdException w:name="Colorful Shading Accent 3" w:uiPriority="71"/>
+    <w:lsdException w:name="Colorful List Accent 3" w:uiPriority="72"/>
+    <w:lsdException w:name="Colorful Grid Accent 3" w:uiPriority="73"/>
+    <w:lsdException w:name="Light Shading Accent 4" w:uiPriority="60"/>
+    <w:lsdException w:name="Light List Accent 4" w:uiPriority="61"/>
+    <w:lsdException w:name="Light Grid Accent 4" w:uiPriority="62"/>
+    <w:lsdException w:name="Medium Shading 1 Accent 4" w:uiPriority="63"/>
+    <w:lsdException w:name="Medium Shading 2 Accent 4" w:uiPriority="64"/>
+    <w:lsdException w:name="Medium List 1 Accent 4" w:uiPriority="65"/>
+    <w:lsdException w:name="Medium List 2 Accent 4" w:uiPriority="66"/>
+    <w:lsdException w:name="Medium Grid 1 Accent 4" w:uiPriority="67"/>
+    <w:lsdException w:name="Medium Grid 2 Accent 4" w:uiPriority="68"/>
+    <w:lsdException w:name="Medium Grid 3 Accent 4" w:uiPriority="69"/>
+    <w:lsdException w:name="Dark List Accent 4" w:uiPriority="70"/>
+    <w:lsdException w:name="Colorful Shading Accent 4" w:uiPriority="71"/>
+    <w:lsdException w:name="Colorful List Accent 4" w:uiPriority="72"/>
+    <w:lsdException w:name="Colorful Grid Accent 4" w:uiPriority="73"/>
+    <w:lsdException w:name="Light Shading Accent 5" w:uiPriority="60"/>
+    <w:lsdException w:name="Light List Accent 5" w:uiPriority="61"/>
+    <w:lsdException w:name="Light Grid Accent 5" w:uiPriority="62"/>
+    <w:lsdException w:name="Medium Shading 1 Accent 5" w:uiPriority="63"/>
+    <w:lsdException w:name="Medium Shading 2 Accent 5" w:uiPriority="64"/>
+    <w:lsdException w:name="Medium List 1 Accent 5" w:uiPriority="65"/>
+    <w:lsdException w:name="Medium List 2 Accent 5" w:uiPriority="66"/>
+    <w:lsdException w:name="Medium Grid 1 Accent 5" w:uiPriority="67"/>
+    <w:lsdException w:name="Medium Grid 2 Accent 5" w:uiPriority="68"/>
+    <w:lsdException w:name="Medium Grid 3 Accent 5" w:uiPriority="69"/>
+    <w:lsdException w:name="Dark List Accent 5" w:uiPriority="70"/>
+    <w:lsdException w:name="Colorful Shading Accent 5" w:uiPriority="71"/>
+    <w:lsdException w:name="Colorful List Accent 5" w:uiPriority="72"/>
+    <w:lsdException w:name="Colorful Grid Accent 5" w:uiPriority="73"/>
+    <w:lsdException w:name="Light Shading Accent 6" w:uiPriority="60"/>
+    <w:lsdException w:name="Light List Accent 6" w:uiPriority="61"/>
+    <w:lsdException w:name="Light Grid Accent 6" w:uiPriority="62"/>
+    <w:lsdException w:name="Medium Shading 1 Accent 6" w:uiPriority="63"/>
+    <w:lsdException w:name="Medium Shading 2 Accent 6" w:uiPriority="64"/>
+    <w:lsdException w:name="Medium List 1 Accent 6" w:uiPriority="65"/>
+    <w:lsdException w:name="Medium List 2 Accent 6" w:uiPriority="66"/>
+    <w:lsdException w:name="Medium Grid 1 Accent 6" w:uiPriority="67"/>
+    <w:lsdException w:name="Medium Grid 2 Accent 6" w:uiPriority="68"/>
+    <w:lsdException w:name="Medium Grid 3 Accent 6" w:uiPriority="69"/>
+    <w:lsdException w:name="Dark List Accent 6" w:uiPriority="70"/>
+    <w:lsdException w:name="Colorful Shading Accent 6" w:uiPriority="71"/>
+    <w:lsdException w:name="Colorful List Accent 6" w:uiPriority="72"/>
+    <w:lsdException w:name="Colorful Grid Accent 6" w:uiPriority="73"/>
+    <w:lsdException w:name="Subtle Emphasis" w:uiPriority="19" w:qFormat="1"/>
+    <w:lsdException w:name="Intense Emphasis" w:uiPriority="21" w:qFormat="1"/>
+    <w:lsdException w:name="Subtle Reference" w:uiPriority="31" w:qFormat="1"/>
+    <w:lsdException w:name="Intense Reference" w:uiPriority="32" w:qFormat="1"/>
+    <w:lsdException w:name="Book Title" w:uiPriority="33" w:qFormat="1"/>
+    <w:lsdException w:name="Bibliography" w:semiHidden="1" w:uiPriority="37" w:unhideWhenUsed="1"/>
+    <w:lsdException w:name="TOC Heading" w:semiHidden="1" w:uiPriority="39" w:unhideWhenUsed="1" w:qFormat="1"/>
+    <w:lsdException w:name="Plain Table 1" w:uiPriority="41"/>
+    <w:lsdException w:name="Plain Table 2" w:uiPriority="42"/>
+    <w:lsdException w:name="Plain Table 3" w:uiPriority="43"/>
+    <w:lsdException w:name="Plain Table 4" w:uiPriority="44"/>
+    <w:lsdException w:name="Plain Table 5" w:uiPriority="45"/>
+    <w:lsdException w:name="Grid Table Light" w:uiPriority="40"/>
+    <w:lsdException w:name="Grid Table 1 Light" w:uiPriority="46"/>
+    <w:lsdException w:name="Grid Table 2" w:uiPriority="47"/>
+    <w:lsdException w:name="Grid Table 3" w:uiPriority="48"/>
+    <w:lsdException w:name="Grid Table 4" w:uiPriority="49"/>
+    <w:lsdException w:name="Grid Table 5 Dark" w:uiPriority="50"/>
+    <w:lsdException w:name="Grid Table 6 Colorful" w:uiPriority="51"/>
+    <w:lsdException w:name="Grid Table 7 Colorful" w:uiPriority="52"/>
+    <w:lsdException w:name="Grid Table 1 Light Accent 1" w:uiPriority="46"/>
+    <w:lsdException w:name="Grid Table 2 Accent 1" w:uiPriority="47"/>
+    <w:lsdException w:name="Grid Table 3 Accent 1" w:uiPriority="48"/>
+    <w:lsdException w:name="Grid Table 4 Accent 1" w:uiPriority="49"/>
+    <w:lsdException w:name="Grid Table 5 Dark Accent 1" w:uiPriority="50"/>
+    <w:lsdException w:name="Grid Table 6 Colorful Accent 1" w:uiPriority="51"/>
+    <w:lsdException w:name="Grid Table 7 Colorful Accent 1" w:uiPriority="52"/>
+    <w:lsdException w:name="Grid Table 1 Light Accent 2" w:uiPriority="46"/>
+    <w:lsdException w:name="Grid Table 2 Accent 2" w:uiPriority="47"/>
+    <w:lsdException w:name="Grid Table 3 Accent 2" w:uiPriority="48"/>
+    <w:lsdException w:name="Grid Table 4 Accent 2" w:uiPriority="49"/>
+    <w:lsdException w:name="Grid Table 5 Dark Accent 2" w:uiPriority="50"/>
+    <w:lsdException w:name="Grid Table 6 Colorful Accent 2" w:uiPriority="51"/>
+    <w:lsdException w:name="Grid Table 7 Colorful Accent 2" w:uiPriority="52"/>
+    <w:lsdException w:name="Grid Table 1 Light Accent 3" w:uiPriority="46"/>
+    <w:lsdException w:name="Grid Table 2 Accent 3" w:uiPriority="47"/>
+    <w:lsdException w:name="Grid Table 3 Accent 3" w:uiPriority="48"/>
+    <w:lsdException w:name="Grid Table 4 Accent 3" w:uiPriority="49"/>
+    <w:lsdException w:name="Grid Table 5 Dark Accent 3" w:uiPriority="50"/>
+    <w:lsdException w:name="Grid Table 6 Colorful Accent 3" w:uiPriority="51"/>
+    <w:lsdException w:name="Grid Table 7 Colorful Accent 3" w:uiPriority="52"/>
+    <w:lsdException w:name="Grid Table 1 Light Accent 4" w:uiPriority="46"/>
+    <w:lsdException w:name="Grid Table 2 Accent 4" w:uiPriority="47"/>
+    <w:lsdException w:name="Grid Table 3 Accent 4" w:uiPriority="48"/>
+    <w:lsdException w:name="Grid Table 4 Accent 4" w:uiPriority="49"/>
+    <w:lsdException w:name="Grid Table 5 Dark Accent 4" w:uiPriority="50"/>
+    <w:lsdException w:name="Grid Table 6 Colorful Accent 4" w:uiPriority="51"/>
+    <w:lsdException w:name="Grid Table 7 Colorful Accent 4" w:uiPriority="52"/>
+    <w:lsdException w:name="Grid Table 1 Light Accent 5" w:uiPriority="46"/>
+    <w:lsdException w:name="Grid Table 2 Accent 5" w:uiPriority="47"/>
+    <w:lsdException w:name="Grid Table 3 Accent 5" w:uiPriority="48"/>
+    <w:lsdException w:name="Grid Table 4 Accent 5" w:uiPriority="49"/>
+    <w:lsdException w:name="Grid Table 5 Dark Accent 5" w:uiPriority="50"/>
+    <w:lsdException w:name="Grid Table 6 Colorful Accent 5" w:uiPriority="51"/>
+    <w:lsdException w:name="Grid Table 7 Colorful Accent 5" w:uiPriority="52"/>
+    <w:lsdException w:name="Grid Table 1 Light Accent 6" w:uiPriority="46"/>
+    <w:lsdException w:name="Grid Table 2 Accent 6" w:uiPriority="47"/>
+    <w:lsdException w:name="Grid Table 3 Accent 6" w:uiPriority="48"/>
+    <w:lsdException w:name="Grid Table 4 Accent 6" w:uiPriority="49"/>
+    <w:lsdException w:name="Grid Table 5 Dark Accent 6" w:uiPriority="50"/>
+    <w:lsdException w:name="Grid Table 6 Colorful Accent 6" w:uiPriority="51"/>
+    <w:lsdException w:name="Grid Table 7 Colorful Accent 6" w:uiPriority="52"/>
+    <w:lsdException w:name="List Table 1 Light" w:uiPriority="46"/>
+    <w:lsdException w:name="List Table 2" w:uiPriority="47"/>
+    <w:lsdException w:name="List Table 3" w:uiPriority="48"/>
+    <w:lsdException w:name="List Table 4" w:uiPriority="49"/>
+    <w:lsdException w:name="List Table 5 Dark" w:uiPriority="50"/>
+    <w:lsdException w:name="List Table 6 Colorful" w:uiPriority="51"/>
+    <w:lsdException w:name="List Table 7 Colorful" w:uiPriority="52"/>
+    <w:lsdException w:name="List Table 1 Light Accent 1" w:uiPriority="46"/>
+    <w:lsdException w:name="List Table 2 Accent 1" w:uiPriority="47"/>
+    <w:lsdException w:name="List Table 3 Accent 1" w:uiPriority="48"/>
+    <w:lsdException w:name="List Table 4 Accent 1" w:uiPriority="49"/>
+    <w:lsdException w:name="List Table 5 Dark Accent 1" w:uiPriority="50"/>
+    <w:lsdException w:name="List Table 6 Colorful Accent 1" w:uiPriority="51"/>
+    <w:lsdException w:name="List Table 7 Colorful Accent 1" w:uiPriority="52"/>
+    <w:lsdException w:name="List Table 1 Light Accent 2" w:uiPriority="46"/>
+    <w:lsdException w:name="List Table 2 Accent 2" w:uiPriority="47"/>
+    <w:lsdException w:name="List Table 3 Accent 2" w:uiPriority="48"/>
+    <w:lsdException w:name="List Table 4 Accent 2" w:uiPriority="49"/>
+    <w:lsdException w:name="List Table 5 Dark Accent 2" w:uiPriority="50"/>
+    <w:lsdException w:name="List Table 6 Colorful Accent 2" w:uiPriority="51"/>
+    <w:lsdException w:name="List Table 7 Colorful Accent 2" w:uiPriority="52"/>
+    <w:lsdException w:name="List Table 1 Light Accent 3" w:uiPriority="46"/>
+    <w:lsdException w:name="List Table 2 Accent 3" w:uiPriority="47"/>
+    <w:lsdException w:name="List Table 3 Accent 3" w:uiPriority="48"/>
+    <w:lsdException w:name="List Table 4 Accent 3" w:uiPriority="49"/>
+    <w:lsdException w:name="List Table 5 Dark Accent 3" w:uiPriority="50"/>
+    <w:lsdException w:name="List Table 6 Colorful Accent 3" w:uiPriority="51"/>
+    <w:lsdException w:name="List Table 7 Colorful Accent 3" w:uiPriority="52"/>
+    <w:lsdException w:name="List Table 1 Light Accent 4" w:uiPriority="46"/>
+    <w:lsdException w:name="List Table 2 Accent 4" w:uiPriority="47"/>
+    <w:lsdException w:name="List Table 3 Accent 4" w:uiPriority="48"/>
+    <w:lsdException w:name="List Table 4 Accent 4" w:uiPriority="49"/>
+    <w:lsdException w:name="List Table 5 Dark Accent 4" w:uiPriority="50"/>
+    <w:lsdException w:name="List Table 6 Colorful Accent 4" w:uiPriority="51"/>
+    <w:lsdException w:name="List Table 7 Colorful Accent 4" w:uiPriority="52"/>
+    <w:lsdException w:name="List Table 1 Light Accent 5" w:uiPriority="46"/>
+    <w:lsdException w:name="List Table 2 Accent 5" w:uiPriority="47"/>
+    <w:lsdException w:name="List Table 3 Accent 5" w:uiPriority="48"/>
+    <w:lsdException w:name="List Table 4 Accent 5" w:uiPriority="49"/>
+    <w:lsdException w:name="List Table 5 Dark Accent 5" w:uiPriority="50"/>
+    <w:lsdException w:name="List Table 6 Colorful Accent 5" w:uiPriority="51"/>
+    <w:lsdException w:name="List Table 7 Colorful Accent 5" w:uiPriority="52"/>
+    <w:lsdException w:name="List Table 1 Light Accent 6" w:uiPriority="46"/>
+    <w:lsdException w:name="List Table 2 Accent 6" w:uiPriority="47"/>
+    <w:lsdException w:name="List Table 3 Accent 6" w:uiPriority="48"/>
+    <w:lsdException w:name="List Table 4 Accent 6" w:uiPriority="49"/>
+    <w:lsdException w:name="List Table 5 Dark Accent 6" w:uiPriority="50"/>
+    <w:lsdException w:name="List Table 6 Colorful Accent 6" w:uiPriority="51"/>
+    <w:lsdException w:name="List Table 7 Colorful Accent 6" w:uiPriority="52"/>
+    <w:lsdException w:name="Mention" w:semiHidden="1" w:unhideWhenUsed="1"/>
+    <w:lsdException w:name="Smart Hyperlink" w:semiHidden="1" w:unhideWhenUsed="1"/>
+    <w:lsdException w:name="Hashtag" w:semiHidden="1" w:unhideWhenUsed="1"/>
+    <w:lsdException w:name="Unresolved Mention" w:semiHidden="1" w:unhideWhenUsed="1"/>
+    <w:lsdException w:name="Smart Link" w:semiHidden="1" w:unhideWhenUsed="1"/>
+  </w:latentStyles>
+  <w:style w:type="paragraph" w:default="1" w:styleId="Normal">
+    <w:name w:val="Normal"/>
+    <w:qFormat/>
   </w:style>
   <w:style w:type="paragraph" w:styleId="Heading1">
     <w:name w:val="heading 1"/>
     <w:basedOn w:val="Normal"/>
     <w:next w:val="Normal"/>
+    <w:uiPriority w:val="9"/>
+    <w:qFormat/>
     <w:pPr>
-      <w:keepNext w:val="1"/>
-      <w:keepLines w:val="1"/>
-      <w:pageBreakBefore w:val="0"/>
-      <w:spacing w:after="120" w:before="400" w:lineRule="auto"/>
+      <w:keepNext/>
+      <w:keepLines/>
+      <w:spacing w:before="400" w:after="120"/>
+      <w:outlineLvl w:val="0"/>
     </w:pPr>
     <w:rPr>
       <w:sz w:val="40"/>
@@ -1638,15 +2492,17 @@
     <w:name w:val="heading 2"/>
     <w:basedOn w:val="Normal"/>
     <w:next w:val="Normal"/>
+    <w:uiPriority w:val="9"/>
+    <w:semiHidden/>
+    <w:unhideWhenUsed/>
+    <w:qFormat/>
     <w:pPr>
-      <w:keepNext w:val="1"/>
-      <w:keepLines w:val="1"/>
-      <w:pageBreakBefore w:val="0"/>
-      <w:spacing w:after="120" w:before="360" w:lineRule="auto"/>
+      <w:keepNext/>
+      <w:keepLines/>
+      <w:spacing w:before="360" w:after="120"/>
+      <w:outlineLvl w:val="1"/>
     </w:pPr>
     <w:rPr>
-      <w:b w:val="0"/>
-      <w:bCs w:val="0"/>
       <w:sz w:val="32"/>
       <w:szCs w:val="32"/>
     </w:rPr>
@@ -1655,15 +2511,17 @@
     <w:name w:val="heading 3"/>
     <w:basedOn w:val="Normal"/>
     <w:next w:val="Normal"/>
+    <w:uiPriority w:val="9"/>
+    <w:semiHidden/>
+    <w:unhideWhenUsed/>
+    <w:qFormat/>
     <w:pPr>
-      <w:keepNext w:val="1"/>
-      <w:keepLines w:val="1"/>
-      <w:pageBreakBefore w:val="0"/>
-      <w:spacing w:after="80" w:before="320" w:lineRule="auto"/>
+      <w:keepNext/>
+      <w:keepLines/>
+      <w:spacing w:before="320" w:after="80"/>
+      <w:outlineLvl w:val="2"/>
     </w:pPr>
     <w:rPr>
-      <w:b w:val="0"/>
-      <w:bCs w:val="0"/>
       <w:color w:val="434343"/>
       <w:sz w:val="28"/>
       <w:szCs w:val="28"/>
@@ -1673,11 +2531,15 @@
     <w:name w:val="heading 4"/>
     <w:basedOn w:val="Normal"/>
     <w:next w:val="Normal"/>
+    <w:uiPriority w:val="9"/>
+    <w:semiHidden/>
+    <w:unhideWhenUsed/>
+    <w:qFormat/>
     <w:pPr>
-      <w:keepNext w:val="1"/>
-      <w:keepLines w:val="1"/>
-      <w:pageBreakBefore w:val="0"/>
-      <w:spacing w:after="80" w:before="280" w:lineRule="auto"/>
+      <w:keepNext/>
+      <w:keepLines/>
+      <w:spacing w:before="280" w:after="80"/>
+      <w:outlineLvl w:val="3"/>
     </w:pPr>
     <w:rPr>
       <w:color w:val="666666"/>
@@ -1689,45 +2551,88 @@
     <w:name w:val="heading 5"/>
     <w:basedOn w:val="Normal"/>
     <w:next w:val="Normal"/>
+    <w:uiPriority w:val="9"/>
+    <w:semiHidden/>
+    <w:unhideWhenUsed/>
+    <w:qFormat/>
     <w:pPr>
-      <w:keepNext w:val="1"/>
-      <w:keepLines w:val="1"/>
-      <w:pageBreakBefore w:val="0"/>
-      <w:spacing w:after="80" w:before="240" w:lineRule="auto"/>
+      <w:keepNext/>
+      <w:keepLines/>
+      <w:spacing w:before="240" w:after="80"/>
+      <w:outlineLvl w:val="4"/>
     </w:pPr>
     <w:rPr>
       <w:color w:val="666666"/>
-      <w:sz w:val="22"/>
-      <w:szCs w:val="22"/>
     </w:rPr>
   </w:style>
   <w:style w:type="paragraph" w:styleId="Heading6">
     <w:name w:val="heading 6"/>
     <w:basedOn w:val="Normal"/>
     <w:next w:val="Normal"/>
+    <w:uiPriority w:val="9"/>
+    <w:semiHidden/>
+    <w:unhideWhenUsed/>
+    <w:qFormat/>
     <w:pPr>
-      <w:keepNext w:val="1"/>
-      <w:keepLines w:val="1"/>
-      <w:pageBreakBefore w:val="0"/>
-      <w:spacing w:after="80" w:before="240" w:lineRule="auto"/>
+      <w:keepNext/>
+      <w:keepLines/>
+      <w:spacing w:before="240" w:after="80"/>
+      <w:outlineLvl w:val="5"/>
     </w:pPr>
     <w:rPr>
-      <w:i w:val="1"/>
-      <w:iCs w:val="1"/>
+      <w:i/>
+      <w:iCs/>
       <w:color w:val="666666"/>
-      <w:sz w:val="22"/>
-      <w:szCs w:val="22"/>
     </w:rPr>
+  </w:style>
+  <w:style w:type="character" w:default="1" w:styleId="DefaultParagraphFont">
+    <w:name w:val="Default Paragraph Font"/>
+    <w:uiPriority w:val="1"/>
+    <w:semiHidden/>
+    <w:unhideWhenUsed/>
+  </w:style>
+  <w:style w:type="table" w:default="1" w:styleId="TableNormal">
+    <w:name w:val="Normal Table"/>
+    <w:uiPriority w:val="99"/>
+    <w:semiHidden/>
+    <w:unhideWhenUsed/>
+    <w:tblPr>
+      <w:tblInd w:w="0" w:type="dxa"/>
+      <w:tblCellMar>
+        <w:top w:w="0" w:type="dxa"/>
+        <w:left w:w="108" w:type="dxa"/>
+        <w:bottom w:w="0" w:type="dxa"/>
+        <w:right w:w="108" w:type="dxa"/>
+      </w:tblCellMar>
+    </w:tblPr>
+  </w:style>
+  <w:style w:type="numbering" w:default="1" w:styleId="NoList">
+    <w:name w:val="No List"/>
+    <w:uiPriority w:val="99"/>
+    <w:semiHidden/>
+    <w:unhideWhenUsed/>
+  </w:style>
+  <w:style w:type="table" w:customStyle="1" w:styleId="TableNormal0">
+    <w:name w:val="TableNormal"/>
+    <w:tblPr>
+      <w:tblCellMar>
+        <w:top w:w="100" w:type="dxa"/>
+        <w:left w:w="100" w:type="dxa"/>
+        <w:bottom w:w="100" w:type="dxa"/>
+        <w:right w:w="100" w:type="dxa"/>
+      </w:tblCellMar>
+    </w:tblPr>
   </w:style>
   <w:style w:type="paragraph" w:styleId="Title">
     <w:name w:val="Title"/>
     <w:basedOn w:val="Normal"/>
     <w:next w:val="Normal"/>
+    <w:uiPriority w:val="10"/>
+    <w:qFormat/>
     <w:pPr>
-      <w:keepNext w:val="1"/>
-      <w:keepLines w:val="1"/>
-      <w:pageBreakBefore w:val="0"/>
-      <w:spacing w:after="60" w:before="0" w:lineRule="auto"/>
+      <w:keepNext/>
+      <w:keepLines/>
+      <w:spacing w:after="60"/>
     </w:pPr>
     <w:rPr>
       <w:sz w:val="52"/>
@@ -1738,59 +2643,87 @@
     <w:name w:val="Subtitle"/>
     <w:basedOn w:val="Normal"/>
     <w:next w:val="Normal"/>
+    <w:uiPriority w:val="11"/>
+    <w:qFormat/>
     <w:pPr>
-      <w:keepNext w:val="1"/>
-      <w:keepLines w:val="1"/>
-      <w:pageBreakBefore w:val="0"/>
-      <w:spacing w:after="320" w:before="0" w:lineRule="auto"/>
+      <w:keepNext/>
+      <w:keepLines/>
+      <w:spacing w:after="320"/>
     </w:pPr>
     <w:rPr>
-      <w:rFonts w:ascii="Arial" w:cs="Arial" w:eastAsia="Arial" w:hAnsi="Arial"/>
-      <w:i w:val="0"/>
-      <w:iCs w:val="0"/>
       <w:color w:val="666666"/>
       <w:sz w:val="30"/>
       <w:szCs w:val="30"/>
     </w:rPr>
   </w:style>
-  <w:style w:type="table" w:styleId="Table1">
-    <w:basedOn w:val="TableNormal"/>
+  <w:style w:type="table" w:customStyle="1" w:styleId="a">
+    <w:basedOn w:val="TableNormal0"/>
     <w:tblPr>
       <w:tblStyleRowBandSize w:val="1"/>
       <w:tblStyleColBandSize w:val="1"/>
       <w:tblCellMar>
-        <w:top w:w="0.0" w:type="dxa"/>
-        <w:left w:w="115.0" w:type="dxa"/>
-        <w:bottom w:w="0.0" w:type="dxa"/>
-        <w:right w:w="115.0" w:type="dxa"/>
+        <w:top w:w="0" w:type="dxa"/>
+        <w:left w:w="115" w:type="dxa"/>
+        <w:bottom w:w="0" w:type="dxa"/>
+        <w:right w:w="115" w:type="dxa"/>
       </w:tblCellMar>
     </w:tblPr>
   </w:style>
-  <w:style w:type="table" w:styleId="Table2">
-    <w:basedOn w:val="TableNormal"/>
+  <w:style w:type="table" w:customStyle="1" w:styleId="a0">
+    <w:basedOn w:val="TableNormal0"/>
     <w:tblPr>
       <w:tblStyleRowBandSize w:val="1"/>
       <w:tblStyleColBandSize w:val="1"/>
       <w:tblCellMar>
-        <w:top w:w="0.0" w:type="dxa"/>
-        <w:left w:w="115.0" w:type="dxa"/>
-        <w:bottom w:w="0.0" w:type="dxa"/>
-        <w:right w:w="115.0" w:type="dxa"/>
+        <w:top w:w="0" w:type="dxa"/>
+        <w:left w:w="115" w:type="dxa"/>
+        <w:bottom w:w="0" w:type="dxa"/>
+        <w:right w:w="115" w:type="dxa"/>
       </w:tblCellMar>
     </w:tblPr>
   </w:style>
-  <w:style w:type="table" w:styleId="Table3">
-    <w:basedOn w:val="TableNormal"/>
+  <w:style w:type="table" w:customStyle="1" w:styleId="a1">
+    <w:basedOn w:val="TableNormal0"/>
     <w:tblPr>
       <w:tblStyleRowBandSize w:val="1"/>
       <w:tblStyleColBandSize w:val="1"/>
       <w:tblCellMar>
-        <w:top w:w="0.0" w:type="dxa"/>
-        <w:left w:w="115.0" w:type="dxa"/>
-        <w:bottom w:w="0.0" w:type="dxa"/>
-        <w:right w:w="115.0" w:type="dxa"/>
+        <w:top w:w="0" w:type="dxa"/>
+        <w:left w:w="115" w:type="dxa"/>
+        <w:bottom w:w="0" w:type="dxa"/>
+        <w:right w:w="115" w:type="dxa"/>
       </w:tblCellMar>
     </w:tblPr>
+  </w:style>
+  <w:style w:type="table" w:styleId="TableGrid">
+    <w:name w:val="Table Grid"/>
+    <w:basedOn w:val="TableNormal"/>
+    <w:uiPriority w:val="39"/>
+    <w:rsid w:val="00195C94"/>
+    <w:pPr>
+      <w:spacing w:line="240" w:lineRule="auto"/>
+    </w:pPr>
+    <w:tblPr>
+      <w:tblBorders>
+        <w:top w:val="single" w:sz="4" w:space="0" w:color="auto"/>
+        <w:left w:val="single" w:sz="4" w:space="0" w:color="auto"/>
+        <w:bottom w:val="single" w:sz="4" w:space="0" w:color="auto"/>
+        <w:right w:val="single" w:sz="4" w:space="0" w:color="auto"/>
+        <w:insideH w:val="single" w:sz="4" w:space="0" w:color="auto"/>
+        <w:insideV w:val="single" w:sz="4" w:space="0" w:color="auto"/>
+      </w:tblBorders>
+    </w:tblPr>
+  </w:style>
+  <w:style w:type="paragraph" w:styleId="ListParagraph">
+    <w:name w:val="List Paragraph"/>
+    <w:basedOn w:val="Normal"/>
+    <w:uiPriority w:val="34"/>
+    <w:qFormat/>
+    <w:rsid w:val="00195C94"/>
+    <w:pPr>
+      <w:ind w:left="720"/>
+      <w:contextualSpacing/>
+    </w:pPr>
   </w:style>
 </w:styles>
 </file>
